--- a/HW3_code/LP_HW3.docx
+++ b/HW3_code/LP_HW3.docx
@@ -1,13 +1,13 @@
 
 <file path=word/document.xml><?xml version="1.0" encoding="utf-8"?>
-<w:document xmlns:w="http://schemas.openxmlformats.org/wordprocessingml/2006/main" xmlns:m="http://schemas.openxmlformats.org/officeDocument/2006/math" xmlns:r="http://schemas.openxmlformats.org/officeDocument/2006/relationships" xmlns:o="urn:schemas-microsoft-com:office:office" xmlns:v="urn:schemas-microsoft-com:vml" xmlns:w10="urn:schemas-microsoft-com:office:word" xmlns:a="http://schemas.openxmlformats.org/drawingml/2006/main" xmlns:pic="http://schemas.openxmlformats.org/drawingml/2006/picture" xmlns:wp="http://schemas.openxmlformats.org/drawingml/2006/wordprocessingDrawing">
+<w:document xmlns:wpc="http://schemas.microsoft.com/office/word/2010/wordprocessingCanvas" xmlns:cx="http://schemas.microsoft.com/office/drawing/2014/chartex" xmlns:cx1="http://schemas.microsoft.com/office/drawing/2015/9/8/chartex" xmlns:cx2="http://schemas.microsoft.com/office/drawing/2015/10/21/chartex" xmlns:cx3="http://schemas.microsoft.com/office/drawing/2016/5/9/chartex" xmlns:cx4="http://schemas.microsoft.com/office/drawing/2016/5/10/chartex" xmlns:cx5="http://schemas.microsoft.com/office/drawing/2016/5/11/chartex" xmlns:cx6="http://schemas.microsoft.com/office/drawing/2016/5/12/chartex" xmlns:cx7="http://schemas.microsoft.com/office/drawing/2016/5/13/chartex" xmlns:cx8="http://schemas.microsoft.com/office/drawing/2016/5/14/chartex" xmlns:mc="http://schemas.openxmlformats.org/markup-compatibility/2006" xmlns:aink="http://schemas.microsoft.com/office/drawing/2016/ink" xmlns:am3d="http://schemas.microsoft.com/office/drawing/2017/model3d" xmlns:o="urn:schemas-microsoft-com:office:office" xmlns:oel="http://schemas.microsoft.com/office/2019/extlst" xmlns:r="http://schemas.openxmlformats.org/officeDocument/2006/relationships" xmlns:m="http://schemas.openxmlformats.org/officeDocument/2006/math" xmlns:v="urn:schemas-microsoft-com:vml" xmlns:wp14="http://schemas.microsoft.com/office/word/2010/wordprocessingDrawing" xmlns:wp="http://schemas.openxmlformats.org/drawingml/2006/wordprocessingDrawing" xmlns:w10="urn:schemas-microsoft-com:office:word" xmlns:w="http://schemas.openxmlformats.org/wordprocessingml/2006/main" xmlns:w14="http://schemas.microsoft.com/office/word/2010/wordml" xmlns:w15="http://schemas.microsoft.com/office/word/2012/wordml" xmlns:w16cex="http://schemas.microsoft.com/office/word/2018/wordml/cex" xmlns:w16cid="http://schemas.microsoft.com/office/word/2016/wordml/cid" xmlns:w16="http://schemas.microsoft.com/office/word/2018/wordml" xmlns:w16du="http://schemas.microsoft.com/office/word/2023/wordml/word16du" xmlns:w16sdtdh="http://schemas.microsoft.com/office/word/2020/wordml/sdtdatahash" xmlns:w16sdtfl="http://schemas.microsoft.com/office/word/2024/wordml/sdtformatlock" xmlns:w16se="http://schemas.microsoft.com/office/word/2015/wordml/symex" xmlns:wpg="http://schemas.microsoft.com/office/word/2010/wordprocessingGroup" xmlns:wpi="http://schemas.microsoft.com/office/word/2010/wordprocessingInk" xmlns:wne="http://schemas.microsoft.com/office/word/2006/wordml" xmlns:wps="http://schemas.microsoft.com/office/word/2010/wordprocessingShape" mc:Ignorable="w14 w15 w16se w16cid w16 w16cex w16sdtdh w16sdtfl w16du wp14">
   <w:body>
     <w:p>
       <w:pPr>
         <w:pStyle w:val="Title"/>
       </w:pPr>
       <w:r>
-        <w:t xml:space="preserve">Homework-03</w:t>
+        <w:t>Homework-03</w:t>
       </w:r>
     </w:p>
     <w:p>
@@ -15,7 +15,7 @@
         <w:pStyle w:val="Author"/>
       </w:pPr>
       <w:r>
-        <w:t xml:space="preserve">Leah Pettway</w:t>
+        <w:t>Leah Pettway</w:t>
       </w:r>
     </w:p>
     <w:p>
@@ -23,8 +23,21 @@
         <w:pStyle w:val="FirstParagraph"/>
       </w:pPr>
       <w:r>
-        <w:t xml:space="preserve">Github repository: https://github.com/leahlamarre-ship-it/ENVS-193DS_homework-03</w:t>
-      </w:r>
+        <w:t xml:space="preserve">Github repository: </w:t>
+      </w:r>
+      <w:hyperlink r:id="rId5" w:history="1">
+        <w:r>
+          <w:rPr>
+            <w:rStyle w:val="Hyperlink"/>
+          </w:rPr>
+          <w:t>https://github.com/leahlamarre-ship-it/ENVS-193DS_homework-03</w:t>
+        </w:r>
+      </w:hyperlink>
+    </w:p>
+    <w:p>
+      <w:pPr>
+        <w:pStyle w:val="BodyText"/>
+      </w:pPr>
     </w:p>
     <w:p>
       <w:pPr>
@@ -34,7 +47,7 @@
         <w:rPr>
           <w:rStyle w:val="FunctionTok"/>
         </w:rPr>
-        <w:t xml:space="preserve">library</w:t>
+        <w:t>library</w:t>
       </w:r>
       <w:r>
         <w:rPr>
@@ -46,7 +59,7 @@
         <w:rPr>
           <w:rStyle w:val="CommentTok"/>
         </w:rPr>
-        <w:t xml:space="preserve">#loading in packages</w:t>
+        <w:t>#loading in packages</w:t>
       </w:r>
       <w:r>
         <w:br/>
@@ -55,7 +68,7 @@
         <w:rPr>
           <w:rStyle w:val="FunctionTok"/>
         </w:rPr>
-        <w:t xml:space="preserve">library</w:t>
+        <w:t>library</w:t>
       </w:r>
       <w:r>
         <w:rPr>
@@ -67,7 +80,7 @@
         <w:rPr>
           <w:rStyle w:val="CommentTok"/>
         </w:rPr>
-        <w:t xml:space="preserve">#loading in janitor</w:t>
+        <w:t>#loading in janitor</w:t>
       </w:r>
       <w:r>
         <w:br/>
@@ -76,7 +89,7 @@
         <w:rPr>
           <w:rStyle w:val="FunctionTok"/>
         </w:rPr>
-        <w:t xml:space="preserve">library</w:t>
+        <w:t>library</w:t>
       </w:r>
       <w:r>
         <w:rPr>
@@ -88,7 +101,7 @@
         <w:rPr>
           <w:rStyle w:val="CommentTok"/>
         </w:rPr>
-        <w:t xml:space="preserve">#loading in here</w:t>
+        <w:t>#loading in here</w:t>
       </w:r>
       <w:r>
         <w:br/>
@@ -97,7 +110,7 @@
         <w:rPr>
           <w:rStyle w:val="FunctionTok"/>
         </w:rPr>
-        <w:t xml:space="preserve">library</w:t>
+        <w:t>library</w:t>
       </w:r>
       <w:r>
         <w:rPr>
@@ -109,7 +122,7 @@
         <w:rPr>
           <w:rStyle w:val="CommentTok"/>
         </w:rPr>
-        <w:t xml:space="preserve">#loading in readxl</w:t>
+        <w:t>#loading in readxl</w:t>
       </w:r>
       <w:r>
         <w:br/>
@@ -127,7 +140,7 @@
         <w:rPr>
           <w:rStyle w:val="OtherTok"/>
         </w:rPr>
-        <w:t xml:space="preserve">&lt;-</w:t>
+        <w:t>&lt;-</w:t>
       </w:r>
       <w:r>
         <w:rPr>
@@ -139,19 +152,19 @@
         <w:rPr>
           <w:rStyle w:val="FunctionTok"/>
         </w:rPr>
-        <w:t xml:space="preserve">read_csv</w:t>
-      </w:r>
-      <w:r>
-        <w:rPr>
-          <w:rStyle w:val="NormalTok"/>
-        </w:rPr>
-        <w:t xml:space="preserve">(</w:t>
+        <w:t>read_csv</w:t>
+      </w:r>
+      <w:r>
+        <w:rPr>
+          <w:rStyle w:val="NormalTok"/>
+        </w:rPr>
+        <w:t>(</w:t>
       </w:r>
       <w:r>
         <w:rPr>
           <w:rStyle w:val="StringTok"/>
         </w:rPr>
-        <w:t xml:space="preserve">"/Users/leahpettway/ENVS-193DS/github/ENVS-193DS_homework-03/HW3_data/salinity-pickleweed (1).csv"</w:t>
+        <w:t>"/Users/leahpettway/ENVS-193DS/github/ENVS-193DS_homework-03/HW3_data/salinity-pickleweed (1).csv"</w:t>
       </w:r>
       <w:r>
         <w:rPr>
@@ -163,7 +176,7 @@
         <w:rPr>
           <w:rStyle w:val="CommentTok"/>
         </w:rPr>
-        <w:t xml:space="preserve">#loading in the data</w:t>
+        <w:t>#loading in the data</w:t>
       </w:r>
       <w:r>
         <w:br/>
@@ -181,7 +194,7 @@
         <w:rPr>
           <w:rStyle w:val="OtherTok"/>
         </w:rPr>
-        <w:t xml:space="preserve">&lt;-</w:t>
+        <w:t>&lt;-</w:t>
       </w:r>
       <w:r>
         <w:rPr>
@@ -193,19 +206,19 @@
         <w:rPr>
           <w:rStyle w:val="FunctionTok"/>
         </w:rPr>
-        <w:t xml:space="preserve">read_csv</w:t>
-      </w:r>
-      <w:r>
-        <w:rPr>
-          <w:rStyle w:val="NormalTok"/>
-        </w:rPr>
-        <w:t xml:space="preserve">(</w:t>
+        <w:t>read_csv</w:t>
+      </w:r>
+      <w:r>
+        <w:rPr>
+          <w:rStyle w:val="NormalTok"/>
+        </w:rPr>
+        <w:t>(</w:t>
       </w:r>
       <w:r>
         <w:rPr>
           <w:rStyle w:val="StringTok"/>
         </w:rPr>
-        <w:t xml:space="preserve">"/Users/leahpettway/ENVS-193DS/github/ENVS-193DS_homework-03/HW3_data/Personal_data.csv"</w:t>
+        <w:t>"/Users/leahpettway/ENVS-193DS/github/ENVS-193DS_homework-03/HW3_data/Personal_data.csv"</w:t>
       </w:r>
       <w:r>
         <w:rPr>
@@ -217,7 +230,7 @@
         <w:rPr>
           <w:rStyle w:val="CommentTok"/>
         </w:rPr>
-        <w:t xml:space="preserve">#loading in personal data</w:t>
+        <w:t>#loading in personal data</w:t>
       </w:r>
     </w:p>
     <w:p>
@@ -234,7 +247,7 @@
         <w:rPr>
           <w:rStyle w:val="OtherTok"/>
         </w:rPr>
-        <w:t xml:space="preserve">&lt;-</w:t>
+        <w:t>&lt;-</w:t>
       </w:r>
       <w:r>
         <w:rPr>
@@ -246,7 +259,7 @@
         <w:rPr>
           <w:rStyle w:val="SpecialCharTok"/>
         </w:rPr>
-        <w:t xml:space="preserve">|&gt;</w:t>
+        <w:t>|&gt;</w:t>
       </w:r>
       <w:r>
         <w:rPr>
@@ -273,7 +286,7 @@
         <w:rPr>
           <w:rStyle w:val="FunctionTok"/>
         </w:rPr>
-        <w:t xml:space="preserve">clean_names</w:t>
+        <w:t>clean_names</w:t>
       </w:r>
       <w:r>
         <w:rPr>
@@ -285,28 +298,307 @@
         <w:rPr>
           <w:rStyle w:val="CommentTok"/>
         </w:rPr>
-        <w:t xml:space="preserve">#cleaning the whole my_data file</w:t>
-      </w:r>
-      <w:r>
-        <w:br/>
+        <w:t>#cleaning the whole my_data file</w:t>
+      </w:r>
+    </w:p>
+    <w:p>
+      <w:pPr>
+        <w:pStyle w:val="Heading2"/>
+      </w:pPr>
+      <w:bookmarkStart w:id="0" w:name="part-2.-problems"/>
+      <w:r>
+        <w:t>Part 2. Problems</w:t>
+      </w:r>
+    </w:p>
+    <w:p>
+      <w:pPr>
+        <w:pStyle w:val="Heading3"/>
+      </w:pPr>
+      <w:bookmarkStart w:id="1" w:name="problem-1.-slough-soil-salinity"/>
+      <w:r>
+        <w:t>Problem 1. Slough soil salinity</w:t>
+      </w:r>
+    </w:p>
+    <w:p>
+      <w:pPr>
+        <w:pStyle w:val="Heading4"/>
+      </w:pPr>
+      <w:bookmarkStart w:id="2" w:name="a.-an-appropriate-test"/>
+      <w:r>
+        <w:t>a. An appropriate test</w:t>
+      </w:r>
+    </w:p>
+    <w:p>
+      <w:pPr>
+        <w:pStyle w:val="Heading5"/>
+      </w:pPr>
+      <w:bookmarkStart w:id="3" w:name="Xcd011fc1c8139bc556baac95a488206bb9d6a09"/>
+      <w:r>
+        <w:t xml:space="preserve">The appropriate tests to determine the strength of the relationship between salinity and California pickleweed biomnass is a pearson and spearman correlation test since both </w:t>
+      </w:r>
+      <w:r>
+        <w:t>tests</w:t>
+      </w:r>
+      <w:r>
+        <w:t xml:space="preserve"> how two variables are related to eachother or their strength of correlation.</w:t>
+      </w:r>
+      <w:r>
+        <w:t xml:space="preserve"> Pearson does this with variables that are continuous while spearman follows nominal or ranked data .</w:t>
+      </w:r>
+    </w:p>
+    <w:p>
+      <w:pPr>
+        <w:pStyle w:val="Heading4"/>
+      </w:pPr>
+      <w:bookmarkStart w:id="4" w:name="b.-create-a-visualization"/>
+      <w:bookmarkEnd w:id="2"/>
+      <w:bookmarkEnd w:id="3"/>
+      <w:r>
+        <w:t>b. Create a visualization</w:t>
+      </w:r>
+    </w:p>
+    <w:p>
+      <w:pPr>
+        <w:pStyle w:val="SourceCode"/>
+      </w:pPr>
+      <w:r>
+        <w:rPr>
+          <w:rStyle w:val="NormalTok"/>
+        </w:rPr>
+        <w:t xml:space="preserve">salinity_clean </w:t>
+      </w:r>
+      <w:r>
+        <w:rPr>
+          <w:rStyle w:val="OtherTok"/>
+        </w:rPr>
+        <w:t>&lt;-</w:t>
+      </w:r>
+      <w:r>
+        <w:rPr>
+          <w:rStyle w:val="NormalTok"/>
+        </w:rPr>
+        <w:t xml:space="preserve"> salinity </w:t>
+      </w:r>
+      <w:r>
+        <w:rPr>
+          <w:rStyle w:val="SpecialCharTok"/>
+        </w:rPr>
+        <w:t>|&gt;</w:t>
+      </w:r>
+      <w:r>
+        <w:rPr>
+          <w:rStyle w:val="NormalTok"/>
+        </w:rPr>
+        <w:t xml:space="preserve"> </w:t>
+      </w:r>
+      <w:r>
+        <w:rPr>
+          <w:rStyle w:val="CommentTok"/>
+        </w:rPr>
+        <w:t>#new object created from salinity data frame</w:t>
+      </w:r>
+      <w:r>
+        <w:br/>
+      </w:r>
+      <w:r>
+        <w:rPr>
+          <w:rStyle w:val="NormalTok"/>
+        </w:rPr>
+        <w:t xml:space="preserve">  </w:t>
       </w:r>
       <w:r>
         <w:rPr>
           <w:rStyle w:val="FunctionTok"/>
         </w:rPr>
-        <w:t xml:space="preserve">slice_sample</w:t>
-      </w:r>
-      <w:r>
-        <w:rPr>
-          <w:rStyle w:val="NormalTok"/>
-        </w:rPr>
-        <w:t xml:space="preserve">(my_data_clean, </w:t>
+        <w:t>clean_names</w:t>
+      </w:r>
+      <w:r>
+        <w:rPr>
+          <w:rStyle w:val="NormalTok"/>
+        </w:rPr>
+        <w:t xml:space="preserve">() </w:t>
+      </w:r>
+      <w:r>
+        <w:rPr>
+          <w:rStyle w:val="SpecialCharTok"/>
+        </w:rPr>
+        <w:t>|&gt;</w:t>
+      </w:r>
+      <w:r>
+        <w:rPr>
+          <w:rStyle w:val="NormalTok"/>
+        </w:rPr>
+        <w:t xml:space="preserve"> </w:t>
+      </w:r>
+      <w:r>
+        <w:rPr>
+          <w:rStyle w:val="CommentTok"/>
+        </w:rPr>
+        <w:t># cleaning up names so all are lowercase and no spaces</w:t>
+      </w:r>
+      <w:r>
+        <w:br/>
+      </w:r>
+      <w:r>
+        <w:rPr>
+          <w:rStyle w:val="NormalTok"/>
+        </w:rPr>
+        <w:t xml:space="preserve">  </w:t>
+      </w:r>
+      <w:r>
+        <w:rPr>
+          <w:rStyle w:val="FunctionTok"/>
+        </w:rPr>
+        <w:t>rename</w:t>
+      </w:r>
+      <w:r>
+        <w:rPr>
+          <w:rStyle w:val="NormalTok"/>
+        </w:rPr>
+        <w:t>(</w:t>
+      </w:r>
+      <w:r>
+        <w:rPr>
+          <w:rStyle w:val="StringTok"/>
+        </w:rPr>
+        <w:t>"pickleweed_g"</w:t>
+      </w:r>
+      <w:r>
+        <w:rPr>
+          <w:rStyle w:val="NormalTok"/>
+        </w:rPr>
+        <w:t xml:space="preserve"> </w:t>
+      </w:r>
+      <w:r>
+        <w:rPr>
+          <w:rStyle w:val="OtherTok"/>
+        </w:rPr>
+        <w:t>=</w:t>
+      </w:r>
+      <w:r>
+        <w:rPr>
+          <w:rStyle w:val="NormalTok"/>
+        </w:rPr>
+        <w:t xml:space="preserve"> </w:t>
+      </w:r>
+      <w:r>
+        <w:rPr>
+          <w:rStyle w:val="StringTok"/>
+        </w:rPr>
+        <w:t>"pickleweed"</w:t>
+      </w:r>
+      <w:r>
+        <w:rPr>
+          <w:rStyle w:val="NormalTok"/>
+        </w:rPr>
+        <w:t xml:space="preserve">) </w:t>
+      </w:r>
+      <w:r>
+        <w:rPr>
+          <w:rStyle w:val="CommentTok"/>
+        </w:rPr>
+        <w:t># including the unit pickle weed is in</w:t>
+      </w:r>
+    </w:p>
+    <w:p>
+      <w:pPr>
+        <w:pStyle w:val="SourceCode"/>
+      </w:pPr>
+      <w:r>
+        <w:rPr>
+          <w:rStyle w:val="FunctionTok"/>
+        </w:rPr>
+        <w:t>ggplot</w:t>
+      </w:r>
+      <w:r>
+        <w:rPr>
+          <w:rStyle w:val="NormalTok"/>
+        </w:rPr>
+        <w:t>(</w:t>
       </w:r>
       <w:r>
         <w:rPr>
           <w:rStyle w:val="AttributeTok"/>
         </w:rPr>
-        <w:t xml:space="preserve">n =</w:t>
+        <w:t>data =</w:t>
+      </w:r>
+      <w:r>
+        <w:rPr>
+          <w:rStyle w:val="NormalTok"/>
+        </w:rPr>
+        <w:t xml:space="preserve"> salinity_clean, </w:t>
+      </w:r>
+      <w:r>
+        <w:rPr>
+          <w:rStyle w:val="CommentTok"/>
+        </w:rPr>
+        <w:t>#use salinity_clean data frame</w:t>
+      </w:r>
+      <w:r>
+        <w:br/>
+      </w:r>
+      <w:r>
+        <w:rPr>
+          <w:rStyle w:val="NormalTok"/>
+        </w:rPr>
+        <w:t xml:space="preserve">       </w:t>
+      </w:r>
+      <w:r>
+        <w:rPr>
+          <w:rStyle w:val="FunctionTok"/>
+        </w:rPr>
+        <w:t>aes</w:t>
+      </w:r>
+      <w:r>
+        <w:rPr>
+          <w:rStyle w:val="NormalTok"/>
+        </w:rPr>
+        <w:t>(</w:t>
+      </w:r>
+      <w:r>
+        <w:rPr>
+          <w:rStyle w:val="AttributeTok"/>
+        </w:rPr>
+        <w:t>x =</w:t>
+      </w:r>
+      <w:r>
+        <w:rPr>
+          <w:rStyle w:val="NormalTok"/>
+        </w:rPr>
+        <w:t xml:space="preserve"> salinity_m_s_cm, </w:t>
+      </w:r>
+      <w:r>
+        <w:rPr>
+          <w:rStyle w:val="CommentTok"/>
+        </w:rPr>
+        <w:t>#make the x-axis salinity_m_s_cm</w:t>
+      </w:r>
+      <w:r>
+        <w:br/>
+      </w:r>
+      <w:r>
+        <w:rPr>
+          <w:rStyle w:val="NormalTok"/>
+        </w:rPr>
+        <w:t xml:space="preserve">           </w:t>
+      </w:r>
+      <w:r>
+        <w:rPr>
+          <w:rStyle w:val="AttributeTok"/>
+        </w:rPr>
+        <w:t>y =</w:t>
+      </w:r>
+      <w:r>
+        <w:rPr>
+          <w:rStyle w:val="NormalTok"/>
+        </w:rPr>
+        <w:t xml:space="preserve"> pickleweed_g)) </w:t>
+      </w:r>
+      <w:r>
+        <w:rPr>
+          <w:rStyle w:val="SpecialCharTok"/>
+        </w:rPr>
+        <w:t>+</w:t>
       </w:r>
       <w:r>
         <w:rPr>
@@ -316,9 +608,48 @@
       </w:r>
       <w:r>
         <w:rPr>
-          <w:rStyle w:val="DecValTok"/>
-        </w:rPr>
-        <w:t xml:space="preserve">10</w:t>
+          <w:rStyle w:val="CommentTok"/>
+        </w:rPr>
+        <w:t># make the y-axis pickleweed_g</w:t>
+      </w:r>
+      <w:r>
+        <w:br/>
+      </w:r>
+      <w:r>
+        <w:rPr>
+          <w:rStyle w:val="NormalTok"/>
+        </w:rPr>
+        <w:t xml:space="preserve">  </w:t>
+      </w:r>
+      <w:r>
+        <w:rPr>
+          <w:rStyle w:val="FunctionTok"/>
+        </w:rPr>
+        <w:t>geom_point</w:t>
+      </w:r>
+      <w:r>
+        <w:rPr>
+          <w:rStyle w:val="NormalTok"/>
+        </w:rPr>
+        <w:t>(</w:t>
+      </w:r>
+      <w:r>
+        <w:rPr>
+          <w:rStyle w:val="AttributeTok"/>
+        </w:rPr>
+        <w:t>color =</w:t>
+      </w:r>
+      <w:r>
+        <w:rPr>
+          <w:rStyle w:val="NormalTok"/>
+        </w:rPr>
+        <w:t xml:space="preserve"> </w:t>
+      </w:r>
+      <w:r>
+        <w:rPr>
+          <w:rStyle w:val="StringTok"/>
+        </w:rPr>
+        <w:t>"forestgreen"</w:t>
       </w:r>
       <w:r>
         <w:rPr>
@@ -328,231 +659,9 @@
       </w:r>
       <w:r>
         <w:rPr>
-          <w:rStyle w:val="CommentTok"/>
-        </w:rPr>
-        <w:t xml:space="preserve">#take a sample of ten rows from the data</w:t>
-      </w:r>
-    </w:p>
-    <w:p>
-      <w:pPr>
-        <w:pStyle w:val="SourceCode"/>
-      </w:pPr>
-      <w:r>
-        <w:rPr>
-          <w:rStyle w:val="VerbatimChar"/>
-        </w:rPr>
-        <w:t xml:space="preserve"># A tibble: 10 × 8</w:t>
-      </w:r>
-      <w:r>
-        <w:br/>
-      </w:r>
-      <w:r>
-        <w:rPr>
-          <w:rStyle w:val="VerbatimChar"/>
-        </w:rPr>
-        <w:t xml:space="preserve">   date    time_of_day_hh_mm amount_of_protein_grams type_of_protein</w:t>
-      </w:r>
-      <w:r>
-        <w:br/>
-      </w:r>
-      <w:r>
-        <w:rPr>
-          <w:rStyle w:val="VerbatimChar"/>
-        </w:rPr>
-        <w:t xml:space="preserve">   &lt;chr&gt;   &lt;time&gt;                              &lt;dbl&gt; &lt;chr&gt;          </w:t>
-      </w:r>
-      <w:r>
-        <w:br/>
-      </w:r>
-      <w:r>
-        <w:rPr>
-          <w:rStyle w:val="VerbatimChar"/>
-        </w:rPr>
-        <w:t xml:space="preserve"> 1 1/28/26 20:45                                  50 whey           </w:t>
-      </w:r>
-      <w:r>
-        <w:br/>
-      </w:r>
-      <w:r>
-        <w:rPr>
-          <w:rStyle w:val="VerbatimChar"/>
-        </w:rPr>
-        <w:t xml:space="preserve"> 2 2/15/26 21:30                                  20 collagen       </w:t>
-      </w:r>
-      <w:r>
-        <w:br/>
-      </w:r>
-      <w:r>
-        <w:rPr>
-          <w:rStyle w:val="VerbatimChar"/>
-        </w:rPr>
-        <w:t xml:space="preserve"> 3 2/8/26  21:09                                  20 collagen       </w:t>
-      </w:r>
-      <w:r>
-        <w:br/>
-      </w:r>
-      <w:r>
-        <w:rPr>
-          <w:rStyle w:val="VerbatimChar"/>
-        </w:rPr>
-        <w:t xml:space="preserve"> 4 3/2/26  21:19                                  20 collagen       </w:t>
-      </w:r>
-      <w:r>
-        <w:br/>
-      </w:r>
-      <w:r>
-        <w:rPr>
-          <w:rStyle w:val="VerbatimChar"/>
-        </w:rPr>
-        <w:t xml:space="preserve"> 5 1/31/26 18:22                                  80 multiple       </w:t>
-      </w:r>
-      <w:r>
-        <w:br/>
-      </w:r>
-      <w:r>
-        <w:rPr>
-          <w:rStyle w:val="VerbatimChar"/>
-        </w:rPr>
-        <w:t xml:space="preserve"> 6 3/3/26  19:27                                  20 collagen       </w:t>
-      </w:r>
-      <w:r>
-        <w:br/>
-      </w:r>
-      <w:r>
-        <w:rPr>
-          <w:rStyle w:val="VerbatimChar"/>
-        </w:rPr>
-        <w:t xml:space="preserve"> 7 1/25/26 22:13                                  20 collagen       </w:t>
-      </w:r>
-      <w:r>
-        <w:br/>
-      </w:r>
-      <w:r>
-        <w:rPr>
-          <w:rStyle w:val="VerbatimChar"/>
-        </w:rPr>
-        <w:t xml:space="preserve"> 8 2/18/26 21:43                                  80 multiple       </w:t>
-      </w:r>
-      <w:r>
-        <w:br/>
-      </w:r>
-      <w:r>
-        <w:rPr>
-          <w:rStyle w:val="VerbatimChar"/>
-        </w:rPr>
-        <w:t xml:space="preserve"> 9 2/4/26  21:20                                  20 collagen       </w:t>
-      </w:r>
-      <w:r>
-        <w:br/>
-      </w:r>
-      <w:r>
-        <w:rPr>
-          <w:rStyle w:val="VerbatimChar"/>
-        </w:rPr>
-        <w:t xml:space="preserve">10 1/30/26 22:15                                  20 collagen       </w:t>
-      </w:r>
-      <w:r>
-        <w:br/>
-      </w:r>
-      <w:r>
-        <w:rPr>
-          <w:rStyle w:val="VerbatimChar"/>
-        </w:rPr>
-        <w:t xml:space="preserve"># ℹ 4 more variables: total_caloric_count_of_protein &lt;dbl&gt;,</w:t>
-      </w:r>
-      <w:r>
-        <w:br/>
-      </w:r>
-      <w:r>
-        <w:rPr>
-          <w:rStyle w:val="VerbatimChar"/>
-        </w:rPr>
-        <w:t xml:space="preserve">#   number_of_calories_burned_calories &lt;dbl&gt;, caffeine_intake_milligrams &lt;dbl&gt;,</w:t>
-      </w:r>
-      <w:r>
-        <w:br/>
-      </w:r>
-      <w:r>
-        <w:rPr>
-          <w:rStyle w:val="VerbatimChar"/>
-        </w:rPr>
-        <w:t xml:space="preserve">#   rugby_practice_day_yes_or_no &lt;chr&gt;</w:t>
-      </w:r>
-    </w:p>
-    <w:bookmarkStart w:id="56" w:name="part-2.-problems"/>
-    <w:p>
-      <w:pPr>
-        <w:pStyle w:val="Heading2"/>
-      </w:pPr>
-      <w:r>
-        <w:t xml:space="preserve">Part 2. Problems</w:t>
-      </w:r>
-    </w:p>
-    <w:bookmarkStart w:id="43" w:name="problem-1.-slough-soil-salinity"/>
-    <w:p>
-      <w:pPr>
-        <w:pStyle w:val="Heading3"/>
-      </w:pPr>
-      <w:r>
-        <w:t xml:space="preserve">Problem 1. Slough soil salinity</w:t>
-      </w:r>
-    </w:p>
-    <w:bookmarkStart w:id="21" w:name="a.-an-appropriate-test"/>
-    <w:p>
-      <w:pPr>
-        <w:pStyle w:val="Heading4"/>
-      </w:pPr>
-      <w:r>
-        <w:t xml:space="preserve">a. An appropriate test</w:t>
-      </w:r>
-    </w:p>
-    <w:bookmarkStart w:id="20" w:name="Xcd011fc1c8139bc556baac95a488206bb9d6a09"/>
-    <w:p>
-      <w:pPr>
-        <w:pStyle w:val="Heading5"/>
-      </w:pPr>
-      <w:r>
-        <w:t xml:space="preserve">The appropriate tests to determine the strength of the relationship between salinity and California pickleweed biomnass is a pearson and spearman correlation test since both test how two variables are related to eachother or their strength of correlation.</w:t>
-      </w:r>
-    </w:p>
-    <w:bookmarkEnd w:id="20"/>
-    <w:bookmarkEnd w:id="21"/>
-    <w:bookmarkStart w:id="25" w:name="b.-create-a-visualization"/>
-    <w:p>
-      <w:pPr>
-        <w:pStyle w:val="Heading4"/>
-      </w:pPr>
-      <w:r>
-        <w:t xml:space="preserve">b. Create a visualization</w:t>
-      </w:r>
-    </w:p>
-    <w:p>
-      <w:pPr>
-        <w:pStyle w:val="SourceCode"/>
-      </w:pPr>
-      <w:r>
-        <w:rPr>
-          <w:rStyle w:val="NormalTok"/>
-        </w:rPr>
-        <w:t xml:space="preserve">salinity_clean </w:t>
-      </w:r>
-      <w:r>
-        <w:rPr>
-          <w:rStyle w:val="OtherTok"/>
-        </w:rPr>
-        <w:t xml:space="preserve">&lt;-</w:t>
-      </w:r>
-      <w:r>
-        <w:rPr>
-          <w:rStyle w:val="NormalTok"/>
-        </w:rPr>
-        <w:t xml:space="preserve"> salinity </w:t>
-      </w:r>
-      <w:r>
-        <w:rPr>
           <w:rStyle w:val="SpecialCharTok"/>
         </w:rPr>
-        <w:t xml:space="preserve">|&gt;</w:t>
+        <w:t>+</w:t>
       </w:r>
       <w:r>
         <w:rPr>
@@ -564,7 +673,7 @@
         <w:rPr>
           <w:rStyle w:val="CommentTok"/>
         </w:rPr>
-        <w:t xml:space="preserve">#new object created from salinity data frame</w:t>
+        <w:t># add point geometry</w:t>
       </w:r>
       <w:r>
         <w:br/>
@@ -579,7 +688,109 @@
         <w:rPr>
           <w:rStyle w:val="FunctionTok"/>
         </w:rPr>
-        <w:t xml:space="preserve">clean_names</w:t>
+        <w:t>labs</w:t>
+      </w:r>
+      <w:r>
+        <w:rPr>
+          <w:rStyle w:val="NormalTok"/>
+        </w:rPr>
+        <w:t>(</w:t>
+      </w:r>
+      <w:r>
+        <w:rPr>
+          <w:rStyle w:val="AttributeTok"/>
+        </w:rPr>
+        <w:t>x =</w:t>
+      </w:r>
+      <w:r>
+        <w:rPr>
+          <w:rStyle w:val="NormalTok"/>
+        </w:rPr>
+        <w:t xml:space="preserve"> </w:t>
+      </w:r>
+      <w:r>
+        <w:rPr>
+          <w:rStyle w:val="StringTok"/>
+        </w:rPr>
+        <w:t>"Salinity (mS/cm)"</w:t>
+      </w:r>
+      <w:r>
+        <w:rPr>
+          <w:rStyle w:val="NormalTok"/>
+        </w:rPr>
+        <w:t xml:space="preserve">, </w:t>
+      </w:r>
+      <w:r>
+        <w:rPr>
+          <w:rStyle w:val="CommentTok"/>
+        </w:rPr>
+        <w:t>#relabel the x-axis</w:t>
+      </w:r>
+      <w:r>
+        <w:br/>
+      </w:r>
+      <w:r>
+        <w:rPr>
+          <w:rStyle w:val="NormalTok"/>
+        </w:rPr>
+        <w:t xml:space="preserve">       </w:t>
+      </w:r>
+      <w:r>
+        <w:rPr>
+          <w:rStyle w:val="AttributeTok"/>
+        </w:rPr>
+        <w:t>y =</w:t>
+      </w:r>
+      <w:r>
+        <w:rPr>
+          <w:rStyle w:val="NormalTok"/>
+        </w:rPr>
+        <w:t xml:space="preserve"> </w:t>
+      </w:r>
+      <w:r>
+        <w:rPr>
+          <w:rStyle w:val="StringTok"/>
+        </w:rPr>
+        <w:t>"Pickleweed biomass (g)"</w:t>
+      </w:r>
+      <w:r>
+        <w:rPr>
+          <w:rStyle w:val="NormalTok"/>
+        </w:rPr>
+        <w:t xml:space="preserve">) </w:t>
+      </w:r>
+      <w:r>
+        <w:rPr>
+          <w:rStyle w:val="SpecialCharTok"/>
+        </w:rPr>
+        <w:t>+</w:t>
+      </w:r>
+      <w:r>
+        <w:rPr>
+          <w:rStyle w:val="NormalTok"/>
+        </w:rPr>
+        <w:t xml:space="preserve"> </w:t>
+      </w:r>
+      <w:r>
+        <w:rPr>
+          <w:rStyle w:val="CommentTok"/>
+        </w:rPr>
+        <w:t># relabel the y-axis</w:t>
+      </w:r>
+      <w:r>
+        <w:br/>
+      </w:r>
+      <w:r>
+        <w:rPr>
+          <w:rStyle w:val="NormalTok"/>
+        </w:rPr>
+        <w:t xml:space="preserve">  </w:t>
+      </w:r>
+      <w:r>
+        <w:rPr>
+          <w:rStyle w:val="FunctionTok"/>
+        </w:rPr>
+        <w:t>theme_light</w:t>
       </w:r>
       <w:r>
         <w:rPr>
@@ -589,389 +800,9 @@
       </w:r>
       <w:r>
         <w:rPr>
-          <w:rStyle w:val="SpecialCharTok"/>
-        </w:rPr>
-        <w:t xml:space="preserve">|&gt;</w:t>
-      </w:r>
-      <w:r>
-        <w:rPr>
-          <w:rStyle w:val="NormalTok"/>
-        </w:rPr>
-        <w:t xml:space="preserve"> </w:t>
-      </w:r>
-      <w:r>
-        <w:rPr>
-          <w:rStyle w:val="CommentTok"/>
-        </w:rPr>
-        <w:t xml:space="preserve"># cleaning up names so all are lowercase and no spaces</w:t>
-      </w:r>
-      <w:r>
-        <w:br/>
-      </w:r>
-      <w:r>
-        <w:rPr>
-          <w:rStyle w:val="NormalTok"/>
-        </w:rPr>
-        <w:t xml:space="preserve">  </w:t>
-      </w:r>
-      <w:r>
-        <w:rPr>
-          <w:rStyle w:val="FunctionTok"/>
-        </w:rPr>
-        <w:t xml:space="preserve">rename</w:t>
-      </w:r>
-      <w:r>
-        <w:rPr>
-          <w:rStyle w:val="NormalTok"/>
-        </w:rPr>
-        <w:t xml:space="preserve">(</w:t>
-      </w:r>
-      <w:r>
-        <w:rPr>
-          <w:rStyle w:val="StringTok"/>
-        </w:rPr>
-        <w:t xml:space="preserve">"pickleweed_g"</w:t>
-      </w:r>
-      <w:r>
-        <w:rPr>
-          <w:rStyle w:val="NormalTok"/>
-        </w:rPr>
-        <w:t xml:space="preserve"> </w:t>
-      </w:r>
-      <w:r>
-        <w:rPr>
-          <w:rStyle w:val="OtherTok"/>
-        </w:rPr>
-        <w:t xml:space="preserve">=</w:t>
-      </w:r>
-      <w:r>
-        <w:rPr>
-          <w:rStyle w:val="NormalTok"/>
-        </w:rPr>
-        <w:t xml:space="preserve"> </w:t>
-      </w:r>
-      <w:r>
-        <w:rPr>
-          <w:rStyle w:val="StringTok"/>
-        </w:rPr>
-        <w:t xml:space="preserve">"pickleweed"</w:t>
-      </w:r>
-      <w:r>
-        <w:rPr>
-          <w:rStyle w:val="NormalTok"/>
-        </w:rPr>
-        <w:t xml:space="preserve">) </w:t>
-      </w:r>
-      <w:r>
-        <w:rPr>
-          <w:rStyle w:val="CommentTok"/>
-        </w:rPr>
-        <w:t xml:space="preserve"># including the unit pickle weed is in</w:t>
-      </w:r>
-    </w:p>
-    <w:p>
-      <w:pPr>
-        <w:pStyle w:val="SourceCode"/>
-      </w:pPr>
-      <w:r>
-        <w:rPr>
-          <w:rStyle w:val="FunctionTok"/>
-        </w:rPr>
-        <w:t xml:space="preserve">ggplot</w:t>
-      </w:r>
-      <w:r>
-        <w:rPr>
-          <w:rStyle w:val="NormalTok"/>
-        </w:rPr>
-        <w:t xml:space="preserve">(</w:t>
-      </w:r>
-      <w:r>
-        <w:rPr>
-          <w:rStyle w:val="AttributeTok"/>
-        </w:rPr>
-        <w:t xml:space="preserve">data =</w:t>
-      </w:r>
-      <w:r>
-        <w:rPr>
-          <w:rStyle w:val="NormalTok"/>
-        </w:rPr>
-        <w:t xml:space="preserve"> salinity_clean, </w:t>
-      </w:r>
-      <w:r>
-        <w:rPr>
-          <w:rStyle w:val="CommentTok"/>
-        </w:rPr>
-        <w:t xml:space="preserve">#use salinity_clean data frame</w:t>
-      </w:r>
-      <w:r>
-        <w:br/>
-      </w:r>
-      <w:r>
-        <w:rPr>
-          <w:rStyle w:val="NormalTok"/>
-        </w:rPr>
-        <w:t xml:space="preserve">       </w:t>
-      </w:r>
-      <w:r>
-        <w:rPr>
-          <w:rStyle w:val="FunctionTok"/>
-        </w:rPr>
-        <w:t xml:space="preserve">aes</w:t>
-      </w:r>
-      <w:r>
-        <w:rPr>
-          <w:rStyle w:val="NormalTok"/>
-        </w:rPr>
-        <w:t xml:space="preserve">(</w:t>
-      </w:r>
-      <w:r>
-        <w:rPr>
-          <w:rStyle w:val="AttributeTok"/>
-        </w:rPr>
-        <w:t xml:space="preserve">x =</w:t>
-      </w:r>
-      <w:r>
-        <w:rPr>
-          <w:rStyle w:val="NormalTok"/>
-        </w:rPr>
-        <w:t xml:space="preserve"> salinity_m_s_cm, </w:t>
-      </w:r>
-      <w:r>
-        <w:rPr>
-          <w:rStyle w:val="CommentTok"/>
-        </w:rPr>
-        <w:t xml:space="preserve">#make the x-axis salinity_m_s_cm</w:t>
-      </w:r>
-      <w:r>
-        <w:br/>
-      </w:r>
-      <w:r>
-        <w:rPr>
-          <w:rStyle w:val="NormalTok"/>
-        </w:rPr>
-        <w:t xml:space="preserve">           </w:t>
-      </w:r>
-      <w:r>
-        <w:rPr>
-          <w:rStyle w:val="AttributeTok"/>
-        </w:rPr>
-        <w:t xml:space="preserve">y =</w:t>
-      </w:r>
-      <w:r>
-        <w:rPr>
-          <w:rStyle w:val="NormalTok"/>
-        </w:rPr>
-        <w:t xml:space="preserve"> pickleweed_g)) </w:t>
-      </w:r>
-      <w:r>
-        <w:rPr>
-          <w:rStyle w:val="SpecialCharTok"/>
-        </w:rPr>
-        <w:t xml:space="preserve">+</w:t>
-      </w:r>
-      <w:r>
-        <w:rPr>
-          <w:rStyle w:val="NormalTok"/>
-        </w:rPr>
-        <w:t xml:space="preserve"> </w:t>
-      </w:r>
-      <w:r>
-        <w:rPr>
-          <w:rStyle w:val="CommentTok"/>
-        </w:rPr>
-        <w:t xml:space="preserve"># make the y-axis pickleweed_g</w:t>
-      </w:r>
-      <w:r>
-        <w:br/>
-      </w:r>
-      <w:r>
-        <w:rPr>
-          <w:rStyle w:val="NormalTok"/>
-        </w:rPr>
-        <w:t xml:space="preserve">  </w:t>
-      </w:r>
-      <w:r>
-        <w:rPr>
-          <w:rStyle w:val="FunctionTok"/>
-        </w:rPr>
-        <w:t xml:space="preserve">geom_point</w:t>
-      </w:r>
-      <w:r>
-        <w:rPr>
-          <w:rStyle w:val="NormalTok"/>
-        </w:rPr>
-        <w:t xml:space="preserve">(</w:t>
-      </w:r>
-      <w:r>
-        <w:rPr>
-          <w:rStyle w:val="AttributeTok"/>
-        </w:rPr>
-        <w:t xml:space="preserve">color =</w:t>
-      </w:r>
-      <w:r>
-        <w:rPr>
-          <w:rStyle w:val="NormalTok"/>
-        </w:rPr>
-        <w:t xml:space="preserve"> </w:t>
-      </w:r>
-      <w:r>
-        <w:rPr>
-          <w:rStyle w:val="StringTok"/>
-        </w:rPr>
-        <w:t xml:space="preserve">"forestgreen"</w:t>
-      </w:r>
-      <w:r>
-        <w:rPr>
-          <w:rStyle w:val="NormalTok"/>
-        </w:rPr>
-        <w:t xml:space="preserve">) </w:t>
-      </w:r>
-      <w:r>
-        <w:rPr>
-          <w:rStyle w:val="SpecialCharTok"/>
-        </w:rPr>
-        <w:t xml:space="preserve">+</w:t>
-      </w:r>
-      <w:r>
-        <w:rPr>
-          <w:rStyle w:val="NormalTok"/>
-        </w:rPr>
-        <w:t xml:space="preserve"> </w:t>
-      </w:r>
-      <w:r>
-        <w:rPr>
-          <w:rStyle w:val="CommentTok"/>
-        </w:rPr>
-        <w:t xml:space="preserve"># add point geometry</w:t>
-      </w:r>
-      <w:r>
-        <w:br/>
-      </w:r>
-      <w:r>
-        <w:rPr>
-          <w:rStyle w:val="NormalTok"/>
-        </w:rPr>
-        <w:t xml:space="preserve">  </w:t>
-      </w:r>
-      <w:r>
-        <w:rPr>
-          <w:rStyle w:val="FunctionTok"/>
-        </w:rPr>
-        <w:t xml:space="preserve">labs</w:t>
-      </w:r>
-      <w:r>
-        <w:rPr>
-          <w:rStyle w:val="NormalTok"/>
-        </w:rPr>
-        <w:t xml:space="preserve">(</w:t>
-      </w:r>
-      <w:r>
-        <w:rPr>
-          <w:rStyle w:val="AttributeTok"/>
-        </w:rPr>
-        <w:t xml:space="preserve">x =</w:t>
-      </w:r>
-      <w:r>
-        <w:rPr>
-          <w:rStyle w:val="NormalTok"/>
-        </w:rPr>
-        <w:t xml:space="preserve"> </w:t>
-      </w:r>
-      <w:r>
-        <w:rPr>
-          <w:rStyle w:val="StringTok"/>
-        </w:rPr>
-        <w:t xml:space="preserve">"Salinity (mS/cm)"</w:t>
-      </w:r>
-      <w:r>
-        <w:rPr>
-          <w:rStyle w:val="NormalTok"/>
-        </w:rPr>
-        <w:t xml:space="preserve">, </w:t>
-      </w:r>
-      <w:r>
-        <w:rPr>
-          <w:rStyle w:val="CommentTok"/>
-        </w:rPr>
-        <w:t xml:space="preserve">#relabel the x-axis</w:t>
-      </w:r>
-      <w:r>
-        <w:br/>
-      </w:r>
-      <w:r>
-        <w:rPr>
-          <w:rStyle w:val="NormalTok"/>
-        </w:rPr>
-        <w:t xml:space="preserve">       </w:t>
-      </w:r>
-      <w:r>
-        <w:rPr>
-          <w:rStyle w:val="AttributeTok"/>
-        </w:rPr>
-        <w:t xml:space="preserve">y =</w:t>
-      </w:r>
-      <w:r>
-        <w:rPr>
-          <w:rStyle w:val="NormalTok"/>
-        </w:rPr>
-        <w:t xml:space="preserve"> </w:t>
-      </w:r>
-      <w:r>
-        <w:rPr>
-          <w:rStyle w:val="StringTok"/>
-        </w:rPr>
-        <w:t xml:space="preserve">"Pickleweed biomass (g)"</w:t>
-      </w:r>
-      <w:r>
-        <w:rPr>
-          <w:rStyle w:val="NormalTok"/>
-        </w:rPr>
-        <w:t xml:space="preserve">) </w:t>
-      </w:r>
-      <w:r>
-        <w:rPr>
-          <w:rStyle w:val="SpecialCharTok"/>
-        </w:rPr>
-        <w:t xml:space="preserve">+</w:t>
-      </w:r>
-      <w:r>
-        <w:rPr>
-          <w:rStyle w:val="NormalTok"/>
-        </w:rPr>
-        <w:t xml:space="preserve"> </w:t>
-      </w:r>
-      <w:r>
-        <w:rPr>
-          <w:rStyle w:val="CommentTok"/>
-        </w:rPr>
-        <w:t xml:space="preserve"># relabel the y-axis</w:t>
-      </w:r>
-      <w:r>
-        <w:br/>
-      </w:r>
-      <w:r>
-        <w:rPr>
-          <w:rStyle w:val="NormalTok"/>
-        </w:rPr>
-        <w:t xml:space="preserve">  </w:t>
-      </w:r>
-      <w:r>
-        <w:rPr>
-          <w:rStyle w:val="FunctionTok"/>
-        </w:rPr>
-        <w:t xml:space="preserve">theme_light</w:t>
-      </w:r>
-      <w:r>
-        <w:rPr>
-          <w:rStyle w:val="NormalTok"/>
-        </w:rPr>
-        <w:t xml:space="preserve">() </w:t>
-      </w:r>
-      <w:r>
-        <w:rPr>
-          <w:rStyle w:val="CommentTok"/>
-        </w:rPr>
-        <w:t xml:space="preserve">#change theme from default</w:t>
+          <w:rStyle w:val="CommentTok"/>
+        </w:rPr>
+        <w:t>#change theme from default</w:t>
       </w:r>
     </w:p>
     <w:p>
@@ -979,22 +810,27 @@
         <w:pStyle w:val="FirstParagraph"/>
       </w:pPr>
       <w:r>
+        <w:rPr>
+          <w:noProof/>
+        </w:rPr>
+        <w:lastRenderedPageBreak/>
         <w:drawing>
-          <wp:inline>
+          <wp:inline distT="0" distB="0" distL="0" distR="0" wp14:anchorId="033C1463" wp14:editId="32E6C520">
             <wp:extent cx="5334000" cy="4267200"/>
-            <wp:effectExtent b="0" l="0" r="0" t="0"/>
-            <wp:docPr descr="" title="" id="23" name="Picture"/>
-            <a:graphic>
+            <wp:effectExtent l="0" t="0" r="0" b="0"/>
+            <wp:docPr id="23" name="Picture"/>
+            <wp:cNvGraphicFramePr/>
+            <a:graphic xmlns:a="http://schemas.openxmlformats.org/drawingml/2006/main">
               <a:graphicData uri="http://schemas.openxmlformats.org/drawingml/2006/picture">
-                <pic:pic>
+                <pic:pic xmlns:pic="http://schemas.openxmlformats.org/drawingml/2006/picture">
                   <pic:nvPicPr>
-                    <pic:cNvPr descr="LP_HW3_files/figure-docx/visualization%20of%20pickleweed%20and%20salinity-1.png" id="24" name="Picture"/>
+                    <pic:cNvPr id="24" name="Picture" descr="LP_HW3_files/figure-docx/visualization%20of%20pickleweed%20and%20salinity-1.png"/>
                     <pic:cNvPicPr>
-                      <a:picLocks noChangeArrowheads="1" noChangeAspect="1"/>
+                      <a:picLocks noChangeAspect="1" noChangeArrowheads="1"/>
                     </pic:cNvPicPr>
                   </pic:nvPicPr>
                   <pic:blipFill>
-                    <a:blip r:embed="rId22"/>
+                    <a:blip r:embed="rId6"/>
                     <a:stretch>
                       <a:fillRect/>
                     </a:stretch>
@@ -1021,23 +857,23 @@
         </w:drawing>
       </w:r>
     </w:p>
-    <w:bookmarkEnd w:id="25"/>
-    <w:bookmarkStart w:id="38" w:name="c.-checking-assumptions"/>
     <w:p>
       <w:pPr>
         <w:pStyle w:val="Heading4"/>
       </w:pPr>
-      <w:r>
-        <w:t xml:space="preserve">C. Checking Assumptions</w:t>
-      </w:r>
-    </w:p>
-    <w:bookmarkStart w:id="29" w:name="assumption-of-a-linear-relationship"/>
+      <w:bookmarkStart w:id="5" w:name="c.-checking-assumptions"/>
+      <w:bookmarkEnd w:id="4"/>
+      <w:r>
+        <w:t>C. Checking Assumptions</w:t>
+      </w:r>
+    </w:p>
     <w:p>
       <w:pPr>
         <w:pStyle w:val="Heading5"/>
       </w:pPr>
-      <w:r>
-        <w:t xml:space="preserve">Assumption of a linear relationship</w:t>
+      <w:bookmarkStart w:id="6" w:name="assumption-of-a-linear-relationship"/>
+      <w:r>
+        <w:t>Assumption of a linear relationship</w:t>
       </w:r>
     </w:p>
     <w:p>
@@ -1048,19 +884,19 @@
         <w:rPr>
           <w:rStyle w:val="FunctionTok"/>
         </w:rPr>
-        <w:t xml:space="preserve">ggplot</w:t>
-      </w:r>
-      <w:r>
-        <w:rPr>
-          <w:rStyle w:val="NormalTok"/>
-        </w:rPr>
-        <w:t xml:space="preserve">(</w:t>
+        <w:t>ggplot</w:t>
+      </w:r>
+      <w:r>
+        <w:rPr>
+          <w:rStyle w:val="NormalTok"/>
+        </w:rPr>
+        <w:t>(</w:t>
       </w:r>
       <w:r>
         <w:rPr>
           <w:rStyle w:val="AttributeTok"/>
         </w:rPr>
-        <w:t xml:space="preserve">data =</w:t>
+        <w:t>data =</w:t>
       </w:r>
       <w:r>
         <w:rPr>
@@ -1072,7 +908,7 @@
         <w:rPr>
           <w:rStyle w:val="CommentTok"/>
         </w:rPr>
-        <w:t xml:space="preserve">#use salinity_clean data frame</w:t>
+        <w:t>#use salinity_clean data frame</w:t>
       </w:r>
       <w:r>
         <w:br/>
@@ -1087,19 +923,19 @@
         <w:rPr>
           <w:rStyle w:val="FunctionTok"/>
         </w:rPr>
-        <w:t xml:space="preserve">aes</w:t>
-      </w:r>
-      <w:r>
-        <w:rPr>
-          <w:rStyle w:val="NormalTok"/>
-        </w:rPr>
-        <w:t xml:space="preserve">(</w:t>
+        <w:t>aes</w:t>
+      </w:r>
+      <w:r>
+        <w:rPr>
+          <w:rStyle w:val="NormalTok"/>
+        </w:rPr>
+        <w:t>(</w:t>
       </w:r>
       <w:r>
         <w:rPr>
           <w:rStyle w:val="AttributeTok"/>
         </w:rPr>
-        <w:t xml:space="preserve">x =</w:t>
+        <w:t>x =</w:t>
       </w:r>
       <w:r>
         <w:rPr>
@@ -1111,7 +947,7 @@
         <w:rPr>
           <w:rStyle w:val="CommentTok"/>
         </w:rPr>
-        <w:t xml:space="preserve">#make the x-axis the predictor variable</w:t>
+        <w:t>#make the x-axis the predictor variable</w:t>
       </w:r>
       <w:r>
         <w:br/>
@@ -1126,7 +962,7 @@
         <w:rPr>
           <w:rStyle w:val="AttributeTok"/>
         </w:rPr>
-        <w:t xml:space="preserve">y =</w:t>
+        <w:t>y =</w:t>
       </w:r>
       <w:r>
         <w:rPr>
@@ -1138,7 +974,7 @@
         <w:rPr>
           <w:rStyle w:val="SpecialCharTok"/>
         </w:rPr>
-        <w:t xml:space="preserve">+</w:t>
+        <w:t>+</w:t>
       </w:r>
       <w:r>
         <w:rPr>
@@ -1150,7 +986,7 @@
         <w:rPr>
           <w:rStyle w:val="CommentTok"/>
         </w:rPr>
-        <w:t xml:space="preserve">#make the y axis the response variable</w:t>
+        <w:t>#make the y axis the response variable</w:t>
       </w:r>
       <w:r>
         <w:br/>
@@ -1165,19 +1001,19 @@
         <w:rPr>
           <w:rStyle w:val="FunctionTok"/>
         </w:rPr>
-        <w:t xml:space="preserve">geom_point</w:t>
-      </w:r>
-      <w:r>
-        <w:rPr>
-          <w:rStyle w:val="NormalTok"/>
-        </w:rPr>
-        <w:t xml:space="preserve">(</w:t>
+        <w:t>geom_point</w:t>
+      </w:r>
+      <w:r>
+        <w:rPr>
+          <w:rStyle w:val="NormalTok"/>
+        </w:rPr>
+        <w:t>(</w:t>
       </w:r>
       <w:r>
         <w:rPr>
           <w:rStyle w:val="AttributeTok"/>
         </w:rPr>
-        <w:t xml:space="preserve">color =</w:t>
+        <w:t>color =</w:t>
       </w:r>
       <w:r>
         <w:rPr>
@@ -1189,7 +1025,7 @@
         <w:rPr>
           <w:rStyle w:val="StringTok"/>
         </w:rPr>
-        <w:t xml:space="preserve">"forestgreen"</w:t>
+        <w:t>"forestgreen"</w:t>
       </w:r>
       <w:r>
         <w:rPr>
@@ -1201,7 +1037,7 @@
         <w:rPr>
           <w:rStyle w:val="SpecialCharTok"/>
         </w:rPr>
-        <w:t xml:space="preserve">+</w:t>
+        <w:t>+</w:t>
       </w:r>
       <w:r>
         <w:rPr>
@@ -1213,7 +1049,7 @@
         <w:rPr>
           <w:rStyle w:val="CommentTok"/>
         </w:rPr>
-        <w:t xml:space="preserve">#add point geometry to plot colored different from the default</w:t>
+        <w:t>#add point geometry to plot colored different from the default</w:t>
       </w:r>
       <w:r>
         <w:br/>
@@ -1228,19 +1064,19 @@
         <w:rPr>
           <w:rStyle w:val="FunctionTok"/>
         </w:rPr>
-        <w:t xml:space="preserve">labs</w:t>
-      </w:r>
-      <w:r>
-        <w:rPr>
-          <w:rStyle w:val="NormalTok"/>
-        </w:rPr>
-        <w:t xml:space="preserve">(</w:t>
+        <w:t>labs</w:t>
+      </w:r>
+      <w:r>
+        <w:rPr>
+          <w:rStyle w:val="NormalTok"/>
+        </w:rPr>
+        <w:t>(</w:t>
       </w:r>
       <w:r>
         <w:rPr>
           <w:rStyle w:val="AttributeTok"/>
         </w:rPr>
-        <w:t xml:space="preserve">x =</w:t>
+        <w:t>x =</w:t>
       </w:r>
       <w:r>
         <w:rPr>
@@ -1252,7 +1088,7 @@
         <w:rPr>
           <w:rStyle w:val="StringTok"/>
         </w:rPr>
-        <w:t xml:space="preserve">"Salinity (mS/cm)"</w:t>
+        <w:t>"Salinity (mS/cm)"</w:t>
       </w:r>
       <w:r>
         <w:rPr>
@@ -1264,7 +1100,7 @@
         <w:rPr>
           <w:rStyle w:val="CommentTok"/>
         </w:rPr>
-        <w:t xml:space="preserve">#relabel the x-axis</w:t>
+        <w:t>#relabel the x-axis</w:t>
       </w:r>
       <w:r>
         <w:br/>
@@ -1279,7 +1115,7 @@
         <w:rPr>
           <w:rStyle w:val="AttributeTok"/>
         </w:rPr>
-        <w:t xml:space="preserve">y =</w:t>
+        <w:t>y =</w:t>
       </w:r>
       <w:r>
         <w:rPr>
@@ -1291,7 +1127,7 @@
         <w:rPr>
           <w:rStyle w:val="StringTok"/>
         </w:rPr>
-        <w:t xml:space="preserve">"Pickleweed biomass (g)"</w:t>
+        <w:t>"Pickleweed biomass (g)"</w:t>
       </w:r>
       <w:r>
         <w:rPr>
@@ -1303,7 +1139,7 @@
         <w:rPr>
           <w:rStyle w:val="SpecialCharTok"/>
         </w:rPr>
-        <w:t xml:space="preserve">+</w:t>
+        <w:t>+</w:t>
       </w:r>
       <w:r>
         <w:rPr>
@@ -1315,7 +1151,7 @@
         <w:rPr>
           <w:rStyle w:val="CommentTok"/>
         </w:rPr>
-        <w:t xml:space="preserve">#relabel the y- axis</w:t>
+        <w:t>#relabel the y- axis</w:t>
       </w:r>
       <w:r>
         <w:br/>
@@ -1330,7 +1166,7 @@
         <w:rPr>
           <w:rStyle w:val="FunctionTok"/>
         </w:rPr>
-        <w:t xml:space="preserve">theme_light</w:t>
+        <w:t>theme_light</w:t>
       </w:r>
       <w:r>
         <w:rPr>
@@ -1342,7 +1178,7 @@
         <w:rPr>
           <w:rStyle w:val="CommentTok"/>
         </w:rPr>
-        <w:t xml:space="preserve"># change theme from default</w:t>
+        <w:t># change theme from default</w:t>
       </w:r>
     </w:p>
     <w:p>
@@ -1350,22 +1186,27 @@
         <w:pStyle w:val="FirstParagraph"/>
       </w:pPr>
       <w:r>
+        <w:rPr>
+          <w:noProof/>
+        </w:rPr>
+        <w:lastRenderedPageBreak/>
         <w:drawing>
-          <wp:inline>
+          <wp:inline distT="0" distB="0" distL="0" distR="0" wp14:anchorId="5A252814" wp14:editId="5E7F74BC">
             <wp:extent cx="5334000" cy="4267200"/>
-            <wp:effectExtent b="0" l="0" r="0" t="0"/>
-            <wp:docPr descr="" title="" id="27" name="Picture"/>
-            <a:graphic>
+            <wp:effectExtent l="0" t="0" r="0" b="0"/>
+            <wp:docPr id="27" name="Picture"/>
+            <wp:cNvGraphicFramePr/>
+            <a:graphic xmlns:a="http://schemas.openxmlformats.org/drawingml/2006/main">
               <a:graphicData uri="http://schemas.openxmlformats.org/drawingml/2006/picture">
-                <pic:pic>
+                <pic:pic xmlns:pic="http://schemas.openxmlformats.org/drawingml/2006/picture">
                   <pic:nvPicPr>
-                    <pic:cNvPr descr="LP_HW3_files/figure-docx/unnamed-chunk-1-1.png" id="28" name="Picture"/>
+                    <pic:cNvPr id="28" name="Picture" descr="LP_HW3_files/figure-docx/unnamed-chunk-1-1.png"/>
                     <pic:cNvPicPr>
-                      <a:picLocks noChangeArrowheads="1" noChangeAspect="1"/>
+                      <a:picLocks noChangeAspect="1" noChangeArrowheads="1"/>
                     </pic:cNvPicPr>
                   </pic:nvPicPr>
                   <pic:blipFill>
-                    <a:blip r:embed="rId26"/>
+                    <a:blip r:embed="rId6"/>
                     <a:stretch>
                       <a:fillRect/>
                     </a:stretch>
@@ -1392,14 +1233,14 @@
         </w:drawing>
       </w:r>
     </w:p>
-    <w:bookmarkEnd w:id="29"/>
-    <w:bookmarkStart w:id="36" w:name="assumption-of-normal-distribution"/>
     <w:p>
       <w:pPr>
         <w:pStyle w:val="Heading5"/>
       </w:pPr>
-      <w:r>
-        <w:t xml:space="preserve">Assumption of normal distribution</w:t>
+      <w:bookmarkStart w:id="7" w:name="assumption-of-normal-distribution"/>
+      <w:bookmarkEnd w:id="6"/>
+      <w:r>
+        <w:t>Assumption of normal distribution</w:t>
       </w:r>
     </w:p>
     <w:p>
@@ -1410,7 +1251,7 @@
         <w:rPr>
           <w:rStyle w:val="CommentTok"/>
         </w:rPr>
-        <w:t xml:space="preserve"># base layer: ggplot call</w:t>
+        <w:t># base layer: ggplot call</w:t>
       </w:r>
       <w:r>
         <w:br/>
@@ -1419,19 +1260,19 @@
         <w:rPr>
           <w:rStyle w:val="FunctionTok"/>
         </w:rPr>
-        <w:t xml:space="preserve">ggplot</w:t>
-      </w:r>
-      <w:r>
-        <w:rPr>
-          <w:rStyle w:val="NormalTok"/>
-        </w:rPr>
-        <w:t xml:space="preserve">(</w:t>
+        <w:t>ggplot</w:t>
+      </w:r>
+      <w:r>
+        <w:rPr>
+          <w:rStyle w:val="NormalTok"/>
+        </w:rPr>
+        <w:t>(</w:t>
       </w:r>
       <w:r>
         <w:rPr>
           <w:rStyle w:val="AttributeTok"/>
         </w:rPr>
-        <w:t xml:space="preserve">data =</w:t>
+        <w:t>data =</w:t>
       </w:r>
       <w:r>
         <w:rPr>
@@ -1443,7 +1284,7 @@
         <w:rPr>
           <w:rStyle w:val="CommentTok"/>
         </w:rPr>
-        <w:t xml:space="preserve"># starting data frame using salinity_clean</w:t>
+        <w:t># starting data frame using salinity_clean</w:t>
       </w:r>
       <w:r>
         <w:br/>
@@ -1458,19 +1299,19 @@
         <w:rPr>
           <w:rStyle w:val="FunctionTok"/>
         </w:rPr>
-        <w:t xml:space="preserve">aes</w:t>
-      </w:r>
-      <w:r>
-        <w:rPr>
-          <w:rStyle w:val="NormalTok"/>
-        </w:rPr>
-        <w:t xml:space="preserve">(</w:t>
+        <w:t>aes</w:t>
+      </w:r>
+      <w:r>
+        <w:rPr>
+          <w:rStyle w:val="NormalTok"/>
+        </w:rPr>
+        <w:t>(</w:t>
       </w:r>
       <w:r>
         <w:rPr>
           <w:rStyle w:val="AttributeTok"/>
         </w:rPr>
-        <w:t xml:space="preserve">sample =</w:t>
+        <w:t>sample =</w:t>
       </w:r>
       <w:r>
         <w:rPr>
@@ -1482,7 +1323,7 @@
         <w:rPr>
           <w:rStyle w:val="SpecialCharTok"/>
         </w:rPr>
-        <w:t xml:space="preserve">+</w:t>
+        <w:t>+</w:t>
       </w:r>
       <w:r>
         <w:rPr>
@@ -1509,7 +1350,7 @@
         <w:rPr>
           <w:rStyle w:val="CommentTok"/>
         </w:rPr>
-        <w:t xml:space="preserve"># first layer QQ reference line</w:t>
+        <w:t># first layer QQ reference line</w:t>
       </w:r>
       <w:r>
         <w:br/>
@@ -1524,19 +1365,19 @@
         <w:rPr>
           <w:rStyle w:val="FunctionTok"/>
         </w:rPr>
-        <w:t xml:space="preserve">geom_qq_line</w:t>
-      </w:r>
-      <w:r>
-        <w:rPr>
-          <w:rStyle w:val="NormalTok"/>
-        </w:rPr>
-        <w:t xml:space="preserve">(</w:t>
+        <w:t>geom_qq_line</w:t>
+      </w:r>
+      <w:r>
+        <w:rPr>
+          <w:rStyle w:val="NormalTok"/>
+        </w:rPr>
+        <w:t>(</w:t>
       </w:r>
       <w:r>
         <w:rPr>
           <w:rStyle w:val="AttributeTok"/>
         </w:rPr>
-        <w:t xml:space="preserve">color =</w:t>
+        <w:t>color =</w:t>
       </w:r>
       <w:r>
         <w:rPr>
@@ -1548,7 +1389,7 @@
         <w:rPr>
           <w:rStyle w:val="StringTok"/>
         </w:rPr>
-        <w:t xml:space="preserve">"red"</w:t>
+        <w:t>"red"</w:t>
       </w:r>
       <w:r>
         <w:rPr>
@@ -1560,7 +1401,7 @@
         <w:rPr>
           <w:rStyle w:val="SpecialCharTok"/>
         </w:rPr>
-        <w:t xml:space="preserve">+</w:t>
+        <w:t>+</w:t>
       </w:r>
       <w:r>
         <w:rPr>
@@ -1572,7 +1413,7 @@
         <w:rPr>
           <w:rStyle w:val="CommentTok"/>
         </w:rPr>
-        <w:t xml:space="preserve"># using red so line is easier to see</w:t>
+        <w:t># using red so line is easier to see</w:t>
       </w:r>
       <w:r>
         <w:br/>
@@ -1587,7 +1428,7 @@
         <w:rPr>
           <w:rStyle w:val="CommentTok"/>
         </w:rPr>
-        <w:t xml:space="preserve"># second layer: QQ plot</w:t>
+        <w:t># second layer: QQ plot</w:t>
       </w:r>
       <w:r>
         <w:br/>
@@ -1602,13 +1443,13 @@
         <w:rPr>
           <w:rStyle w:val="FunctionTok"/>
         </w:rPr>
-        <w:t xml:space="preserve">geom_qq</w:t>
-      </w:r>
-      <w:r>
-        <w:rPr>
-          <w:rStyle w:val="NormalTok"/>
-        </w:rPr>
-        <w:t xml:space="preserve">()</w:t>
+        <w:t>geom_qq</w:t>
+      </w:r>
+      <w:r>
+        <w:rPr>
+          <w:rStyle w:val="NormalTok"/>
+        </w:rPr>
+        <w:t>()</w:t>
       </w:r>
     </w:p>
     <w:p>
@@ -1616,22 +1457,27 @@
         <w:pStyle w:val="FirstParagraph"/>
       </w:pPr>
       <w:r>
+        <w:rPr>
+          <w:noProof/>
+        </w:rPr>
+        <w:lastRenderedPageBreak/>
         <w:drawing>
-          <wp:inline>
+          <wp:inline distT="0" distB="0" distL="0" distR="0" wp14:anchorId="5AAE3899" wp14:editId="68BE196D">
             <wp:extent cx="5334000" cy="4267200"/>
-            <wp:effectExtent b="0" l="0" r="0" t="0"/>
-            <wp:docPr descr="" title="" id="31" name="Picture"/>
-            <a:graphic>
+            <wp:effectExtent l="0" t="0" r="0" b="0"/>
+            <wp:docPr id="31" name="Picture"/>
+            <wp:cNvGraphicFramePr/>
+            <a:graphic xmlns:a="http://schemas.openxmlformats.org/drawingml/2006/main">
               <a:graphicData uri="http://schemas.openxmlformats.org/drawingml/2006/picture">
-                <pic:pic>
+                <pic:pic xmlns:pic="http://schemas.openxmlformats.org/drawingml/2006/picture">
                   <pic:nvPicPr>
-                    <pic:cNvPr descr="LP_HW3_files/figure-docx/QQ%20Plot-1.png" id="32" name="Picture"/>
+                    <pic:cNvPr id="32" name="Picture" descr="LP_HW3_files/figure-docx/QQ%20Plot-1.png"/>
                     <pic:cNvPicPr>
-                      <a:picLocks noChangeArrowheads="1" noChangeAspect="1"/>
+                      <a:picLocks noChangeAspect="1" noChangeArrowheads="1"/>
                     </pic:cNvPicPr>
                   </pic:nvPicPr>
                   <pic:blipFill>
-                    <a:blip r:embed="rId30"/>
+                    <a:blip r:embed="rId7"/>
                     <a:stretch>
                       <a:fillRect/>
                     </a:stretch>
@@ -1666,7 +1512,7 @@
         <w:rPr>
           <w:rStyle w:val="CommentTok"/>
         </w:rPr>
-        <w:t xml:space="preserve"># base layer: ggplot call</w:t>
+        <w:t># base layer: ggplot call</w:t>
       </w:r>
       <w:r>
         <w:br/>
@@ -1675,19 +1521,19 @@
         <w:rPr>
           <w:rStyle w:val="FunctionTok"/>
         </w:rPr>
-        <w:t xml:space="preserve">ggplot</w:t>
-      </w:r>
-      <w:r>
-        <w:rPr>
-          <w:rStyle w:val="NormalTok"/>
-        </w:rPr>
-        <w:t xml:space="preserve">(</w:t>
+        <w:t>ggplot</w:t>
+      </w:r>
+      <w:r>
+        <w:rPr>
+          <w:rStyle w:val="NormalTok"/>
+        </w:rPr>
+        <w:t>(</w:t>
       </w:r>
       <w:r>
         <w:rPr>
           <w:rStyle w:val="AttributeTok"/>
         </w:rPr>
-        <w:t xml:space="preserve">data =</w:t>
+        <w:t>data =</w:t>
       </w:r>
       <w:r>
         <w:rPr>
@@ -1699,7 +1545,7 @@
         <w:rPr>
           <w:rStyle w:val="CommentTok"/>
         </w:rPr>
-        <w:t xml:space="preserve"># starting data frame using salinity_clean</w:t>
+        <w:t># starting data frame using salinity_clean</w:t>
       </w:r>
       <w:r>
         <w:br/>
@@ -1714,19 +1560,19 @@
         <w:rPr>
           <w:rStyle w:val="FunctionTok"/>
         </w:rPr>
-        <w:t xml:space="preserve">aes</w:t>
-      </w:r>
-      <w:r>
-        <w:rPr>
-          <w:rStyle w:val="NormalTok"/>
-        </w:rPr>
-        <w:t xml:space="preserve">(</w:t>
+        <w:t>aes</w:t>
+      </w:r>
+      <w:r>
+        <w:rPr>
+          <w:rStyle w:val="NormalTok"/>
+        </w:rPr>
+        <w:t>(</w:t>
       </w:r>
       <w:r>
         <w:rPr>
           <w:rStyle w:val="AttributeTok"/>
         </w:rPr>
-        <w:t xml:space="preserve">sample =</w:t>
+        <w:t>sample =</w:t>
       </w:r>
       <w:r>
         <w:rPr>
@@ -1738,7 +1584,7 @@
         <w:rPr>
           <w:rStyle w:val="SpecialCharTok"/>
         </w:rPr>
-        <w:t xml:space="preserve">+</w:t>
+        <w:t>+</w:t>
       </w:r>
       <w:r>
         <w:rPr>
@@ -1765,7 +1611,7 @@
         <w:rPr>
           <w:rStyle w:val="CommentTok"/>
         </w:rPr>
-        <w:t xml:space="preserve"># first layer QQ reference line</w:t>
+        <w:t># first layer QQ reference line</w:t>
       </w:r>
       <w:r>
         <w:br/>
@@ -1780,19 +1626,19 @@
         <w:rPr>
           <w:rStyle w:val="FunctionTok"/>
         </w:rPr>
-        <w:t xml:space="preserve">geom_qq_line</w:t>
-      </w:r>
-      <w:r>
-        <w:rPr>
-          <w:rStyle w:val="NormalTok"/>
-        </w:rPr>
-        <w:t xml:space="preserve">(</w:t>
+        <w:t>geom_qq_line</w:t>
+      </w:r>
+      <w:r>
+        <w:rPr>
+          <w:rStyle w:val="NormalTok"/>
+        </w:rPr>
+        <w:t>(</w:t>
       </w:r>
       <w:r>
         <w:rPr>
           <w:rStyle w:val="AttributeTok"/>
         </w:rPr>
-        <w:t xml:space="preserve">color =</w:t>
+        <w:t>color =</w:t>
       </w:r>
       <w:r>
         <w:rPr>
@@ -1804,7 +1650,7 @@
         <w:rPr>
           <w:rStyle w:val="StringTok"/>
         </w:rPr>
-        <w:t xml:space="preserve">"red"</w:t>
+        <w:t>"red"</w:t>
       </w:r>
       <w:r>
         <w:rPr>
@@ -1816,7 +1662,7 @@
         <w:rPr>
           <w:rStyle w:val="SpecialCharTok"/>
         </w:rPr>
-        <w:t xml:space="preserve">+</w:t>
+        <w:t>+</w:t>
       </w:r>
       <w:r>
         <w:rPr>
@@ -1828,7 +1674,7 @@
         <w:rPr>
           <w:rStyle w:val="CommentTok"/>
         </w:rPr>
-        <w:t xml:space="preserve"># using red so line is easier to see</w:t>
+        <w:t># using red so line is easier to see</w:t>
       </w:r>
       <w:r>
         <w:br/>
@@ -1843,7 +1689,7 @@
         <w:rPr>
           <w:rStyle w:val="CommentTok"/>
         </w:rPr>
-        <w:t xml:space="preserve"># second layer: QQ plot</w:t>
+        <w:t># second layer: QQ plot</w:t>
       </w:r>
       <w:r>
         <w:br/>
@@ -1858,7 +1704,7 @@
         <w:rPr>
           <w:rStyle w:val="FunctionTok"/>
         </w:rPr>
-        <w:t xml:space="preserve">geom_qq</w:t>
+        <w:t>geom_qq</w:t>
       </w:r>
       <w:r>
         <w:rPr>
@@ -1872,22 +1718,27 @@
         <w:pStyle w:val="FirstParagraph"/>
       </w:pPr>
       <w:r>
+        <w:rPr>
+          <w:noProof/>
+        </w:rPr>
+        <w:lastRenderedPageBreak/>
         <w:drawing>
-          <wp:inline>
+          <wp:inline distT="0" distB="0" distL="0" distR="0" wp14:anchorId="5FE24E40" wp14:editId="07E0DD6C">
             <wp:extent cx="5334000" cy="4267200"/>
-            <wp:effectExtent b="0" l="0" r="0" t="0"/>
-            <wp:docPr descr="" title="" id="34" name="Picture"/>
-            <a:graphic>
+            <wp:effectExtent l="0" t="0" r="0" b="0"/>
+            <wp:docPr id="34" name="Picture"/>
+            <wp:cNvGraphicFramePr/>
+            <a:graphic xmlns:a="http://schemas.openxmlformats.org/drawingml/2006/main">
               <a:graphicData uri="http://schemas.openxmlformats.org/drawingml/2006/picture">
-                <pic:pic>
+                <pic:pic xmlns:pic="http://schemas.openxmlformats.org/drawingml/2006/picture">
                   <pic:nvPicPr>
-                    <pic:cNvPr descr="LP_HW3_files/figure-docx/QQ%20Plot%202-1.png" id="35" name="Picture"/>
+                    <pic:cNvPr id="35" name="Picture" descr="LP_HW3_files/figure-docx/QQ%20Plot%202-1.png"/>
                     <pic:cNvPicPr>
-                      <a:picLocks noChangeArrowheads="1" noChangeAspect="1"/>
+                      <a:picLocks noChangeAspect="1" noChangeArrowheads="1"/>
                     </pic:cNvPicPr>
                   </pic:nvPicPr>
                   <pic:blipFill>
-                    <a:blip r:embed="rId33"/>
+                    <a:blip r:embed="rId8"/>
                     <a:stretch>
                       <a:fillRect/>
                     </a:stretch>
@@ -1914,14 +1765,14 @@
         </w:drawing>
       </w:r>
     </w:p>
-    <w:bookmarkEnd w:id="36"/>
-    <w:bookmarkStart w:id="37" w:name="Xb8b108b9bd1b1e3a6fa82cf8f94243b775a478b"/>
     <w:p>
       <w:pPr>
         <w:pStyle w:val="Heading5"/>
       </w:pPr>
-      <w:r>
-        <w:t xml:space="preserve">The assumptions I needed to check a few assumptions for a pearson correlation test, which is a linear relationship between the variables and a normal distribution of the variances for each variable. For the linear relationship I visually checked the data once I formatted it into a scatterplot to see the ralitonship between the two variables which appears to be linear due to the general trend of the points. In checking for normal distribution I created two qqplots to see the distribution of the variences and in both plots the points and reference line were quite aligned.</w:t>
+      <w:bookmarkStart w:id="8" w:name="Xb8b108b9bd1b1e3a6fa82cf8f94243b775a478b"/>
+      <w:bookmarkEnd w:id="7"/>
+      <w:r>
+        <w:t>The assumptions I needed to check a few assumptions for a pearson correlation test, which is a linear relationship between the variables and a normal distribution of the variances for each variable. For the linear relationship I visually checked the data once I formatted it into a scatterplot to see the ralitonship between the two variables which appears to be linear due to the general trend of the points. In checking for normal distribution I created two qqplots to see the distribution of the variences and in both plots the points and reference line were quite aligned.</w:t>
       </w:r>
     </w:p>
     <w:p>
@@ -1932,37 +1783,37 @@
         <w:rPr>
           <w:rStyle w:val="FunctionTok"/>
         </w:rPr>
-        <w:t xml:space="preserve">cor.test</w:t>
-      </w:r>
-      <w:r>
-        <w:rPr>
-          <w:rStyle w:val="NormalTok"/>
-        </w:rPr>
-        <w:t xml:space="preserve">(salinity_clean</w:t>
+        <w:t>cor.test</w:t>
+      </w:r>
+      <w:r>
+        <w:rPr>
+          <w:rStyle w:val="NormalTok"/>
+        </w:rPr>
+        <w:t>(salinity_clean</w:t>
       </w:r>
       <w:r>
         <w:rPr>
           <w:rStyle w:val="SpecialCharTok"/>
         </w:rPr>
-        <w:t xml:space="preserve">$</w:t>
-      </w:r>
-      <w:r>
-        <w:rPr>
-          <w:rStyle w:val="NormalTok"/>
-        </w:rPr>
-        <w:t xml:space="preserve">salinity_m_s_cm, salinity_clean</w:t>
+        <w:t>$</w:t>
+      </w:r>
+      <w:r>
+        <w:rPr>
+          <w:rStyle w:val="NormalTok"/>
+        </w:rPr>
+        <w:t>salinity_m_s_cm, salinity_clean</w:t>
       </w:r>
       <w:r>
         <w:rPr>
           <w:rStyle w:val="SpecialCharTok"/>
         </w:rPr>
-        <w:t xml:space="preserve">$</w:t>
-      </w:r>
-      <w:r>
-        <w:rPr>
-          <w:rStyle w:val="NormalTok"/>
-        </w:rPr>
-        <w:t xml:space="preserve">pickleweed_g,</w:t>
+        <w:t>$</w:t>
+      </w:r>
+      <w:r>
+        <w:rPr>
+          <w:rStyle w:val="NormalTok"/>
+        </w:rPr>
+        <w:t>pickleweed_g,</w:t>
       </w:r>
       <w:r>
         <w:br/>
@@ -1977,7 +1828,7 @@
         <w:rPr>
           <w:rStyle w:val="AttributeTok"/>
         </w:rPr>
-        <w:t xml:space="preserve">method =</w:t>
+        <w:t>method =</w:t>
       </w:r>
       <w:r>
         <w:rPr>
@@ -1989,7 +1840,7 @@
         <w:rPr>
           <w:rStyle w:val="StringTok"/>
         </w:rPr>
-        <w:t xml:space="preserve">"pearson"</w:t>
+        <w:t>"pearson"</w:t>
       </w:r>
       <w:r>
         <w:rPr>
@@ -2001,7 +1852,7 @@
         <w:rPr>
           <w:rStyle w:val="CommentTok"/>
         </w:rPr>
-        <w:t xml:space="preserve"># using the salinity_clean for a dataframe and then choosing both columns for the pearson's R correlation test</w:t>
+        <w:t># using the salinity_clean for a dataframe and then choosing both columns for the pearson's R correlation test</w:t>
       </w:r>
     </w:p>
     <w:p>
@@ -2027,7 +1878,7 @@
         <w:rPr>
           <w:rStyle w:val="VerbatimChar"/>
         </w:rPr>
-        <w:t xml:space="preserve">data:  salinity_clean$salinity_m_s_cm and salinity_clean$pickleweed_g</w:t>
+        <w:t>data:  salinity_clean$salinity_m_s_cm and salinity_clean$pickleweed_g</w:t>
       </w:r>
       <w:r>
         <w:br/>
@@ -2036,7 +1887,7 @@
         <w:rPr>
           <w:rStyle w:val="VerbatimChar"/>
         </w:rPr>
-        <w:t xml:space="preserve">t = 2.8979, df = 21, p-value = 0.008605</w:t>
+        <w:t>t = 2.8979, df = 21, p-value = 0.008605</w:t>
       </w:r>
       <w:r>
         <w:br/>
@@ -2045,7 +1896,7 @@
         <w:rPr>
           <w:rStyle w:val="VerbatimChar"/>
         </w:rPr>
-        <w:t xml:space="preserve">alternative hypothesis: true correlation is not equal to 0</w:t>
+        <w:t>alternative hypothesis: true correlation is not equal to 0</w:t>
       </w:r>
       <w:r>
         <w:br/>
@@ -2054,7 +1905,7 @@
         <w:rPr>
           <w:rStyle w:val="VerbatimChar"/>
         </w:rPr>
-        <w:t xml:space="preserve">95 percent confidence interval:</w:t>
+        <w:t>95 percent confidence interval:</w:t>
       </w:r>
       <w:r>
         <w:br/>
@@ -2072,7 +1923,7 @@
         <w:rPr>
           <w:rStyle w:val="VerbatimChar"/>
         </w:rPr>
-        <w:t xml:space="preserve">sample estimates:</w:t>
+        <w:t>sample estimates:</w:t>
       </w:r>
       <w:r>
         <w:br/>
@@ -2093,15 +1944,16 @@
         <w:t xml:space="preserve">0.5344778 </w:t>
       </w:r>
     </w:p>
-    <w:bookmarkEnd w:id="37"/>
-    <w:bookmarkEnd w:id="38"/>
-    <w:bookmarkStart w:id="39" w:name="d.-results-communication"/>
     <w:p>
       <w:pPr>
         <w:pStyle w:val="Heading4"/>
       </w:pPr>
-      <w:r>
-        <w:t xml:space="preserve">d. Results communication</w:t>
+      <w:bookmarkStart w:id="9" w:name="d.-results-communication"/>
+      <w:bookmarkEnd w:id="5"/>
+      <w:bookmarkEnd w:id="8"/>
+      <w:r>
+        <w:lastRenderedPageBreak/>
+        <w:t>d. Results communication</w:t>
       </w:r>
     </w:p>
     <w:p>
@@ -2109,17 +1961,17 @@
         <w:pStyle w:val="FirstParagraph"/>
       </w:pPr>
       <w:r>
-        <w:t xml:space="preserve">To evaluate the strength of soil salinity and pickle weed biomass I used a Pearson’s correlation test, which I came to the conclusion to use since both variables are continuous and after subsequent checks the data seems to have a linear relationship and normal distribution of variance. The result of the Pearson’s R test is that we found a moderate relationship between soil salinity and pickle weed biomass( Pearson’s r = 0.53, t(21) = 2.9, p = 0.01, ⍺ = 0.05 )</w:t>
-      </w:r>
-    </w:p>
-    <w:bookmarkEnd w:id="39"/>
-    <w:bookmarkStart w:id="40" w:name="e.-test-implications"/>
+        <w:t>To evaluate the strength of soil salinity and pickle weed biomass I used a Pearson’s correlation test, which I came to the conclusion to use since both variables are continuous and after subsequent checks the data seems to have a linear relationship and normal distribution of variance. The result of the Pearson’s R test is that we found a moderate relationship between soil salinity and pickle weed biomass( Pearson’s r = 0.53, t(21) = 2.9, p = 0.01, ⍺ = 0.05 )</w:t>
+      </w:r>
+    </w:p>
     <w:p>
       <w:pPr>
         <w:pStyle w:val="Heading4"/>
       </w:pPr>
-      <w:r>
-        <w:t xml:space="preserve">e. Test implications</w:t>
+      <w:bookmarkStart w:id="10" w:name="e.-test-implications"/>
+      <w:bookmarkEnd w:id="9"/>
+      <w:r>
+        <w:t>e. Test implications</w:t>
       </w:r>
     </w:p>
     <w:p>
@@ -2127,17 +1979,17 @@
         <w:pStyle w:val="FirstParagraph"/>
       </w:pPr>
       <w:r>
-        <w:t xml:space="preserve">In the results of the correlation test, a moderate relationship was found between the variables soil salinity and pickle weed biomass. These results suggest that while soil salinity may have some affect on the pickle weed biomass it may not be the ultimate determinant of the biomass. That means for the best success in pickle weed some soil salinity is good but making sure no extremes in soil salinity are emphasized in planting pickle weed.</w:t>
-      </w:r>
-    </w:p>
-    <w:bookmarkEnd w:id="40"/>
-    <w:bookmarkStart w:id="42" w:name="f.-double-check-your-own-work"/>
+        <w:t>In the results of the correlation test, a moderate relationship was found between the variables soil salinity and pickle weed biomass. These results suggest that while soil salinity may have some affect on the pickle weed biomass it may not be the ultimate determinant of the biomass. That means for the best success in pickle weed some soil salinity is good but making sure no extremes in soil salinity are emphasized in planting pickle weed.</w:t>
+      </w:r>
+    </w:p>
     <w:p>
       <w:pPr>
         <w:pStyle w:val="Heading4"/>
       </w:pPr>
-      <w:r>
-        <w:t xml:space="preserve">f. Double check your own work</w:t>
+      <w:bookmarkStart w:id="11" w:name="f.-double-check-your-own-work"/>
+      <w:bookmarkEnd w:id="10"/>
+      <w:r>
+        <w:t>f. Double check your own work</w:t>
       </w:r>
     </w:p>
     <w:p>
@@ -2148,37 +2000,37 @@
         <w:rPr>
           <w:rStyle w:val="FunctionTok"/>
         </w:rPr>
-        <w:t xml:space="preserve">cor.test</w:t>
-      </w:r>
-      <w:r>
-        <w:rPr>
-          <w:rStyle w:val="NormalTok"/>
-        </w:rPr>
-        <w:t xml:space="preserve">(salinity_clean</w:t>
+        <w:t>cor.test</w:t>
+      </w:r>
+      <w:r>
+        <w:rPr>
+          <w:rStyle w:val="NormalTok"/>
+        </w:rPr>
+        <w:t>(salinity_clean</w:t>
       </w:r>
       <w:r>
         <w:rPr>
           <w:rStyle w:val="SpecialCharTok"/>
         </w:rPr>
-        <w:t xml:space="preserve">$</w:t>
-      </w:r>
-      <w:r>
-        <w:rPr>
-          <w:rStyle w:val="NormalTok"/>
-        </w:rPr>
-        <w:t xml:space="preserve">salinity_m_s_cm, salinity_clean</w:t>
+        <w:t>$</w:t>
+      </w:r>
+      <w:r>
+        <w:rPr>
+          <w:rStyle w:val="NormalTok"/>
+        </w:rPr>
+        <w:t>salinity_m_s_cm, salinity_clean</w:t>
       </w:r>
       <w:r>
         <w:rPr>
           <w:rStyle w:val="SpecialCharTok"/>
         </w:rPr>
-        <w:t xml:space="preserve">$</w:t>
-      </w:r>
-      <w:r>
-        <w:rPr>
-          <w:rStyle w:val="NormalTok"/>
-        </w:rPr>
-        <w:t xml:space="preserve">pickleweed_g,</w:t>
+        <w:t>$</w:t>
+      </w:r>
+      <w:r>
+        <w:rPr>
+          <w:rStyle w:val="NormalTok"/>
+        </w:rPr>
+        <w:t>pickleweed_g,</w:t>
       </w:r>
       <w:r>
         <w:br/>
@@ -2193,7 +2045,7 @@
         <w:rPr>
           <w:rStyle w:val="AttributeTok"/>
         </w:rPr>
-        <w:t xml:space="preserve">method =</w:t>
+        <w:t>method =</w:t>
       </w:r>
       <w:r>
         <w:rPr>
@@ -2205,7 +2057,7 @@
         <w:rPr>
           <w:rStyle w:val="StringTok"/>
         </w:rPr>
-        <w:t xml:space="preserve">"spearman"</w:t>
+        <w:t>"spearman"</w:t>
       </w:r>
       <w:r>
         <w:rPr>
@@ -2217,7 +2069,7 @@
         <w:rPr>
           <w:rStyle w:val="CommentTok"/>
         </w:rPr>
-        <w:t xml:space="preserve"># using the salinity_clean for a dataframe and then choosing both columns for the Spearmancorrelation test</w:t>
+        <w:t># using the salinity_clean for a dataframe and then choosing both columns for the Spearmancorrelation test</w:t>
       </w:r>
     </w:p>
     <w:p>
@@ -2243,7 +2095,7 @@
         <w:rPr>
           <w:rStyle w:val="VerbatimChar"/>
         </w:rPr>
-        <w:t xml:space="preserve">data:  salinity_clean$salinity_m_s_cm and salinity_clean$pickleweed_g</w:t>
+        <w:t>data:  salinity_clean$salinity_m_s_cm and salinity_clean$pickleweed_g</w:t>
       </w:r>
       <w:r>
         <w:br/>
@@ -2252,7 +2104,7 @@
         <w:rPr>
           <w:rStyle w:val="VerbatimChar"/>
         </w:rPr>
-        <w:t xml:space="preserve">S = 824, p-value = 0.003426</w:t>
+        <w:t>S = 824, p-value = 0.003426</w:t>
       </w:r>
       <w:r>
         <w:br/>
@@ -2261,7 +2113,7 @@
         <w:rPr>
           <w:rStyle w:val="VerbatimChar"/>
         </w:rPr>
-        <w:t xml:space="preserve">alternative hypothesis: true rho is not equal to 0</w:t>
+        <w:t>alternative hypothesis: true rho is not equal to 0</w:t>
       </w:r>
       <w:r>
         <w:br/>
@@ -2270,7 +2122,7 @@
         <w:rPr>
           <w:rStyle w:val="VerbatimChar"/>
         </w:rPr>
-        <w:t xml:space="preserve">sample estimates:</w:t>
+        <w:t>sample estimates:</w:t>
       </w:r>
       <w:r>
         <w:br/>
@@ -2291,34 +2143,34 @@
         <w:t xml:space="preserve">0.5928854 </w:t>
       </w:r>
     </w:p>
-    <w:bookmarkStart w:id="41" w:name="Xc72d7a26034875772f34f914f10468e4e70f233"/>
     <w:p>
       <w:pPr>
         <w:pStyle w:val="Heading5"/>
       </w:pPr>
-      <w:r>
-        <w:t xml:space="preserve">The two tests would’ve led me to the same decision that we would fail to reject the null hypothesis as well as finding a moderate relationship between the variables soil salinity and pickle weed biomass We did ultimately find a moderate relationship between soil salinity and pickle weed biomass (Spearman ⍴ = 0.59, S = 824, p = 0.003, ⍺ = 0.05).</w:t>
-      </w:r>
-    </w:p>
-    <w:bookmarkEnd w:id="41"/>
-    <w:bookmarkEnd w:id="42"/>
-    <w:bookmarkEnd w:id="43"/>
-    <w:bookmarkStart w:id="54" w:name="problem-2.-personal-data"/>
+      <w:bookmarkStart w:id="12" w:name="Xc72d7a26034875772f34f914f10468e4e70f233"/>
+      <w:r>
+        <w:t>The two tests would’ve led me to the same decision that we would fail to reject the null hypothesis as well as finding a moderate relationship between the variables soil salinity and pickle weed biomass We did ultimately find a moderate relationship between soil salinity and pickle weed biomass (Spearman ⍴ = 0.59, S = 824, p = 0.003, ⍺ = 0.05).</w:t>
+      </w:r>
+    </w:p>
     <w:p>
       <w:pPr>
         <w:pStyle w:val="Heading3"/>
       </w:pPr>
-      <w:r>
-        <w:t xml:space="preserve">Problem 2. Personal data</w:t>
-      </w:r>
-    </w:p>
-    <w:bookmarkStart w:id="50" w:name="a.-updating-your-visualizations"/>
+      <w:bookmarkStart w:id="13" w:name="problem-2.-personal-data"/>
+      <w:bookmarkEnd w:id="1"/>
+      <w:bookmarkEnd w:id="11"/>
+      <w:bookmarkEnd w:id="12"/>
+      <w:r>
+        <w:t>Problem 2. Personal data</w:t>
+      </w:r>
+    </w:p>
     <w:p>
       <w:pPr>
         <w:pStyle w:val="Heading4"/>
       </w:pPr>
-      <w:r>
-        <w:t xml:space="preserve">a. Updating your visualizations</w:t>
+      <w:bookmarkStart w:id="14" w:name="a.-updating-your-visualizations"/>
+      <w:r>
+        <w:t>a. Updating your visualizations</w:t>
       </w:r>
     </w:p>
     <w:p>
@@ -2329,19 +2181,19 @@
         <w:rPr>
           <w:rStyle w:val="FunctionTok"/>
         </w:rPr>
-        <w:t xml:space="preserve">ggplot</w:t>
-      </w:r>
-      <w:r>
-        <w:rPr>
-          <w:rStyle w:val="NormalTok"/>
-        </w:rPr>
-        <w:t xml:space="preserve">(</w:t>
+        <w:t>ggplot</w:t>
+      </w:r>
+      <w:r>
+        <w:rPr>
+          <w:rStyle w:val="NormalTok"/>
+        </w:rPr>
+        <w:t>(</w:t>
       </w:r>
       <w:r>
         <w:rPr>
           <w:rStyle w:val="AttributeTok"/>
         </w:rPr>
-        <w:t xml:space="preserve">data =</w:t>
+        <w:t>data =</w:t>
       </w:r>
       <w:r>
         <w:rPr>
@@ -2353,7 +2205,7 @@
         <w:rPr>
           <w:rStyle w:val="CommentTok"/>
         </w:rPr>
-        <w:t xml:space="preserve"># using my data as the data frame</w:t>
+        <w:t># using my data as the data frame</w:t>
       </w:r>
       <w:r>
         <w:br/>
@@ -2368,19 +2220,19 @@
         <w:rPr>
           <w:rStyle w:val="FunctionTok"/>
         </w:rPr>
-        <w:t xml:space="preserve">aes</w:t>
-      </w:r>
-      <w:r>
-        <w:rPr>
-          <w:rStyle w:val="NormalTok"/>
-        </w:rPr>
-        <w:t xml:space="preserve">(</w:t>
+        <w:t>aes</w:t>
+      </w:r>
+      <w:r>
+        <w:rPr>
+          <w:rStyle w:val="NormalTok"/>
+        </w:rPr>
+        <w:t>(</w:t>
       </w:r>
       <w:r>
         <w:rPr>
           <w:rStyle w:val="AttributeTok"/>
         </w:rPr>
-        <w:t xml:space="preserve">x =</w:t>
+        <w:t>x =</w:t>
       </w:r>
       <w:r>
         <w:rPr>
@@ -2392,7 +2244,7 @@
         <w:rPr>
           <w:rStyle w:val="CommentTok"/>
         </w:rPr>
-        <w:t xml:space="preserve"># setting the x axis as the type of day</w:t>
+        <w:t># setting the x axis as the type of day</w:t>
       </w:r>
       <w:r>
         <w:br/>
@@ -2407,7 +2259,7 @@
         <w:rPr>
           <w:rStyle w:val="AttributeTok"/>
         </w:rPr>
-        <w:t xml:space="preserve">y =</w:t>
+        <w:t>y =</w:t>
       </w:r>
       <w:r>
         <w:rPr>
@@ -2419,7 +2271,7 @@
         <w:rPr>
           <w:rStyle w:val="CommentTok"/>
         </w:rPr>
-        <w:t xml:space="preserve"># setting the y axis as the amount of protein</w:t>
+        <w:t># setting the y axis as the amount of protein</w:t>
       </w:r>
       <w:r>
         <w:br/>
@@ -2434,7 +2286,7 @@
         <w:rPr>
           <w:rStyle w:val="AttributeTok"/>
         </w:rPr>
-        <w:t xml:space="preserve">fill =</w:t>
+        <w:t>fill =</w:t>
       </w:r>
       <w:r>
         <w:rPr>
@@ -2446,7 +2298,7 @@
         <w:rPr>
           <w:rStyle w:val="SpecialCharTok"/>
         </w:rPr>
-        <w:t xml:space="preserve">+</w:t>
+        <w:t>+</w:t>
       </w:r>
       <w:r>
         <w:rPr>
@@ -2458,7 +2310,7 @@
         <w:rPr>
           <w:rStyle w:val="CommentTok"/>
         </w:rPr>
-        <w:t xml:space="preserve"># adding color to the boxplot</w:t>
+        <w:t># adding color to the boxplot</w:t>
       </w:r>
       <w:r>
         <w:br/>
@@ -2473,19 +2325,19 @@
         <w:rPr>
           <w:rStyle w:val="FunctionTok"/>
         </w:rPr>
-        <w:t xml:space="preserve">geom_boxplot</w:t>
-      </w:r>
-      <w:r>
-        <w:rPr>
-          <w:rStyle w:val="NormalTok"/>
-        </w:rPr>
-        <w:t xml:space="preserve">(</w:t>
+        <w:t>geom_boxplot</w:t>
+      </w:r>
+      <w:r>
+        <w:rPr>
+          <w:rStyle w:val="NormalTok"/>
+        </w:rPr>
+        <w:t>(</w:t>
       </w:r>
       <w:r>
         <w:rPr>
           <w:rStyle w:val="AttributeTok"/>
         </w:rPr>
-        <w:t xml:space="preserve">alpha =</w:t>
+        <w:t>alpha =</w:t>
       </w:r>
       <w:r>
         <w:rPr>
@@ -2497,7 +2349,7 @@
         <w:rPr>
           <w:rStyle w:val="FloatTok"/>
         </w:rPr>
-        <w:t xml:space="preserve">0.7</w:t>
+        <w:t>0.7</w:t>
       </w:r>
       <w:r>
         <w:rPr>
@@ -2509,7 +2361,7 @@
         <w:rPr>
           <w:rStyle w:val="SpecialCharTok"/>
         </w:rPr>
-        <w:t xml:space="preserve">+</w:t>
+        <w:t>+</w:t>
       </w:r>
       <w:r>
         <w:rPr>
@@ -2521,7 +2373,14 @@
         <w:rPr>
           <w:rStyle w:val="CommentTok"/>
         </w:rPr>
-        <w:t xml:space="preserve"># boxplot a little transparent to still see the observations</w:t>
+        <w:t xml:space="preserve"># boxplot a little transparent to still see the </w:t>
+      </w:r>
+      <w:r>
+        <w:rPr>
+          <w:rStyle w:val="CommentTok"/>
+        </w:rPr>
+        <w:lastRenderedPageBreak/>
+        <w:t>observations</w:t>
       </w:r>
       <w:r>
         <w:br/>
@@ -2536,19 +2395,19 @@
         <w:rPr>
           <w:rStyle w:val="FunctionTok"/>
         </w:rPr>
-        <w:t xml:space="preserve">geom_jitter</w:t>
-      </w:r>
-      <w:r>
-        <w:rPr>
-          <w:rStyle w:val="NormalTok"/>
-        </w:rPr>
-        <w:t xml:space="preserve">(</w:t>
+        <w:t>geom_jitter</w:t>
+      </w:r>
+      <w:r>
+        <w:rPr>
+          <w:rStyle w:val="NormalTok"/>
+        </w:rPr>
+        <w:t>(</w:t>
       </w:r>
       <w:r>
         <w:rPr>
           <w:rStyle w:val="AttributeTok"/>
         </w:rPr>
-        <w:t xml:space="preserve">width =</w:t>
+        <w:t>width =</w:t>
       </w:r>
       <w:r>
         <w:rPr>
@@ -2560,7 +2419,7 @@
         <w:rPr>
           <w:rStyle w:val="FloatTok"/>
         </w:rPr>
-        <w:t xml:space="preserve">0.1</w:t>
+        <w:t>0.1</w:t>
       </w:r>
       <w:r>
         <w:rPr>
@@ -2572,7 +2431,7 @@
         <w:rPr>
           <w:rStyle w:val="AttributeTok"/>
         </w:rPr>
-        <w:t xml:space="preserve">alpha =</w:t>
+        <w:t>alpha =</w:t>
       </w:r>
       <w:r>
         <w:rPr>
@@ -2584,7 +2443,7 @@
         <w:rPr>
           <w:rStyle w:val="FloatTok"/>
         </w:rPr>
-        <w:t xml:space="preserve">0.6</w:t>
+        <w:t>0.6</w:t>
       </w:r>
       <w:r>
         <w:rPr>
@@ -2596,7 +2455,7 @@
         <w:rPr>
           <w:rStyle w:val="SpecialCharTok"/>
         </w:rPr>
-        <w:t xml:space="preserve">+</w:t>
+        <w:t>+</w:t>
       </w:r>
       <w:r>
         <w:rPr>
@@ -2608,7 +2467,7 @@
         <w:rPr>
           <w:rStyle w:val="CommentTok"/>
         </w:rPr>
-        <w:t xml:space="preserve"># jittering the points to stay closer together</w:t>
+        <w:t># jittering the points to stay closer together</w:t>
       </w:r>
       <w:r>
         <w:br/>
@@ -2623,19 +2482,19 @@
         <w:rPr>
           <w:rStyle w:val="FunctionTok"/>
         </w:rPr>
-        <w:t xml:space="preserve">labs</w:t>
-      </w:r>
-      <w:r>
-        <w:rPr>
-          <w:rStyle w:val="NormalTok"/>
-        </w:rPr>
-        <w:t xml:space="preserve">(</w:t>
+        <w:t>labs</w:t>
+      </w:r>
+      <w:r>
+        <w:rPr>
+          <w:rStyle w:val="NormalTok"/>
+        </w:rPr>
+        <w:t>(</w:t>
       </w:r>
       <w:r>
         <w:rPr>
           <w:rStyle w:val="AttributeTok"/>
         </w:rPr>
-        <w:t xml:space="preserve">x =</w:t>
+        <w:t>x =</w:t>
       </w:r>
       <w:r>
         <w:rPr>
@@ -2647,7 +2506,7 @@
         <w:rPr>
           <w:rStyle w:val="StringTok"/>
         </w:rPr>
-        <w:t xml:space="preserve">"Rugby or Non-Rugby Day"</w:t>
+        <w:t>"Rugby or Non-Rugby Day"</w:t>
       </w:r>
       <w:r>
         <w:rPr>
@@ -2659,7 +2518,7 @@
         <w:rPr>
           <w:rStyle w:val="CommentTok"/>
         </w:rPr>
-        <w:t xml:space="preserve"># relabeling the axis to be more clear</w:t>
+        <w:t># relabeling the axis to be more clear</w:t>
       </w:r>
       <w:r>
         <w:br/>
@@ -2674,7 +2533,7 @@
         <w:rPr>
           <w:rStyle w:val="AttributeTok"/>
         </w:rPr>
-        <w:t xml:space="preserve">y =</w:t>
+        <w:t>y =</w:t>
       </w:r>
       <w:r>
         <w:rPr>
@@ -2686,13 +2545,13 @@
         <w:rPr>
           <w:rStyle w:val="StringTok"/>
         </w:rPr>
-        <w:t xml:space="preserve">"Amount of Protein (g)"</w:t>
-      </w:r>
-      <w:r>
-        <w:rPr>
-          <w:rStyle w:val="NormalTok"/>
-        </w:rPr>
-        <w:t xml:space="preserve">,</w:t>
+        <w:t>"Amount of Protein (g)"</w:t>
+      </w:r>
+      <w:r>
+        <w:rPr>
+          <w:rStyle w:val="NormalTok"/>
+        </w:rPr>
+        <w:t>,</w:t>
       </w:r>
       <w:r>
         <w:br/>
@@ -2707,7 +2566,7 @@
         <w:rPr>
           <w:rStyle w:val="AttributeTok"/>
         </w:rPr>
-        <w:t xml:space="preserve">title =</w:t>
+        <w:t>title =</w:t>
       </w:r>
       <w:r>
         <w:rPr>
@@ -2719,7 +2578,7 @@
         <w:rPr>
           <w:rStyle w:val="StringTok"/>
         </w:rPr>
-        <w:t xml:space="preserve">"Do I Eat More Protein on Rugby or Non-Rugby Practice Days?"</w:t>
+        <w:t>"Do I Eat More Protein on Rugby or Non-Rugby Practice Days?"</w:t>
       </w:r>
       <w:r>
         <w:rPr>
@@ -2731,7 +2590,7 @@
         <w:rPr>
           <w:rStyle w:val="SpecialCharTok"/>
         </w:rPr>
-        <w:t xml:space="preserve">+</w:t>
+        <w:t>+</w:t>
       </w:r>
       <w:r>
         <w:rPr>
@@ -2743,7 +2602,7 @@
         <w:rPr>
           <w:rStyle w:val="CommentTok"/>
         </w:rPr>
-        <w:t xml:space="preserve"># adding a title to the graph</w:t>
+        <w:t># adding a title to the graph</w:t>
       </w:r>
       <w:r>
         <w:br/>
@@ -2758,19 +2617,19 @@
         <w:rPr>
           <w:rStyle w:val="FunctionTok"/>
         </w:rPr>
-        <w:t xml:space="preserve">scale_fill_manual</w:t>
-      </w:r>
-      <w:r>
-        <w:rPr>
-          <w:rStyle w:val="NormalTok"/>
-        </w:rPr>
-        <w:t xml:space="preserve">(</w:t>
+        <w:t>scale_fill_manual</w:t>
+      </w:r>
+      <w:r>
+        <w:rPr>
+          <w:rStyle w:val="NormalTok"/>
+        </w:rPr>
+        <w:t>(</w:t>
       </w:r>
       <w:r>
         <w:rPr>
           <w:rStyle w:val="AttributeTok"/>
         </w:rPr>
-        <w:t xml:space="preserve">values =</w:t>
+        <w:t>values =</w:t>
       </w:r>
       <w:r>
         <w:rPr>
@@ -2782,19 +2641,19 @@
         <w:rPr>
           <w:rStyle w:val="FunctionTok"/>
         </w:rPr>
-        <w:t xml:space="preserve">c</w:t>
-      </w:r>
-      <w:r>
-        <w:rPr>
-          <w:rStyle w:val="NormalTok"/>
-        </w:rPr>
-        <w:t xml:space="preserve">(</w:t>
+        <w:t>c</w:t>
+      </w:r>
+      <w:r>
+        <w:rPr>
+          <w:rStyle w:val="NormalTok"/>
+        </w:rPr>
+        <w:t>(</w:t>
       </w:r>
       <w:r>
         <w:rPr>
           <w:rStyle w:val="StringTok"/>
         </w:rPr>
-        <w:t xml:space="preserve">"yes"</w:t>
+        <w:t>"yes"</w:t>
       </w:r>
       <w:r>
         <w:rPr>
@@ -2806,7 +2665,7 @@
         <w:rPr>
           <w:rStyle w:val="OtherTok"/>
         </w:rPr>
-        <w:t xml:space="preserve">=</w:t>
+        <w:t>=</w:t>
       </w:r>
       <w:r>
         <w:rPr>
@@ -2818,13 +2677,13 @@
         <w:rPr>
           <w:rStyle w:val="StringTok"/>
         </w:rPr>
-        <w:t xml:space="preserve">"maroon"</w:t>
-      </w:r>
-      <w:r>
-        <w:rPr>
-          <w:rStyle w:val="NormalTok"/>
-        </w:rPr>
-        <w:t xml:space="preserve">,</w:t>
+        <w:t>"maroon"</w:t>
+      </w:r>
+      <w:r>
+        <w:rPr>
+          <w:rStyle w:val="NormalTok"/>
+        </w:rPr>
+        <w:t>,</w:t>
       </w:r>
       <w:r>
         <w:br/>
@@ -2839,7 +2698,7 @@
         <w:rPr>
           <w:rStyle w:val="StringTok"/>
         </w:rPr>
-        <w:t xml:space="preserve">"no"</w:t>
+        <w:t>"no"</w:t>
       </w:r>
       <w:r>
         <w:rPr>
@@ -2851,7 +2710,7 @@
         <w:rPr>
           <w:rStyle w:val="OtherTok"/>
         </w:rPr>
-        <w:t xml:space="preserve">=</w:t>
+        <w:t>=</w:t>
       </w:r>
       <w:r>
         <w:rPr>
@@ -2863,7 +2722,7 @@
         <w:rPr>
           <w:rStyle w:val="StringTok"/>
         </w:rPr>
-        <w:t xml:space="preserve">"lightblue"</w:t>
+        <w:t>"lightblue"</w:t>
       </w:r>
       <w:r>
         <w:rPr>
@@ -2875,7 +2734,7 @@
         <w:rPr>
           <w:rStyle w:val="SpecialCharTok"/>
         </w:rPr>
-        <w:t xml:space="preserve">+</w:t>
+        <w:t>+</w:t>
       </w:r>
       <w:r>
         <w:br/>
@@ -2890,7 +2749,7 @@
         <w:rPr>
           <w:rStyle w:val="FunctionTok"/>
         </w:rPr>
-        <w:t xml:space="preserve">theme_classic</w:t>
+        <w:t>theme_classic</w:t>
       </w:r>
       <w:r>
         <w:rPr>
@@ -2902,7 +2761,7 @@
         <w:rPr>
           <w:rStyle w:val="SpecialCharTok"/>
         </w:rPr>
-        <w:t xml:space="preserve">+</w:t>
+        <w:t>+</w:t>
       </w:r>
       <w:r>
         <w:br/>
@@ -2917,19 +2776,19 @@
         <w:rPr>
           <w:rStyle w:val="FunctionTok"/>
         </w:rPr>
-        <w:t xml:space="preserve">theme</w:t>
-      </w:r>
-      <w:r>
-        <w:rPr>
-          <w:rStyle w:val="NormalTok"/>
-        </w:rPr>
-        <w:t xml:space="preserve">(</w:t>
+        <w:t>theme</w:t>
+      </w:r>
+      <w:r>
+        <w:rPr>
+          <w:rStyle w:val="NormalTok"/>
+        </w:rPr>
+        <w:t>(</w:t>
       </w:r>
       <w:r>
         <w:rPr>
           <w:rStyle w:val="AttributeTok"/>
         </w:rPr>
-        <w:t xml:space="preserve">legend.position =</w:t>
+        <w:t>legend.position =</w:t>
       </w:r>
       <w:r>
         <w:rPr>
@@ -2941,13 +2800,13 @@
         <w:rPr>
           <w:rStyle w:val="StringTok"/>
         </w:rPr>
-        <w:t xml:space="preserve">"none"</w:t>
-      </w:r>
-      <w:r>
-        <w:rPr>
-          <w:rStyle w:val="NormalTok"/>
-        </w:rPr>
-        <w:t xml:space="preserve">)</w:t>
+        <w:t>"none"</w:t>
+      </w:r>
+      <w:r>
+        <w:rPr>
+          <w:rStyle w:val="NormalTok"/>
+        </w:rPr>
+        <w:t>)</w:t>
       </w:r>
     </w:p>
     <w:p>
@@ -2955,22 +2814,26 @@
         <w:pStyle w:val="FirstParagraph"/>
       </w:pPr>
       <w:r>
+        <w:rPr>
+          <w:noProof/>
+        </w:rPr>
         <w:drawing>
-          <wp:inline>
+          <wp:inline distT="0" distB="0" distL="0" distR="0" wp14:anchorId="589B287D" wp14:editId="536D1C59">
             <wp:extent cx="5334000" cy="4267200"/>
-            <wp:effectExtent b="0" l="0" r="0" t="0"/>
-            <wp:docPr descr="" title="" id="45" name="Picture"/>
-            <a:graphic>
+            <wp:effectExtent l="0" t="0" r="0" b="0"/>
+            <wp:docPr id="45" name="Picture"/>
+            <wp:cNvGraphicFramePr/>
+            <a:graphic xmlns:a="http://schemas.openxmlformats.org/drawingml/2006/main">
               <a:graphicData uri="http://schemas.openxmlformats.org/drawingml/2006/picture">
-                <pic:pic>
+                <pic:pic xmlns:pic="http://schemas.openxmlformats.org/drawingml/2006/picture">
                   <pic:nvPicPr>
-                    <pic:cNvPr descr="LP_HW3_files/figure-docx/Personal%20data%20observations-1.png" id="46" name="Picture"/>
+                    <pic:cNvPr id="46" name="Picture" descr="LP_HW3_files/figure-docx/Personal%20data%20observations-1.png"/>
                     <pic:cNvPicPr>
-                      <a:picLocks noChangeArrowheads="1" noChangeAspect="1"/>
+                      <a:picLocks noChangeAspect="1" noChangeArrowheads="1"/>
                     </pic:cNvPicPr>
                   </pic:nvPicPr>
                   <pic:blipFill>
-                    <a:blip r:embed="rId44"/>
+                    <a:blip r:embed="rId9"/>
                     <a:stretch>
                       <a:fillRect/>
                     </a:stretch>
@@ -3005,19 +2868,19 @@
         <w:rPr>
           <w:rStyle w:val="FunctionTok"/>
         </w:rPr>
-        <w:t xml:space="preserve">ggplot</w:t>
-      </w:r>
-      <w:r>
-        <w:rPr>
-          <w:rStyle w:val="NormalTok"/>
-        </w:rPr>
-        <w:t xml:space="preserve">(</w:t>
+        <w:t>ggplot</w:t>
+      </w:r>
+      <w:r>
+        <w:rPr>
+          <w:rStyle w:val="NormalTok"/>
+        </w:rPr>
+        <w:t>(</w:t>
       </w:r>
       <w:r>
         <w:rPr>
           <w:rStyle w:val="AttributeTok"/>
         </w:rPr>
-        <w:t xml:space="preserve">data =</w:t>
+        <w:t>data =</w:t>
       </w:r>
       <w:r>
         <w:rPr>
@@ -3029,7 +2892,7 @@
         <w:rPr>
           <w:rStyle w:val="CommentTok"/>
         </w:rPr>
-        <w:t xml:space="preserve"># using the cleaned my data for data frame</w:t>
+        <w:t># using the cleaned my data for data frame</w:t>
       </w:r>
       <w:r>
         <w:br/>
@@ -3044,19 +2907,19 @@
         <w:rPr>
           <w:rStyle w:val="FunctionTok"/>
         </w:rPr>
-        <w:t xml:space="preserve">aes</w:t>
-      </w:r>
-      <w:r>
-        <w:rPr>
-          <w:rStyle w:val="NormalTok"/>
-        </w:rPr>
-        <w:t xml:space="preserve">(</w:t>
+        <w:t>aes</w:t>
+      </w:r>
+      <w:r>
+        <w:rPr>
+          <w:rStyle w:val="NormalTok"/>
+        </w:rPr>
+        <w:t>(</w:t>
       </w:r>
       <w:r>
         <w:rPr>
           <w:rStyle w:val="AttributeTok"/>
         </w:rPr>
-        <w:t xml:space="preserve">x =</w:t>
+        <w:t>x =</w:t>
       </w:r>
       <w:r>
         <w:rPr>
@@ -3068,7 +2931,7 @@
         <w:rPr>
           <w:rStyle w:val="CommentTok"/>
         </w:rPr>
-        <w:t xml:space="preserve"># x-axis</w:t>
+        <w:t># x-axis</w:t>
       </w:r>
       <w:r>
         <w:br/>
@@ -3083,7 +2946,7 @@
         <w:rPr>
           <w:rStyle w:val="AttributeTok"/>
         </w:rPr>
-        <w:t xml:space="preserve">y =</w:t>
+        <w:t>y =</w:t>
       </w:r>
       <w:r>
         <w:rPr>
@@ -3095,7 +2958,7 @@
         <w:rPr>
           <w:rStyle w:val="SpecialCharTok"/>
         </w:rPr>
-        <w:t xml:space="preserve">+</w:t>
+        <w:t>+</w:t>
       </w:r>
       <w:r>
         <w:rPr>
@@ -3107,7 +2970,7 @@
         <w:rPr>
           <w:rStyle w:val="CommentTok"/>
         </w:rPr>
-        <w:t xml:space="preserve"># y-axis</w:t>
+        <w:t># y-axis</w:t>
       </w:r>
       <w:r>
         <w:br/>
@@ -3122,7 +2985,7 @@
         <w:rPr>
           <w:rStyle w:val="CommentTok"/>
         </w:rPr>
-        <w:t xml:space="preserve"># first layer: showing the underlying data</w:t>
+        <w:t># first layer: showing the underlying data</w:t>
       </w:r>
       <w:r>
         <w:br/>
@@ -3137,19 +3000,19 @@
         <w:rPr>
           <w:rStyle w:val="FunctionTok"/>
         </w:rPr>
-        <w:t xml:space="preserve">geom_jitter</w:t>
-      </w:r>
-      <w:r>
-        <w:rPr>
-          <w:rStyle w:val="NormalTok"/>
-        </w:rPr>
-        <w:t xml:space="preserve">(</w:t>
+        <w:t>geom_jitter</w:t>
+      </w:r>
+      <w:r>
+        <w:rPr>
+          <w:rStyle w:val="NormalTok"/>
+        </w:rPr>
+        <w:t>(</w:t>
       </w:r>
       <w:r>
         <w:rPr>
           <w:rStyle w:val="AttributeTok"/>
         </w:rPr>
-        <w:t xml:space="preserve">height =</w:t>
+        <w:t>height =</w:t>
       </w:r>
       <w:r>
         <w:rPr>
@@ -3161,7 +3024,7 @@
         <w:rPr>
           <w:rStyle w:val="DecValTok"/>
         </w:rPr>
-        <w:t xml:space="preserve">0</w:t>
+        <w:t>0</w:t>
       </w:r>
       <w:r>
         <w:rPr>
@@ -3173,7 +3036,7 @@
         <w:rPr>
           <w:rStyle w:val="CommentTok"/>
         </w:rPr>
-        <w:t xml:space="preserve"># no jitter in the vertical direction</w:t>
+        <w:t># no jitter in the vertical direction</w:t>
       </w:r>
       <w:r>
         <w:br/>
@@ -3188,7 +3051,7 @@
         <w:rPr>
           <w:rStyle w:val="AttributeTok"/>
         </w:rPr>
-        <w:t xml:space="preserve">width =</w:t>
+        <w:t>width =</w:t>
       </w:r>
       <w:r>
         <w:rPr>
@@ -3200,13 +3063,13 @@
         <w:rPr>
           <w:rStyle w:val="FloatTok"/>
         </w:rPr>
-        <w:t xml:space="preserve">0.1</w:t>
-      </w:r>
-      <w:r>
-        <w:rPr>
-          <w:rStyle w:val="NormalTok"/>
-        </w:rPr>
-        <w:t xml:space="preserve">,</w:t>
+        <w:t>0.1</w:t>
+      </w:r>
+      <w:r>
+        <w:rPr>
+          <w:rStyle w:val="NormalTok"/>
+        </w:rPr>
+        <w:t>,</w:t>
       </w:r>
       <w:r>
         <w:br/>
@@ -3221,7 +3084,7 @@
         <w:rPr>
           <w:rStyle w:val="AttributeTok"/>
         </w:rPr>
-        <w:t xml:space="preserve">color =</w:t>
+        <w:t>color =</w:t>
       </w:r>
       <w:r>
         <w:rPr>
@@ -3233,7 +3096,7 @@
         <w:rPr>
           <w:rStyle w:val="StringTok"/>
         </w:rPr>
-        <w:t xml:space="preserve">"orange"</w:t>
+        <w:t>"orange"</w:t>
       </w:r>
       <w:r>
         <w:rPr>
@@ -3245,7 +3108,7 @@
         <w:rPr>
           <w:rStyle w:val="SpecialCharTok"/>
         </w:rPr>
-        <w:t xml:space="preserve">+</w:t>
+        <w:t>+</w:t>
       </w:r>
       <w:r>
         <w:br/>
@@ -3260,19 +3123,19 @@
         <w:rPr>
           <w:rStyle w:val="FunctionTok"/>
         </w:rPr>
-        <w:t xml:space="preserve">labs</w:t>
-      </w:r>
-      <w:r>
-        <w:rPr>
-          <w:rStyle w:val="NormalTok"/>
-        </w:rPr>
-        <w:t xml:space="preserve">(</w:t>
+        <w:t>labs</w:t>
+      </w:r>
+      <w:r>
+        <w:rPr>
+          <w:rStyle w:val="NormalTok"/>
+        </w:rPr>
+        <w:t>(</w:t>
       </w:r>
       <w:r>
         <w:rPr>
           <w:rStyle w:val="AttributeTok"/>
         </w:rPr>
-        <w:t xml:space="preserve">x =</w:t>
+        <w:t>x =</w:t>
       </w:r>
       <w:r>
         <w:rPr>
@@ -3284,7 +3147,7 @@
         <w:rPr>
           <w:rStyle w:val="StringTok"/>
         </w:rPr>
-        <w:t xml:space="preserve">"Caffeine intake (mg)"</w:t>
+        <w:t>"Caffeine intake (mg)"</w:t>
       </w:r>
       <w:r>
         <w:rPr>
@@ -3296,7 +3159,7 @@
         <w:rPr>
           <w:rStyle w:val="CommentTok"/>
         </w:rPr>
-        <w:t xml:space="preserve"># labeling the axes for caffeine intake and amount of protein</w:t>
+        <w:t># labeling the axes for caffeine intake and amount of protein</w:t>
       </w:r>
       <w:r>
         <w:br/>
@@ -3311,7 +3174,7 @@
         <w:rPr>
           <w:rStyle w:val="AttributeTok"/>
         </w:rPr>
-        <w:t xml:space="preserve">y =</w:t>
+        <w:t>y =</w:t>
       </w:r>
       <w:r>
         <w:rPr>
@@ -3323,13 +3186,13 @@
         <w:rPr>
           <w:rStyle w:val="StringTok"/>
         </w:rPr>
-        <w:t xml:space="preserve">"Amount of protein (g)"</w:t>
-      </w:r>
-      <w:r>
-        <w:rPr>
-          <w:rStyle w:val="NormalTok"/>
-        </w:rPr>
-        <w:t xml:space="preserve">,</w:t>
+        <w:t>"Amount of protein (g)"</w:t>
+      </w:r>
+      <w:r>
+        <w:rPr>
+          <w:rStyle w:val="NormalTok"/>
+        </w:rPr>
+        <w:t>,</w:t>
       </w:r>
       <w:r>
         <w:br/>
@@ -3344,7 +3207,7 @@
         <w:rPr>
           <w:rStyle w:val="AttributeTok"/>
         </w:rPr>
-        <w:t xml:space="preserve">title =</w:t>
+        <w:t>title =</w:t>
       </w:r>
       <w:r>
         <w:rPr>
@@ -3356,7 +3219,7 @@
         <w:rPr>
           <w:rStyle w:val="StringTok"/>
         </w:rPr>
-        <w:t xml:space="preserve">"Protein intake on days with Caffeine intake"</w:t>
+        <w:t>"Protein intake on days with Caffeine intake"</w:t>
       </w:r>
       <w:r>
         <w:rPr>
@@ -3368,7 +3231,7 @@
         <w:rPr>
           <w:rStyle w:val="SpecialCharTok"/>
         </w:rPr>
-        <w:t xml:space="preserve">+</w:t>
+        <w:t>+</w:t>
       </w:r>
       <w:r>
         <w:rPr>
@@ -3383,13 +3246,14 @@
         <w:rPr>
           <w:rStyle w:val="NormalTok"/>
         </w:rPr>
+        <w:lastRenderedPageBreak/>
         <w:t xml:space="preserve">  </w:t>
       </w:r>
       <w:r>
         <w:rPr>
           <w:rStyle w:val="FunctionTok"/>
         </w:rPr>
-        <w:t xml:space="preserve">theme_classic</w:t>
+        <w:t>theme_classic</w:t>
       </w:r>
       <w:r>
         <w:rPr>
@@ -3401,7 +3265,7 @@
         <w:rPr>
           <w:rStyle w:val="SpecialCharTok"/>
         </w:rPr>
-        <w:t xml:space="preserve">+</w:t>
+        <w:t>+</w:t>
       </w:r>
       <w:r>
         <w:rPr>
@@ -3413,7 +3277,7 @@
         <w:rPr>
           <w:rStyle w:val="CommentTok"/>
         </w:rPr>
-        <w:t xml:space="preserve"># using a theme</w:t>
+        <w:t># using a theme</w:t>
       </w:r>
       <w:r>
         <w:br/>
@@ -3428,19 +3292,19 @@
         <w:rPr>
           <w:rStyle w:val="FunctionTok"/>
         </w:rPr>
-        <w:t xml:space="preserve">theme</w:t>
-      </w:r>
-      <w:r>
-        <w:rPr>
-          <w:rStyle w:val="NormalTok"/>
-        </w:rPr>
-        <w:t xml:space="preserve">(</w:t>
+        <w:t>theme</w:t>
+      </w:r>
+      <w:r>
+        <w:rPr>
+          <w:rStyle w:val="NormalTok"/>
+        </w:rPr>
+        <w:t>(</w:t>
       </w:r>
       <w:r>
         <w:rPr>
           <w:rStyle w:val="AttributeTok"/>
         </w:rPr>
-        <w:t xml:space="preserve">legend.position =</w:t>
+        <w:t>legend.position =</w:t>
       </w:r>
       <w:r>
         <w:rPr>
@@ -3452,7 +3316,7 @@
         <w:rPr>
           <w:rStyle w:val="StringTok"/>
         </w:rPr>
-        <w:t xml:space="preserve">"none"</w:t>
+        <w:t>"none"</w:t>
       </w:r>
       <w:r>
         <w:rPr>
@@ -3464,7 +3328,7 @@
         <w:rPr>
           <w:rStyle w:val="CommentTok"/>
         </w:rPr>
-        <w:t xml:space="preserve"># getting rid of the legend</w:t>
+        <w:t># getting rid of the legend</w:t>
       </w:r>
     </w:p>
     <w:p>
@@ -3472,22 +3336,26 @@
         <w:pStyle w:val="FirstParagraph"/>
       </w:pPr>
       <w:r>
+        <w:rPr>
+          <w:noProof/>
+        </w:rPr>
         <w:drawing>
-          <wp:inline>
+          <wp:inline distT="0" distB="0" distL="0" distR="0" wp14:anchorId="1BE5737A" wp14:editId="4C8BCD6F">
             <wp:extent cx="5334000" cy="4267200"/>
-            <wp:effectExtent b="0" l="0" r="0" t="0"/>
-            <wp:docPr descr="" title="" id="48" name="Picture"/>
-            <a:graphic>
+            <wp:effectExtent l="0" t="0" r="0" b="0"/>
+            <wp:docPr id="48" name="Picture"/>
+            <wp:cNvGraphicFramePr/>
+            <a:graphic xmlns:a="http://schemas.openxmlformats.org/drawingml/2006/main">
               <a:graphicData uri="http://schemas.openxmlformats.org/drawingml/2006/picture">
-                <pic:pic>
+                <pic:pic xmlns:pic="http://schemas.openxmlformats.org/drawingml/2006/picture">
                   <pic:nvPicPr>
-                    <pic:cNvPr descr="LP_HW3_files/figure-docx/Personal%20data%20visualization-1.png" id="49" name="Picture"/>
+                    <pic:cNvPr id="49" name="Picture" descr="LP_HW3_files/figure-docx/Personal%20data%20visualization-1.png"/>
                     <pic:cNvPicPr>
-                      <a:picLocks noChangeArrowheads="1" noChangeAspect="1"/>
+                      <a:picLocks noChangeAspect="1" noChangeArrowheads="1"/>
                     </pic:cNvPicPr>
                   </pic:nvPicPr>
                   <pic:blipFill>
-                    <a:blip r:embed="rId47"/>
+                    <a:blip r:embed="rId10"/>
                     <a:stretch>
                       <a:fillRect/>
                     </a:stretch>
@@ -3514,86 +3382,399 @@
         </w:drawing>
       </w:r>
     </w:p>
-    <w:bookmarkEnd w:id="50"/>
-    <w:bookmarkStart w:id="53" w:name="b.-captions"/>
     <w:p>
       <w:pPr>
         <w:pStyle w:val="Heading4"/>
       </w:pPr>
-      <w:r>
-        <w:t xml:space="preserve">b. Captions</w:t>
-      </w:r>
-    </w:p>
-    <w:bookmarkStart w:id="51" w:name="X9b3dd9f419774b4195603c7b12bb8438df67e8b"/>
+      <w:bookmarkStart w:id="15" w:name="b.-captions"/>
+      <w:bookmarkEnd w:id="14"/>
+      <w:r>
+        <w:lastRenderedPageBreak/>
+        <w:t>b. Captions</w:t>
+      </w:r>
+    </w:p>
     <w:p>
       <w:pPr>
         <w:pStyle w:val="Heading5"/>
       </w:pPr>
-      <w:r>
-        <w:t xml:space="preserve">Figure 1. Protein intake varies between rugby practice days and non-practice days. Points represent observations of daily protein intake (g) recorded by the author on rugby practice days and non-practice days (n = 39). Each point represents one day of recorded intake. The plot compares the distribution of protein intake across the two categories to examine whether protein consumption differs depending on whether I participated in rugby practice that day.</w:t>
-      </w:r>
-    </w:p>
-    <w:bookmarkEnd w:id="51"/>
-    <w:bookmarkStart w:id="52" w:name="X58c6c0963dc6ef6bfa86e4240b4d8dc5021d244"/>
+      <w:bookmarkStart w:id="16" w:name="X9b3dd9f419774b4195603c7b12bb8438df67e8b"/>
+      <w:r>
+        <w:t>Figure 1. Protein intake varies between rugby practice days and non-practice days. Points represent observations of daily protein intake (g) recorded by the author on rugby practice days and non-practice days (n = 39). Each point represents one day of recorded intake. The plot compares the distribution of protein intake across the two categories to examine whether protein consumption differs depending on whether I participated in rugby practice that day.</w:t>
+      </w:r>
+    </w:p>
     <w:p>
       <w:pPr>
         <w:pStyle w:val="Heading5"/>
       </w:pPr>
-      <w:r>
-        <w:t xml:space="preserve">Figure 2. Protein intake tends to increase on days with higher caffeine consumption. Points represent observations of daily caffeine intake (mg) and daily protein intake (g) recorded by me (n = 39). Each point represents one day of personal dietary intake.</w:t>
-      </w:r>
-    </w:p>
-    <w:bookmarkEnd w:id="52"/>
-    <w:bookmarkEnd w:id="53"/>
-    <w:bookmarkEnd w:id="54"/>
-    <w:bookmarkStart w:id="55" w:name="problem-3."/>
+      <w:bookmarkStart w:id="17" w:name="X58c6c0963dc6ef6bfa86e4240b4d8dc5021d244"/>
+      <w:bookmarkEnd w:id="16"/>
+      <w:r>
+        <w:t>Figure 2. Protein intake tends to increase on days with higher caffeine consumption. Points represent observations of daily caffeine intake (mg) and daily protein intake (g) recorded by me (n = 39). Each point represents one day of personal dietary intake.</w:t>
+      </w:r>
+    </w:p>
     <w:p>
       <w:pPr>
         <w:pStyle w:val="Heading3"/>
       </w:pPr>
-      <w:r>
-        <w:t xml:space="preserve">Problem 3.</w:t>
-      </w:r>
-    </w:p>
-    <w:bookmarkEnd w:id="55"/>
-    <w:bookmarkEnd w:id="56"/>
+      <w:bookmarkStart w:id="18" w:name="problem-3."/>
+      <w:bookmarkEnd w:id="13"/>
+      <w:bookmarkEnd w:id="15"/>
+      <w:bookmarkEnd w:id="17"/>
+      <w:r>
+        <w:t>Problem 3.</w:t>
+      </w:r>
+    </w:p>
+    <w:p>
+      <w:pPr>
+        <w:pStyle w:val="Heading4"/>
+      </w:pPr>
+      <w:bookmarkStart w:id="19" w:name="X9ea240f7a6d1cf759af0634984231b2dbcb1ec4"/>
+      <w:r>
+        <w:t>a. Describing what an affective visualization would look</w:t>
+      </w:r>
+    </w:p>
+    <w:p>
+      <w:pPr>
+        <w:pStyle w:val="Heading5"/>
+      </w:pPr>
+      <w:bookmarkStart w:id="20" w:name="Xe576c99c00ab665cf39dc0716ffd4e9bfd48873"/>
+      <w:r>
+        <w:t>An affective visualization for my personal data could potentially look like data formatted like a rugby pitch or creatively showcasing rugby and the protein intake intermixed. The usage of heatmaps is used in rugby strategy so potentially something similiar with my data formatted to resemble rugby in a way can hook a reader and pull them into my visualization. Further incorporating visuals of food since my data relates to protein and food often can catch a readers eyes if presented well.</w:t>
+      </w:r>
+    </w:p>
+    <w:p>
+      <w:pPr>
+        <w:pStyle w:val="Heading4"/>
+      </w:pPr>
+      <w:bookmarkStart w:id="21" w:name="b.-create-a-sketch-of-idea"/>
+      <w:bookmarkEnd w:id="19"/>
+      <w:bookmarkEnd w:id="20"/>
+      <w:r>
+        <w:t>b. Create a sketch of idea</w:t>
+      </w:r>
+    </w:p>
+    <w:p>
+      <w:pPr>
+        <w:pStyle w:val="BodyText"/>
+      </w:pPr>
+      <w:r>
+        <w:rPr>
+          <w:noProof/>
+        </w:rPr>
+        <w:lastRenderedPageBreak/>
+        <w:drawing>
+          <wp:inline distT="0" distB="0" distL="0" distR="0" wp14:anchorId="748056DA" wp14:editId="53FC38E9">
+            <wp:extent cx="7924800" cy="5943600"/>
+            <wp:effectExtent l="0" t="990600" r="0" b="977900"/>
+            <wp:docPr id="1094355516" name="Picture 1" descr="A sketch of a diagram on a spiral notebook&#10;&#10;AI-generated content may be incorrect."/>
+            <wp:cNvGraphicFramePr>
+              <a:graphicFrameLocks xmlns:a="http://schemas.openxmlformats.org/drawingml/2006/main" noChangeAspect="1"/>
+            </wp:cNvGraphicFramePr>
+            <a:graphic xmlns:a="http://schemas.openxmlformats.org/drawingml/2006/main">
+              <a:graphicData uri="http://schemas.openxmlformats.org/drawingml/2006/picture">
+                <pic:pic xmlns:pic="http://schemas.openxmlformats.org/drawingml/2006/picture">
+                  <pic:nvPicPr>
+                    <pic:cNvPr id="1094355516" name="Picture 1" descr="A sketch of a diagram on a spiral notebook&#10;&#10;AI-generated content may be incorrect."/>
+                    <pic:cNvPicPr/>
+                  </pic:nvPicPr>
+                  <pic:blipFill>
+                    <a:blip r:embed="rId11" cstate="print">
+                      <a:extLst>
+                        <a:ext uri="{28A0092B-C50C-407E-A947-70E740481C1C}">
+                          <a14:useLocalDpi xmlns:a14="http://schemas.microsoft.com/office/drawing/2010/main" val="0"/>
+                        </a:ext>
+                      </a:extLst>
+                    </a:blip>
+                    <a:stretch>
+                      <a:fillRect/>
+                    </a:stretch>
+                  </pic:blipFill>
+                  <pic:spPr>
+                    <a:xfrm rot="5400000">
+                      <a:off x="0" y="0"/>
+                      <a:ext cx="7924800" cy="5943600"/>
+                    </a:xfrm>
+                    <a:prstGeom prst="rect">
+                      <a:avLst/>
+                    </a:prstGeom>
+                  </pic:spPr>
+                </pic:pic>
+              </a:graphicData>
+            </a:graphic>
+          </wp:inline>
+        </w:drawing>
+      </w:r>
+    </w:p>
+    <w:p>
+      <w:pPr>
+        <w:pStyle w:val="Heading4"/>
+      </w:pPr>
+      <w:bookmarkStart w:id="22" w:name="c.-mkae-a-draft-of-your-visualization"/>
+      <w:bookmarkEnd w:id="21"/>
+      <w:r>
+        <w:lastRenderedPageBreak/>
+        <w:t>c. M</w:t>
+      </w:r>
+      <w:r>
+        <w:t>ak</w:t>
+      </w:r>
+      <w:r>
+        <w:t>e a draft of your visualization</w:t>
+      </w:r>
+    </w:p>
+    <w:p>
+      <w:pPr>
+        <w:pStyle w:val="BodyText"/>
+      </w:pPr>
+      <w:r>
+        <w:rPr>
+          <w:noProof/>
+        </w:rPr>
+        <w:drawing>
+          <wp:inline distT="0" distB="0" distL="0" distR="0" wp14:anchorId="0AA1E144" wp14:editId="62C91B97">
+            <wp:extent cx="5943600" cy="4599305"/>
+            <wp:effectExtent l="0" t="0" r="0" b="0"/>
+            <wp:docPr id="522983552" name="Picture 2"/>
+            <wp:cNvGraphicFramePr>
+              <a:graphicFrameLocks xmlns:a="http://schemas.openxmlformats.org/drawingml/2006/main" noChangeAspect="1"/>
+            </wp:cNvGraphicFramePr>
+            <a:graphic xmlns:a="http://schemas.openxmlformats.org/drawingml/2006/main">
+              <a:graphicData uri="http://schemas.openxmlformats.org/drawingml/2006/picture">
+                <pic:pic xmlns:pic="http://schemas.openxmlformats.org/drawingml/2006/picture">
+                  <pic:nvPicPr>
+                    <pic:cNvPr id="522983552" name="Picture 522983552"/>
+                    <pic:cNvPicPr/>
+                  </pic:nvPicPr>
+                  <pic:blipFill>
+                    <a:blip r:embed="rId12"/>
+                    <a:stretch>
+                      <a:fillRect/>
+                    </a:stretch>
+                  </pic:blipFill>
+                  <pic:spPr>
+                    <a:xfrm>
+                      <a:off x="0" y="0"/>
+                      <a:ext cx="5943600" cy="4599305"/>
+                    </a:xfrm>
+                    <a:prstGeom prst="rect">
+                      <a:avLst/>
+                    </a:prstGeom>
+                  </pic:spPr>
+                </pic:pic>
+              </a:graphicData>
+            </a:graphic>
+          </wp:inline>
+        </w:drawing>
+      </w:r>
+    </w:p>
+    <w:p>
+      <w:pPr>
+        <w:pStyle w:val="Heading4"/>
+      </w:pPr>
+      <w:bookmarkStart w:id="23" w:name="d.-write-an-artists-statement"/>
+      <w:bookmarkEnd w:id="22"/>
+      <w:r>
+        <w:t>d. Write an artist’s statement</w:t>
+      </w:r>
+    </w:p>
+    <w:p>
+      <w:pPr>
+        <w:pStyle w:val="Heading5"/>
+      </w:pPr>
+      <w:bookmarkStart w:id="24" w:name="X2db523d49c14107ebd4b19ab335b0f6cf5c2d73"/>
+      <w:r>
+        <w:t>The content of my piece is showing a rugby pitch but seperated ot represent the days rugby and non-rugby as two different teams as well as the points in defense and attacking shapes. I included tryzones which are the score areas as a type of protein from my data and I tried to make the stands my caffeine intake as the fans above the pitch(field). I found rugby the sport itself influential and took the look of the field as inspiration. The form of my work wsa a digital piece created on my ipad with a stylus.</w:t>
+      </w:r>
+    </w:p>
+    <w:p>
+      <w:pPr>
+        <w:pStyle w:val="Heading4"/>
+      </w:pPr>
+      <w:bookmarkStart w:id="25" w:name="e.-prep-materials"/>
+      <w:bookmarkEnd w:id="23"/>
+      <w:bookmarkEnd w:id="24"/>
+      <w:r>
+        <w:t>e. Prep materials</w:t>
+      </w:r>
+    </w:p>
+    <w:p>
+      <w:pPr>
+        <w:pStyle w:val="BodyText"/>
+      </w:pPr>
+      <w:hyperlink r:id="rId13" w:history="1">
+        <w:r>
+          <w:rPr>
+            <w:rStyle w:val="Hyperlink"/>
+          </w:rPr>
+          <w:t>https://docs.google.com/presentation/d/1bT6IQwot0-sYsC-0H2kMh1y3w-CA-Mhz9qoSS9oiYV4/edit?usp=sharing</w:t>
+        </w:r>
+      </w:hyperlink>
+    </w:p>
+    <w:p>
+      <w:pPr>
+        <w:pStyle w:val="BodyText"/>
+      </w:pPr>
+    </w:p>
+    <w:p>
+      <w:pPr>
+        <w:pStyle w:val="Heading3"/>
+      </w:pPr>
+      <w:bookmarkStart w:id="26" w:name="problem-4.-statistical-critique"/>
+      <w:bookmarkEnd w:id="18"/>
+      <w:bookmarkEnd w:id="25"/>
+      <w:r>
+        <w:lastRenderedPageBreak/>
+        <w:t>Problem 4. Statistical critique</w:t>
+      </w:r>
+    </w:p>
+    <w:p>
+      <w:pPr>
+        <w:pStyle w:val="Heading4"/>
+      </w:pPr>
+      <w:bookmarkStart w:id="27" w:name="a.-revisit-and-summarize"/>
+      <w:r>
+        <w:t>a. Revisit and summarize</w:t>
+      </w:r>
+    </w:p>
+    <w:p>
+      <w:pPr>
+        <w:pStyle w:val="Heading5"/>
+      </w:pPr>
+      <w:bookmarkStart w:id="28" w:name="X60860be7b9930a36300f03637998494a5e0b802"/>
+      <w:r>
+        <w:t>The statistical test included is a linear-mixed model effects. The occurrence and abundance are the response variables, while year of sampling or year of construction was the predictor variable along with types of substrates, site, soil squares, and texture of soil.</w:t>
+      </w:r>
+    </w:p>
+    <w:p>
+      <w:pPr>
+        <w:pStyle w:val="BodyText"/>
+      </w:pPr>
+      <w:r>
+        <w:drawing>
+          <wp:inline distT="0" distB="0" distL="0" distR="0" wp14:anchorId="39095C14" wp14:editId="4B8DA5F7">
+            <wp:extent cx="5943600" cy="5379720"/>
+            <wp:effectExtent l="0" t="0" r="0" b="0"/>
+            <wp:docPr id="1977558925" name="Picture 1" descr="A group of graphs showing different types of data&#10;&#10;AI-generated content may be incorrect."/>
+            <wp:cNvGraphicFramePr>
+              <a:graphicFrameLocks xmlns:a="http://schemas.openxmlformats.org/drawingml/2006/main" noChangeAspect="1"/>
+            </wp:cNvGraphicFramePr>
+            <a:graphic xmlns:a="http://schemas.openxmlformats.org/drawingml/2006/main">
+              <a:graphicData uri="http://schemas.openxmlformats.org/drawingml/2006/picture">
+                <pic:pic xmlns:pic="http://schemas.openxmlformats.org/drawingml/2006/picture">
+                  <pic:nvPicPr>
+                    <pic:cNvPr id="1977558925" name="Picture 1" descr="A group of graphs showing different types of data&#10;&#10;AI-generated content may be incorrect."/>
+                    <pic:cNvPicPr/>
+                  </pic:nvPicPr>
+                  <pic:blipFill>
+                    <a:blip r:embed="rId14"/>
+                    <a:stretch>
+                      <a:fillRect/>
+                    </a:stretch>
+                  </pic:blipFill>
+                  <pic:spPr>
+                    <a:xfrm>
+                      <a:off x="0" y="0"/>
+                      <a:ext cx="5943600" cy="5379720"/>
+                    </a:xfrm>
+                    <a:prstGeom prst="rect">
+                      <a:avLst/>
+                    </a:prstGeom>
+                  </pic:spPr>
+                </pic:pic>
+              </a:graphicData>
+            </a:graphic>
+          </wp:inline>
+        </w:drawing>
+      </w:r>
+    </w:p>
+    <w:p>
+      <w:pPr>
+        <w:pStyle w:val="Heading4"/>
+      </w:pPr>
+      <w:bookmarkStart w:id="29" w:name="b."/>
+      <w:bookmarkEnd w:id="27"/>
+      <w:bookmarkEnd w:id="28"/>
+      <w:r>
+        <w:lastRenderedPageBreak/>
+        <w:t>b.</w:t>
+      </w:r>
+    </w:p>
+    <w:p>
+      <w:pPr>
+        <w:pStyle w:val="Heading5"/>
+      </w:pPr>
+      <w:bookmarkStart w:id="30" w:name="Xf02b28281298b272543682297fb4a10b0369a37"/>
+      <w:r>
+        <w:t>The authors visually show the mean bee abundance and occurrence for multiple sampling sites and times while also including a standard error bar. The x and y axis are in logical places especially for containing multiple plots within one figure,along with the arrangement of the multiple plots. They ultimately do not show the underlying data.</w:t>
+      </w:r>
+    </w:p>
+    <w:p>
+      <w:pPr>
+        <w:pStyle w:val="Heading4"/>
+      </w:pPr>
+      <w:bookmarkStart w:id="31" w:name="c.-aesthetic-clarity"/>
+      <w:bookmarkEnd w:id="29"/>
+      <w:bookmarkEnd w:id="30"/>
+      <w:r>
+        <w:t>c. Aesthetic clarity</w:t>
+      </w:r>
+    </w:p>
+    <w:p>
+      <w:pPr>
+        <w:pStyle w:val="Heading5"/>
+      </w:pPr>
+      <w:bookmarkStart w:id="32" w:name="Xb6c3e885d7acad12d29052741cd7aaa5e561e58"/>
+      <w:r>
+        <w:t>The authors handled visual clutter decently well it still can be confusing at first to look at the graphs since there is multiple showing slightly different things. The data to ink ratio is pretty good with keeping the text to a minimum and mainly highlighting the actual data.</w:t>
+      </w:r>
+    </w:p>
+    <w:p>
+      <w:pPr>
+        <w:pStyle w:val="Heading4"/>
+      </w:pPr>
+      <w:bookmarkStart w:id="33" w:name="d.-reccomendations"/>
+      <w:bookmarkEnd w:id="31"/>
+      <w:bookmarkEnd w:id="32"/>
+      <w:r>
+        <w:t>d. </w:t>
+      </w:r>
+      <w:proofErr w:type="spellStart"/>
+      <w:r>
+        <w:t>Recomendations</w:t>
+      </w:r>
+      <w:proofErr w:type="spellEnd"/>
+    </w:p>
+    <w:p>
+      <w:pPr>
+        <w:pStyle w:val="Heading5"/>
+      </w:pPr>
+      <w:bookmarkStart w:id="34" w:name="X5fc14ef767c5e37b11d2e39abe85dbc0171251d"/>
+      <w:r>
+        <w:t>I would change the way the species names are represented as well as maybe changing the patterns used to differentiate the different years and species. I belive maybe shortening the names would help reduce text and confusion since a lot of the bee species names are very similiar, as well as finding patterns that vary mnore so the differnt columns dont look as similiar.</w:t>
+      </w:r>
+      <w:bookmarkEnd w:id="0"/>
+      <w:bookmarkEnd w:id="26"/>
+      <w:bookmarkEnd w:id="33"/>
+      <w:bookmarkEnd w:id="34"/>
+    </w:p>
     <w:sectPr>
       <w:footnotePr>
         <w:numRestart w:val="eachSect"/>
       </w:footnotePr>
+      <w:pgSz w:w="12240" w:h="15840"/>
+      <w:pgMar w:top="1440" w:right="1440" w:bottom="1440" w:left="1440" w:header="720" w:footer="720" w:gutter="0"/>
+      <w:cols w:space="720"/>
     </w:sectPr>
   </w:body>
 </w:document>
 </file>
 
-<file path=word/comments.xml><?xml version="1.0" encoding="utf-8"?>
-<w:comments xmlns:w="http://schemas.openxmlformats.org/wordprocessingml/2006/main" xmlns:m="http://schemas.openxmlformats.org/officeDocument/2006/math" xmlns:r="http://schemas.openxmlformats.org/officeDocument/2006/relationships" xmlns:o="urn:schemas-microsoft-com:office:office" xmlns:v="urn:schemas-microsoft-com:vml" xmlns:w10="urn:schemas-microsoft-com:office:word" xmlns:a="http://schemas.openxmlformats.org/drawingml/2006/main" xmlns:pic="http://schemas.openxmlformats.org/drawingml/2006/picture" xmlns:wp="http://schemas.openxmlformats.org/drawingml/2006/wordprocessingDrawing"/>
-</file>
-
-<file path=word/footnotes.xml><?xml version="1.0" encoding="utf-8"?>
-<w:footnotes xmlns:w="http://schemas.openxmlformats.org/wordprocessingml/2006/main" xmlns:m="http://schemas.openxmlformats.org/officeDocument/2006/math" xmlns:r="http://schemas.openxmlformats.org/officeDocument/2006/relationships" xmlns:o="urn:schemas-microsoft-com:office:office" xmlns:v="urn:schemas-microsoft-com:vml" xmlns:w10="urn:schemas-microsoft-com:office:word" xmlns:a="http://schemas.openxmlformats.org/drawingml/2006/main" xmlns:pic="http://schemas.openxmlformats.org/drawingml/2006/picture" xmlns:wp="http://schemas.openxmlformats.org/drawingml/2006/wordprocessingDrawing">
-  <w:footnote w:type="continuationSeparator" w:id="0">
-    <w:p>
-      <w:r>
-        <w:continuationSeparator/>
-      </w:r>
-    </w:p>
-  </w:footnote>
-  <w:footnote w:type="separator" w:id="-1">
-    <w:p>
-      <w:r>
-        <w:separator/>
-      </w:r>
-    </w:p>
-  </w:footnote>
-</w:footnotes>
-</file>
-
 <file path=word/numbering.xml><?xml version="1.0" encoding="utf-8"?>
-<w:numbering xmlns:w="http://schemas.openxmlformats.org/wordprocessingml/2006/main">
-  <w:abstractNum w:abstractNumId="990">
+<w:numbering xmlns:wpc="http://schemas.microsoft.com/office/word/2010/wordprocessingCanvas" xmlns:cx="http://schemas.microsoft.com/office/drawing/2014/chartex" xmlns:cx1="http://schemas.microsoft.com/office/drawing/2015/9/8/chartex" xmlns:cx2="http://schemas.microsoft.com/office/drawing/2015/10/21/chartex" xmlns:cx3="http://schemas.microsoft.com/office/drawing/2016/5/9/chartex" xmlns:cx4="http://schemas.microsoft.com/office/drawing/2016/5/10/chartex" xmlns:cx5="http://schemas.microsoft.com/office/drawing/2016/5/11/chartex" xmlns:cx6="http://schemas.microsoft.com/office/drawing/2016/5/12/chartex" xmlns:cx7="http://schemas.microsoft.com/office/drawing/2016/5/13/chartex" xmlns:cx8="http://schemas.microsoft.com/office/drawing/2016/5/14/chartex" xmlns:mc="http://schemas.openxmlformats.org/markup-compatibility/2006" xmlns:aink="http://schemas.microsoft.com/office/drawing/2016/ink" xmlns:am3d="http://schemas.microsoft.com/office/drawing/2017/model3d" xmlns:o="urn:schemas-microsoft-com:office:office" xmlns:oel="http://schemas.microsoft.com/office/2019/extlst" xmlns:r="http://schemas.openxmlformats.org/officeDocument/2006/relationships" xmlns:m="http://schemas.openxmlformats.org/officeDocument/2006/math" xmlns:v="urn:schemas-microsoft-com:vml" xmlns:wp14="http://schemas.microsoft.com/office/word/2010/wordprocessingDrawing" xmlns:wp="http://schemas.openxmlformats.org/drawingml/2006/wordprocessingDrawing" xmlns:w10="urn:schemas-microsoft-com:office:word" xmlns:w="http://schemas.openxmlformats.org/wordprocessingml/2006/main" xmlns:w14="http://schemas.microsoft.com/office/word/2010/wordml" xmlns:w15="http://schemas.microsoft.com/office/word/2012/wordml" xmlns:w16cex="http://schemas.microsoft.com/office/word/2018/wordml/cex" xmlns:w16cid="http://schemas.microsoft.com/office/word/2016/wordml/cid" xmlns:w16="http://schemas.microsoft.com/office/word/2018/wordml" xmlns:w16du="http://schemas.microsoft.com/office/word/2023/wordml/word16du" xmlns:w16sdtdh="http://schemas.microsoft.com/office/word/2020/wordml/sdtdatahash" xmlns:w16sdtfl="http://schemas.microsoft.com/office/word/2024/wordml/sdtformatlock" xmlns:w16se="http://schemas.microsoft.com/office/word/2015/wordml/symex" xmlns:wpg="http://schemas.microsoft.com/office/word/2010/wordprocessingGroup" xmlns:wpi="http://schemas.microsoft.com/office/word/2010/wordprocessingInk" xmlns:wne="http://schemas.microsoft.com/office/word/2006/wordml" xmlns:wps="http://schemas.microsoft.com/office/word/2010/wordprocessingShape" mc:Ignorable="w14 w15 w16se w16cid w16 w16cex w16sdtdh w16sdtfl w16du wp14">
+  <w:abstractNum w:abstractNumId="0" w15:restartNumberingAfterBreak="0">
     <w:nsid w:val="0000A990"/>
     <w:multiLevelType w:val="multilevel"/>
+    <w:tmpl w:val="A86CA1FA"/>
     <w:lvl w:ilvl="0">
       <w:numFmt w:val="bullet"/>
       <w:lvlText w:val=" "/>
@@ -3667,21 +3848,21 @@
       </w:pPr>
     </w:lvl>
   </w:abstractNum>
-  <w:num w:numId="1000">
-    <w:abstractNumId w:val="990"/>
+  <w:num w:numId="1" w16cid:durableId="1059748036">
+    <w:abstractNumId w:val="0"/>
   </w:num>
 </w:numbering>
 </file>
 
 <file path=word/styles.xml><?xml version="1.0" encoding="utf-8"?>
-<w:styles xmlns:r="http://schemas.openxmlformats.org/officeDocument/2006/relationships" xmlns:w="http://schemas.openxmlformats.org/wordprocessingml/2006/main">
+<w:styles xmlns:mc="http://schemas.openxmlformats.org/markup-compatibility/2006" xmlns:r="http://schemas.openxmlformats.org/officeDocument/2006/relationships" xmlns:w="http://schemas.openxmlformats.org/wordprocessingml/2006/main" xmlns:w14="http://schemas.microsoft.com/office/word/2010/wordml" xmlns:w15="http://schemas.microsoft.com/office/word/2012/wordml" xmlns:w16cex="http://schemas.microsoft.com/office/word/2018/wordml/cex" xmlns:w16cid="http://schemas.microsoft.com/office/word/2016/wordml/cid" xmlns:w16="http://schemas.microsoft.com/office/word/2018/wordml" xmlns:w16du="http://schemas.microsoft.com/office/word/2023/wordml/word16du" xmlns:w16sdtdh="http://schemas.microsoft.com/office/word/2020/wordml/sdtdatahash" xmlns:w16sdtfl="http://schemas.microsoft.com/office/word/2024/wordml/sdtformatlock" xmlns:w16se="http://schemas.microsoft.com/office/word/2015/wordml/symex" mc:Ignorable="w14 w15 w16se w16cid w16 w16cex w16sdtdh w16sdtfl w16du">
   <w:docDefaults>
     <w:rPrDefault>
       <w:rPr>
-        <w:rFonts w:asciiTheme="minorHAnsi" w:cstheme="minorBidi" w:eastAsiaTheme="minorHAnsi" w:hAnsiTheme="minorHAnsi"/>
+        <w:rFonts w:asciiTheme="minorHAnsi" w:eastAsiaTheme="minorHAnsi" w:hAnsiTheme="minorHAnsi" w:cstheme="minorBidi"/>
         <w:sz w:val="24"/>
         <w:szCs w:val="24"/>
-        <w:lang w:bidi="ar-SA" w:eastAsia="en-US" w:val="en-US"/>
+        <w:lang w:val="en-US" w:eastAsia="en-US" w:bidi="ar-SA"/>
       </w:rPr>
     </w:rPrDefault>
     <w:pPrDefault>
@@ -3690,168 +3871,255 @@
       </w:pPr>
     </w:pPrDefault>
   </w:docDefaults>
-  <w:latentStyles w:count="276" w:defLockedState="0" w:defQFormat="0" w:defSemiHidden="0" w:defUIPriority="0" w:defUnhideWhenUsed="0"/>
-  <w:style w:default="1" w:styleId="Normal" w:type="paragraph">
+  <w:latentStyles w:defLockedState="0" w:defUIPriority="0" w:defSemiHidden="0" w:defUnhideWhenUsed="0" w:defQFormat="0" w:count="376">
+    <w:lsdException w:name="Normal Table" w:semiHidden="1" w:unhideWhenUsed="1"/>
+    <w:lsdException w:name="Table Simple 1" w:semiHidden="1" w:unhideWhenUsed="1"/>
+    <w:lsdException w:name="Table Simple 2" w:semiHidden="1" w:unhideWhenUsed="1"/>
+    <w:lsdException w:name="Table Simple 3" w:semiHidden="1" w:unhideWhenUsed="1"/>
+    <w:lsdException w:name="Table Classic 1" w:semiHidden="1" w:unhideWhenUsed="1"/>
+    <w:lsdException w:name="Table Classic 2" w:semiHidden="1" w:unhideWhenUsed="1"/>
+    <w:lsdException w:name="Table Classic 3" w:semiHidden="1" w:unhideWhenUsed="1"/>
+    <w:lsdException w:name="Table Classic 4" w:semiHidden="1" w:unhideWhenUsed="1"/>
+    <w:lsdException w:name="Table Colorful 1" w:semiHidden="1" w:unhideWhenUsed="1"/>
+    <w:lsdException w:name="Table Colorful 2" w:semiHidden="1" w:unhideWhenUsed="1"/>
+    <w:lsdException w:name="Table Colorful 3" w:semiHidden="1" w:unhideWhenUsed="1"/>
+    <w:lsdException w:name="Table Columns 1" w:semiHidden="1" w:unhideWhenUsed="1"/>
+    <w:lsdException w:name="Table Columns 2" w:semiHidden="1" w:unhideWhenUsed="1"/>
+    <w:lsdException w:name="Table Columns 3" w:semiHidden="1" w:unhideWhenUsed="1"/>
+    <w:lsdException w:name="Table Columns 4" w:semiHidden="1" w:unhideWhenUsed="1"/>
+    <w:lsdException w:name="Table Columns 5" w:semiHidden="1" w:unhideWhenUsed="1"/>
+    <w:lsdException w:name="Table Grid 1" w:semiHidden="1" w:unhideWhenUsed="1"/>
+    <w:lsdException w:name="Table Grid 2" w:semiHidden="1" w:unhideWhenUsed="1"/>
+    <w:lsdException w:name="Table Grid 3" w:semiHidden="1" w:unhideWhenUsed="1"/>
+    <w:lsdException w:name="Table Grid 4" w:semiHidden="1" w:unhideWhenUsed="1"/>
+    <w:lsdException w:name="Table Grid 5" w:semiHidden="1" w:unhideWhenUsed="1"/>
+    <w:lsdException w:name="Table Grid 6" w:semiHidden="1" w:unhideWhenUsed="1"/>
+    <w:lsdException w:name="Table Grid 7" w:semiHidden="1" w:unhideWhenUsed="1"/>
+    <w:lsdException w:name="Table Grid 8" w:semiHidden="1" w:unhideWhenUsed="1"/>
+    <w:lsdException w:name="Table List 1" w:semiHidden="1" w:unhideWhenUsed="1"/>
+    <w:lsdException w:name="Table List 2" w:semiHidden="1" w:unhideWhenUsed="1"/>
+    <w:lsdException w:name="Table List 3" w:semiHidden="1" w:unhideWhenUsed="1"/>
+    <w:lsdException w:name="Table List 4" w:semiHidden="1" w:unhideWhenUsed="1"/>
+    <w:lsdException w:name="Table List 5" w:semiHidden="1" w:unhideWhenUsed="1"/>
+    <w:lsdException w:name="Table List 6" w:semiHidden="1" w:unhideWhenUsed="1"/>
+    <w:lsdException w:name="Table List 7" w:semiHidden="1" w:unhideWhenUsed="1"/>
+    <w:lsdException w:name="Table List 8" w:semiHidden="1" w:unhideWhenUsed="1"/>
+    <w:lsdException w:name="Table 3D effects 1" w:semiHidden="1" w:unhideWhenUsed="1"/>
+    <w:lsdException w:name="Table 3D effects 2" w:semiHidden="1" w:unhideWhenUsed="1"/>
+    <w:lsdException w:name="Table 3D effects 3" w:semiHidden="1" w:unhideWhenUsed="1"/>
+    <w:lsdException w:name="Table Contemporary" w:semiHidden="1" w:unhideWhenUsed="1"/>
+    <w:lsdException w:name="Table Elegant" w:semiHidden="1" w:unhideWhenUsed="1"/>
+    <w:lsdException w:name="Table Professional" w:semiHidden="1" w:unhideWhenUsed="1"/>
+    <w:lsdException w:name="Table Subtle 1" w:semiHidden="1" w:unhideWhenUsed="1"/>
+    <w:lsdException w:name="Table Subtle 2" w:semiHidden="1" w:unhideWhenUsed="1"/>
+    <w:lsdException w:name="Table Web 1" w:semiHidden="1" w:unhideWhenUsed="1"/>
+    <w:lsdException w:name="Table Web 2" w:semiHidden="1" w:unhideWhenUsed="1"/>
+    <w:lsdException w:name="Table Web 3" w:semiHidden="1" w:unhideWhenUsed="1"/>
+    <w:lsdException w:name="Table Theme" w:semiHidden="1" w:unhideWhenUsed="1"/>
+    <w:lsdException w:name="Light Shading"/>
+    <w:lsdException w:name="Light List"/>
+    <w:lsdException w:name="Light Grid"/>
+    <w:lsdException w:name="Medium Shading 1"/>
+    <w:lsdException w:name="Medium Shading 2"/>
+    <w:lsdException w:name="Medium List 1"/>
+    <w:lsdException w:name="Medium List 2"/>
+    <w:lsdException w:name="Medium Grid 1"/>
+    <w:lsdException w:name="Medium Grid 2"/>
+    <w:lsdException w:name="Medium Grid 3"/>
+    <w:lsdException w:name="Dark List"/>
+    <w:lsdException w:name="Colorful Shading"/>
+    <w:lsdException w:name="Colorful List"/>
+    <w:lsdException w:name="Colorful Grid"/>
+    <w:lsdException w:name="Light Shading Accent 1"/>
+    <w:lsdException w:name="Light List Accent 1"/>
+    <w:lsdException w:name="Light Grid Accent 1"/>
+    <w:lsdException w:name="Medium Shading 1 Accent 1"/>
+    <w:lsdException w:name="Medium Shading 2 Accent 1"/>
+    <w:lsdException w:name="Medium List 1 Accent 1"/>
+    <w:lsdException w:name="Medium List 2 Accent 1"/>
+    <w:lsdException w:name="Medium Grid 1 Accent 1"/>
+    <w:lsdException w:name="Medium Grid 2 Accent 1"/>
+    <w:lsdException w:name="Medium Grid 3 Accent 1"/>
+    <w:lsdException w:name="Dark List Accent 1"/>
+    <w:lsdException w:name="Colorful Shading Accent 1"/>
+    <w:lsdException w:name="Colorful List Accent 1"/>
+    <w:lsdException w:name="Colorful Grid Accent 1"/>
+    <w:lsdException w:name="Light Shading Accent 2"/>
+    <w:lsdException w:name="Light List Accent 2"/>
+    <w:lsdException w:name="Light Grid Accent 2"/>
+    <w:lsdException w:name="Medium Shading 1 Accent 2"/>
+    <w:lsdException w:name="Medium Shading 2 Accent 2"/>
+    <w:lsdException w:name="Medium List 1 Accent 2"/>
+    <w:lsdException w:name="Medium List 2 Accent 2"/>
+    <w:lsdException w:name="Medium Grid 1 Accent 2"/>
+    <w:lsdException w:name="Medium Grid 2 Accent 2"/>
+    <w:lsdException w:name="Medium Grid 3 Accent 2"/>
+    <w:lsdException w:name="Dark List Accent 2"/>
+    <w:lsdException w:name="Colorful Shading Accent 2"/>
+    <w:lsdException w:name="Colorful List Accent 2"/>
+    <w:lsdException w:name="Colorful Grid Accent 2"/>
+    <w:lsdException w:name="Light Shading Accent 3"/>
+    <w:lsdException w:name="Light List Accent 3"/>
+    <w:lsdException w:name="Light Grid Accent 3"/>
+    <w:lsdException w:name="Medium Shading 1 Accent 3"/>
+    <w:lsdException w:name="Medium Shading 2 Accent 3"/>
+    <w:lsdException w:name="Medium List 1 Accent 3"/>
+    <w:lsdException w:name="Medium List 2 Accent 3"/>
+    <w:lsdException w:name="Medium Grid 1 Accent 3"/>
+    <w:lsdException w:name="Medium Grid 2 Accent 3"/>
+    <w:lsdException w:name="Medium Grid 3 Accent 3"/>
+    <w:lsdException w:name="Dark List Accent 3"/>
+    <w:lsdException w:name="Colorful Shading Accent 3"/>
+    <w:lsdException w:name="Colorful List Accent 3"/>
+    <w:lsdException w:name="Colorful Grid Accent 3"/>
+    <w:lsdException w:name="Light Shading Accent 4"/>
+    <w:lsdException w:name="Light List Accent 4"/>
+    <w:lsdException w:name="Light Grid Accent 4"/>
+    <w:lsdException w:name="Medium Shading 1 Accent 4"/>
+    <w:lsdException w:name="Medium Shading 2 Accent 4"/>
+    <w:lsdException w:name="Medium List 1 Accent 4"/>
+    <w:lsdException w:name="Medium List 2 Accent 4"/>
+    <w:lsdException w:name="Medium Grid 1 Accent 4"/>
+    <w:lsdException w:name="Medium Grid 2 Accent 4"/>
+    <w:lsdException w:name="Medium Grid 3 Accent 4"/>
+    <w:lsdException w:name="Dark List Accent 4"/>
+    <w:lsdException w:name="Colorful Shading Accent 4"/>
+    <w:lsdException w:name="Colorful List Accent 4"/>
+    <w:lsdException w:name="Colorful Grid Accent 4"/>
+    <w:lsdException w:name="Light Shading Accent 5"/>
+    <w:lsdException w:name="Light List Accent 5"/>
+    <w:lsdException w:name="Light Grid Accent 5"/>
+    <w:lsdException w:name="Medium Shading 1 Accent 5"/>
+    <w:lsdException w:name="Medium Shading 2 Accent 5"/>
+    <w:lsdException w:name="Medium List 1 Accent 5"/>
+    <w:lsdException w:name="Medium List 2 Accent 5"/>
+    <w:lsdException w:name="Medium Grid 1 Accent 5"/>
+    <w:lsdException w:name="Medium Grid 2 Accent 5"/>
+    <w:lsdException w:name="Medium Grid 3 Accent 5"/>
+    <w:lsdException w:name="Dark List Accent 5"/>
+    <w:lsdException w:name="Colorful Shading Accent 5"/>
+    <w:lsdException w:name="Colorful List Accent 5"/>
+    <w:lsdException w:name="Colorful Grid Accent 5"/>
+    <w:lsdException w:name="Light Shading Accent 6"/>
+    <w:lsdException w:name="Light List Accent 6"/>
+    <w:lsdException w:name="Light Grid Accent 6"/>
+    <w:lsdException w:name="Medium Shading 1 Accent 6"/>
+    <w:lsdException w:name="Medium Shading 2 Accent 6"/>
+    <w:lsdException w:name="Medium List 1 Accent 6"/>
+    <w:lsdException w:name="Medium List 2 Accent 6"/>
+    <w:lsdException w:name="Medium Grid 1 Accent 6"/>
+    <w:lsdException w:name="Medium Grid 2 Accent 6"/>
+    <w:lsdException w:name="Medium Grid 3 Accent 6"/>
+    <w:lsdException w:name="Dark List Accent 6"/>
+    <w:lsdException w:name="Colorful Shading Accent 6"/>
+    <w:lsdException w:name="Colorful List Accent 6"/>
+    <w:lsdException w:name="Colorful Grid Accent 6"/>
+    <w:lsdException w:name="Grid Table 4" w:uiPriority="49"/>
+    <w:lsdException w:name="Grid Table 5 Dark" w:uiPriority="50"/>
+    <w:lsdException w:name="Grid Table 6 Colorful" w:uiPriority="51"/>
+    <w:lsdException w:name="Grid Table 7 Colorful" w:uiPriority="52"/>
+    <w:lsdException w:name="Grid Table 1 Light Accent 1" w:uiPriority="46"/>
+    <w:lsdException w:name="Grid Table 2 Accent 1" w:uiPriority="47"/>
+    <w:lsdException w:name="Grid Table 3 Accent 1" w:uiPriority="48"/>
+    <w:lsdException w:name="Grid Table 4 Accent 1" w:uiPriority="49"/>
+    <w:lsdException w:name="Grid Table 5 Dark Accent 1" w:uiPriority="50"/>
+    <w:lsdException w:name="Grid Table 6 Colorful Accent 1" w:uiPriority="51"/>
+    <w:lsdException w:name="Grid Table 7 Colorful Accent 1" w:uiPriority="52"/>
+    <w:lsdException w:name="Grid Table 1 Light Accent 2" w:uiPriority="46"/>
+    <w:lsdException w:name="Grid Table 2 Accent 2" w:uiPriority="47"/>
+    <w:lsdException w:name="Grid Table 3 Accent 2" w:uiPriority="48"/>
+    <w:lsdException w:name="Grid Table 4 Accent 2" w:uiPriority="49"/>
+    <w:lsdException w:name="Grid Table 5 Dark Accent 2" w:uiPriority="50"/>
+    <w:lsdException w:name="Grid Table 6 Colorful Accent 2" w:uiPriority="51"/>
+    <w:lsdException w:name="Grid Table 7 Colorful Accent 2" w:uiPriority="52"/>
+    <w:lsdException w:name="Grid Table 1 Light Accent 3" w:uiPriority="46"/>
+    <w:lsdException w:name="Grid Table 2 Accent 3" w:uiPriority="47"/>
+    <w:lsdException w:name="Grid Table 3 Accent 3" w:uiPriority="48"/>
+    <w:lsdException w:name="Grid Table 4 Accent 3" w:uiPriority="49"/>
+    <w:lsdException w:name="Grid Table 5 Dark Accent 3" w:uiPriority="50"/>
+    <w:lsdException w:name="Grid Table 6 Colorful Accent 3" w:uiPriority="51"/>
+    <w:lsdException w:name="Grid Table 7 Colorful Accent 3" w:uiPriority="52"/>
+    <w:lsdException w:name="Grid Table 1 Light Accent 4" w:uiPriority="46"/>
+    <w:lsdException w:name="Grid Table 2 Accent 4" w:uiPriority="47"/>
+    <w:lsdException w:name="Grid Table 3 Accent 4" w:uiPriority="48"/>
+    <w:lsdException w:name="Grid Table 4 Accent 4" w:uiPriority="49"/>
+    <w:lsdException w:name="Grid Table 5 Dark Accent 4" w:uiPriority="50"/>
+    <w:lsdException w:name="Grid Table 6 Colorful Accent 4" w:uiPriority="51"/>
+    <w:lsdException w:name="Grid Table 7 Colorful Accent 4" w:uiPriority="52"/>
+    <w:lsdException w:name="Grid Table 1 Light Accent 5" w:uiPriority="46"/>
+    <w:lsdException w:name="Grid Table 2 Accent 5" w:uiPriority="47"/>
+    <w:lsdException w:name="Grid Table 3 Accent 5" w:uiPriority="48"/>
+    <w:lsdException w:name="Grid Table 4 Accent 5" w:uiPriority="49"/>
+    <w:lsdException w:name="Grid Table 5 Dark Accent 5" w:uiPriority="50"/>
+    <w:lsdException w:name="Grid Table 6 Colorful Accent 5" w:uiPriority="51"/>
+    <w:lsdException w:name="Grid Table 7 Colorful Accent 5" w:uiPriority="52"/>
+    <w:lsdException w:name="Grid Table 1 Light Accent 6" w:uiPriority="46"/>
+    <w:lsdException w:name="Grid Table 2 Accent 6" w:uiPriority="47"/>
+    <w:lsdException w:name="Grid Table 3 Accent 6" w:uiPriority="48"/>
+    <w:lsdException w:name="Grid Table 4 Accent 6" w:uiPriority="49"/>
+    <w:lsdException w:name="Grid Table 5 Dark Accent 6" w:uiPriority="50"/>
+    <w:lsdException w:name="Grid Table 6 Colorful Accent 6" w:uiPriority="51"/>
+    <w:lsdException w:name="Grid Table 7 Colorful Accent 6" w:uiPriority="52"/>
+    <w:lsdException w:name="List Table 1 Light" w:uiPriority="46"/>
+    <w:lsdException w:name="List Table 2" w:uiPriority="47"/>
+    <w:lsdException w:name="List Table 3" w:uiPriority="48"/>
+    <w:lsdException w:name="List Table 4" w:uiPriority="49"/>
+    <w:lsdException w:name="List Table 5 Dark" w:uiPriority="50"/>
+    <w:lsdException w:name="List Table 6 Colorful" w:uiPriority="51"/>
+    <w:lsdException w:name="List Table 7 Colorful" w:uiPriority="52"/>
+    <w:lsdException w:name="List Table 1 Light Accent 1" w:uiPriority="46"/>
+    <w:lsdException w:name="List Table 2 Accent 1" w:uiPriority="47"/>
+    <w:lsdException w:name="List Table 3 Accent 1" w:uiPriority="48"/>
+    <w:lsdException w:name="List Table 4 Accent 1" w:uiPriority="49"/>
+    <w:lsdException w:name="List Table 5 Dark Accent 1" w:uiPriority="50"/>
+    <w:lsdException w:name="List Table 6 Colorful Accent 1" w:uiPriority="51"/>
+    <w:lsdException w:name="List Table 7 Colorful Accent 1" w:uiPriority="52"/>
+    <w:lsdException w:name="List Table 1 Light Accent 2" w:uiPriority="46"/>
+    <w:lsdException w:name="List Table 2 Accent 2" w:uiPriority="47"/>
+    <w:lsdException w:name="List Table 3 Accent 2" w:uiPriority="48"/>
+    <w:lsdException w:name="List Table 4 Accent 2" w:uiPriority="49"/>
+    <w:lsdException w:name="List Table 5 Dark Accent 2" w:uiPriority="50"/>
+    <w:lsdException w:name="List Table 6 Colorful Accent 2" w:uiPriority="51"/>
+    <w:lsdException w:name="List Table 7 Colorful Accent 2" w:uiPriority="52"/>
+    <w:lsdException w:name="List Table 1 Light Accent 3" w:uiPriority="46"/>
+    <w:lsdException w:name="List Table 2 Accent 3" w:uiPriority="47"/>
+    <w:lsdException w:name="List Table 3 Accent 3" w:uiPriority="48"/>
+    <w:lsdException w:name="List Table 4 Accent 3" w:uiPriority="49"/>
+    <w:lsdException w:name="List Table 5 Dark Accent 3" w:uiPriority="50"/>
+    <w:lsdException w:name="List Table 6 Colorful Accent 3" w:uiPriority="51"/>
+    <w:lsdException w:name="List Table 7 Colorful Accent 3" w:uiPriority="52"/>
+    <w:lsdException w:name="List Table 1 Light Accent 4" w:uiPriority="46"/>
+    <w:lsdException w:name="List Table 2 Accent 4" w:uiPriority="47"/>
+    <w:lsdException w:name="List Table 3 Accent 4" w:uiPriority="48"/>
+    <w:lsdException w:name="List Table 4 Accent 4" w:uiPriority="49"/>
+    <w:lsdException w:name="List Table 5 Dark Accent 4" w:uiPriority="50"/>
+    <w:lsdException w:name="List Table 6 Colorful Accent 4" w:uiPriority="51"/>
+    <w:lsdException w:name="List Table 7 Colorful Accent 4" w:uiPriority="52"/>
+    <w:lsdException w:name="List Table 1 Light Accent 5" w:uiPriority="46"/>
+    <w:lsdException w:name="List Table 2 Accent 5" w:uiPriority="47"/>
+    <w:lsdException w:name="List Table 3 Accent 5" w:uiPriority="48"/>
+    <w:lsdException w:name="List Table 4 Accent 5" w:uiPriority="49"/>
+    <w:lsdException w:name="List Table 5 Dark Accent 5" w:uiPriority="50"/>
+    <w:lsdException w:name="List Table 6 Colorful Accent 5" w:uiPriority="51"/>
+    <w:lsdException w:name="List Table 7 Colorful Accent 5" w:uiPriority="52"/>
+    <w:lsdException w:name="List Table 1 Light Accent 6" w:uiPriority="46"/>
+    <w:lsdException w:name="List Table 2 Accent 6" w:uiPriority="47"/>
+    <w:lsdException w:name="List Table 3 Accent 6" w:uiPriority="48"/>
+    <w:lsdException w:name="List Table 4 Accent 6" w:uiPriority="49"/>
+    <w:lsdException w:name="List Table 5 Dark Accent 6" w:uiPriority="50"/>
+    <w:lsdException w:name="List Table 6 Colorful Accent 6" w:uiPriority="51"/>
+    <w:lsdException w:name="List Table 7 Colorful Accent 6" w:uiPriority="52"/>
+    <w:lsdException w:name="Mention" w:semiHidden="1" w:uiPriority="99" w:unhideWhenUsed="1"/>
+    <w:lsdException w:name="Smart Hyperlink" w:semiHidden="1" w:uiPriority="99" w:unhideWhenUsed="1"/>
+    <w:lsdException w:name="Hashtag" w:semiHidden="1" w:uiPriority="99" w:unhideWhenUsed="1"/>
+    <w:lsdException w:name="Unresolved Mention" w:semiHidden="1" w:uiPriority="99" w:unhideWhenUsed="1"/>
+    <w:lsdException w:name="Smart Link" w:semiHidden="1" w:uiPriority="99" w:unhideWhenUsed="1"/>
+  </w:latentStyles>
+  <w:style w:type="paragraph" w:default="1" w:styleId="Normal">
     <w:name w:val="Normal"/>
     <w:qFormat/>
   </w:style>
-  <w:style w:styleId="BodyText" w:type="paragraph">
-    <w:name w:val="Body Text"/>
-    <w:basedOn w:val="Normal"/>
-    <w:link w:val="BodyTextChar"/>
-    <w:qFormat/>
-    <w:pPr>
-      <w:spacing w:after="180" w:before="180"/>
-    </w:pPr>
-  </w:style>
-  <w:style w:customStyle="1" w:styleId="FirstParagraph" w:type="paragraph">
-    <w:name w:val="First Paragraph"/>
-    <w:basedOn w:val="BodyText"/>
-    <w:next w:val="BodyText"/>
-    <w:qFormat/>
-  </w:style>
-  <w:style w:customStyle="1" w:styleId="Compact" w:type="paragraph">
-    <w:name w:val="Compact"/>
-    <w:basedOn w:val="BodyText"/>
-    <w:qFormat/>
-    <w:pPr>
-      <w:spacing w:after="36" w:before="36"/>
-    </w:pPr>
-  </w:style>
-  <w:style w:styleId="Title" w:type="paragraph">
-    <w:name w:val="Title"/>
-    <w:basedOn w:val="Normal"/>
-    <w:next w:val="BodyText"/>
-    <w:link w:val="TitleChar"/>
-    <w:uiPriority w:val="10"/>
-    <w:qFormat/>
-    <w:rsid w:val="00A10FD9"/>
-    <w:pPr>
-      <w:spacing w:after="80" w:line="240" w:lineRule="auto"/>
-      <w:contextualSpacing/>
-      <w:jc w:val="center"/>
-    </w:pPr>
-    <w:rPr>
-      <w:rFonts w:asciiTheme="majorHAnsi" w:cstheme="majorBidi" w:eastAsiaTheme="majorEastAsia" w:hAnsiTheme="majorHAnsi"/>
-      <w:sz w:val="56"/>
-      <w:szCs w:val="56"/>
-    </w:rPr>
-  </w:style>
-  <w:style w:customStyle="1" w:styleId="TitleChar" w:type="character">
-    <w:name w:val="Title Char"/>
-    <w:basedOn w:val="DefaultParagraphFont"/>
-    <w:link w:val="Title"/>
-    <w:uiPriority w:val="10"/>
-    <w:rsid w:val="00A10FD9"/>
-    <w:rPr>
-      <w:rFonts w:asciiTheme="majorHAnsi" w:cstheme="majorBidi" w:eastAsiaTheme="majorEastAsia" w:hAnsiTheme="majorHAnsi"/>
-      <w:sz w:val="56"/>
-      <w:szCs w:val="56"/>
-    </w:rPr>
-  </w:style>
-  <w:style w:styleId="Subtitle" w:type="paragraph">
-    <w:name w:val="Subtitle"/>
-    <w:basedOn w:val="Title"/>
-    <w:next w:val="BodyText"/>
-    <w:link w:val="SubtitleChar"/>
-    <w:uiPriority w:val="11"/>
-    <w:qFormat/>
-    <w:rsid w:val="00A10FD9"/>
-    <w:pPr>
-      <w:numPr>
-        <w:ilvl w:val="1"/>
-      </w:numPr>
-    </w:pPr>
-    <w:rPr>
-      <w:rFonts w:cstheme="majorBidi" w:eastAsiaTheme="majorEastAsia"/>
-      <w:spacing w:val="15"/>
-      <w:sz w:val="28"/>
-      <w:szCs w:val="28"/>
-    </w:rPr>
-  </w:style>
-  <w:style w:customStyle="1" w:styleId="SubtitleChar" w:type="character">
-    <w:name w:val="Subtitle Char"/>
-    <w:basedOn w:val="DefaultParagraphFont"/>
-    <w:link w:val="Subtitle"/>
-    <w:uiPriority w:val="11"/>
-    <w:rsid w:val="00A10FD9"/>
-    <w:rPr>
-      <w:rFonts w:cstheme="majorBidi" w:eastAsiaTheme="majorEastAsia"/>
-      <w:color w:themeColor="text1" w:themeTint="A6" w:val="595959"/>
-      <w:spacing w:val="15"/>
-      <w:sz w:val="28"/>
-      <w:szCs w:val="28"/>
-    </w:rPr>
-  </w:style>
-  <w:style w:customStyle="1" w:styleId="Author" w:type="paragraph">
-    <w:name w:val="Author"/>
-    <w:basedOn w:val="Title"/>
-    <w:next w:val="BodyText"/>
-    <w:qFormat/>
-    <w:pPr>
-      <w:keepNext/>
-      <w:keepLines/>
-    </w:pPr>
-    <w:rPr>
-      <w:sz w:val="24"/>
-      <w:szCs w:val="24"/>
-    </w:rPr>
-  </w:style>
-  <w:style w:styleId="Date" w:type="paragraph">
-    <w:name w:val="Date"/>
-    <w:basedOn w:val="Title"/>
-    <w:next w:val="BodyText"/>
-    <w:qFormat/>
-    <w:pPr>
-      <w:keepNext/>
-      <w:keepLines/>
-    </w:pPr>
-    <w:rPr>
-      <w:sz w:val="24"/>
-      <w:szCs w:val="24"/>
-    </w:rPr>
-  </w:style>
-  <w:style w:customStyle="1" w:styleId="AbstractTitle" w:type="paragraph">
-    <w:name w:val="Abstract Title"/>
-    <w:basedOn w:val="Normal"/>
-    <w:next w:val="Abstract"/>
-    <w:qFormat/>
-    <w:pPr>
-      <w:keepNext/>
-      <w:keepLines/>
-      <w:spacing w:after="0" w:before="300"/>
-      <w:jc w:val="center"/>
-    </w:pPr>
-    <w:rPr>
-      <w:b/>
-      <w:sz w:val="20"/>
-      <w:szCs w:val="20"/>
-    </w:rPr>
-  </w:style>
-  <w:style w:customStyle="1" w:styleId="Abstract" w:type="paragraph">
-    <w:name w:val="Abstract"/>
-    <w:basedOn w:val="Normal"/>
-    <w:next w:val="BodyText"/>
-    <w:qFormat/>
-    <w:pPr>
-      <w:keepNext/>
-      <w:keepLines/>
-      <w:spacing w:after="300" w:before="100"/>
-    </w:pPr>
-    <w:rPr>
-      <w:sz w:val="20"/>
-      <w:szCs w:val="20"/>
-    </w:rPr>
-  </w:style>
-  <w:style w:styleId="Bibliography" w:type="paragraph">
-    <w:name w:val="Bibliography"/>
-    <w:basedOn w:val="Normal"/>
-    <w:next w:val="Bibliography"/>
-    <w:qFormat/>
-    <w:pPr/>
-    <w:rPr/>
-  </w:style>
-  <w:style w:styleId="Heading1" w:type="paragraph">
+  <w:style w:type="paragraph" w:styleId="Heading1">
     <w:name w:val="heading 1"/>
     <w:basedOn w:val="Normal"/>
     <w:next w:val="BodyText"/>
@@ -3862,17 +4130,17 @@
     <w:pPr>
       <w:keepNext/>
       <w:keepLines/>
-      <w:spacing w:after="80" w:before="360"/>
+      <w:spacing w:before="360" w:after="80"/>
       <w:outlineLvl w:val="0"/>
     </w:pPr>
     <w:rPr>
-      <w:rFonts w:asciiTheme="majorHAnsi" w:cstheme="majorBidi" w:eastAsiaTheme="majorEastAsia" w:hAnsiTheme="majorHAnsi"/>
-      <w:color w:themeColor="accent1" w:themeShade="BF" w:val="0F4761"/>
+      <w:rFonts w:asciiTheme="majorHAnsi" w:eastAsiaTheme="majorEastAsia" w:hAnsiTheme="majorHAnsi" w:cstheme="majorBidi"/>
+      <w:color w:val="0F4761" w:themeColor="accent1" w:themeShade="BF"/>
       <w:sz w:val="40"/>
       <w:szCs w:val="40"/>
     </w:rPr>
   </w:style>
-  <w:style w:styleId="Heading2" w:type="paragraph">
+  <w:style w:type="paragraph" w:styleId="Heading2">
     <w:name w:val="heading 2"/>
     <w:basedOn w:val="Normal"/>
     <w:next w:val="BodyText"/>
@@ -3885,17 +4153,17 @@
     <w:pPr>
       <w:keepNext/>
       <w:keepLines/>
-      <w:spacing w:after="80" w:before="160"/>
+      <w:spacing w:before="160" w:after="80"/>
       <w:outlineLvl w:val="1"/>
     </w:pPr>
     <w:rPr>
-      <w:rFonts w:asciiTheme="majorHAnsi" w:cstheme="majorBidi" w:eastAsiaTheme="majorEastAsia" w:hAnsiTheme="majorHAnsi"/>
-      <w:color w:themeColor="accent1" w:themeShade="BF" w:val="0F4761"/>
+      <w:rFonts w:asciiTheme="majorHAnsi" w:eastAsiaTheme="majorEastAsia" w:hAnsiTheme="majorHAnsi" w:cstheme="majorBidi"/>
+      <w:color w:val="0F4761" w:themeColor="accent1" w:themeShade="BF"/>
       <w:sz w:val="32"/>
       <w:szCs w:val="32"/>
     </w:rPr>
   </w:style>
-  <w:style w:styleId="Heading3" w:type="paragraph">
+  <w:style w:type="paragraph" w:styleId="Heading3">
     <w:name w:val="heading 3"/>
     <w:basedOn w:val="Normal"/>
     <w:next w:val="BodyText"/>
@@ -3908,17 +4176,17 @@
     <w:pPr>
       <w:keepNext/>
       <w:keepLines/>
-      <w:spacing w:after="80" w:before="160"/>
+      <w:spacing w:before="160" w:after="80"/>
       <w:outlineLvl w:val="2"/>
     </w:pPr>
     <w:rPr>
-      <w:rFonts w:cstheme="majorBidi" w:eastAsiaTheme="majorEastAsia"/>
-      <w:color w:themeColor="accent1" w:themeShade="BF" w:val="0F4761"/>
+      <w:rFonts w:eastAsiaTheme="majorEastAsia" w:cstheme="majorBidi"/>
+      <w:color w:val="0F4761" w:themeColor="accent1" w:themeShade="BF"/>
       <w:sz w:val="28"/>
       <w:szCs w:val="28"/>
     </w:rPr>
   </w:style>
-  <w:style w:styleId="Heading4" w:type="paragraph">
+  <w:style w:type="paragraph" w:styleId="Heading4">
     <w:name w:val="heading 4"/>
     <w:basedOn w:val="Normal"/>
     <w:next w:val="BodyText"/>
@@ -3931,17 +4199,17 @@
     <w:pPr>
       <w:keepNext/>
       <w:keepLines/>
-      <w:spacing w:after="40" w:before="80"/>
+      <w:spacing w:before="80" w:after="40"/>
       <w:outlineLvl w:val="3"/>
     </w:pPr>
     <w:rPr>
-      <w:rFonts w:cstheme="majorBidi" w:eastAsiaTheme="majorEastAsia"/>
+      <w:rFonts w:eastAsiaTheme="majorEastAsia" w:cstheme="majorBidi"/>
       <w:i/>
       <w:iCs/>
-      <w:color w:themeColor="accent1" w:themeShade="BF" w:val="0F4761"/>
-    </w:rPr>
-  </w:style>
-  <w:style w:styleId="Heading5" w:type="paragraph">
+      <w:color w:val="0F4761" w:themeColor="accent1" w:themeShade="BF"/>
+    </w:rPr>
+  </w:style>
+  <w:style w:type="paragraph" w:styleId="Heading5">
     <w:name w:val="heading 5"/>
     <w:basedOn w:val="Normal"/>
     <w:next w:val="BodyText"/>
@@ -3954,15 +4222,15 @@
     <w:pPr>
       <w:keepNext/>
       <w:keepLines/>
-      <w:spacing w:after="40" w:before="80"/>
+      <w:spacing w:before="80" w:after="40"/>
       <w:outlineLvl w:val="4"/>
     </w:pPr>
     <w:rPr>
-      <w:rFonts w:cstheme="majorBidi" w:eastAsiaTheme="majorEastAsia"/>
-      <w:color w:themeColor="accent1" w:themeShade="BF" w:val="0F4761"/>
-    </w:rPr>
-  </w:style>
-  <w:style w:styleId="Heading6" w:type="paragraph">
+      <w:rFonts w:eastAsiaTheme="majorEastAsia" w:cstheme="majorBidi"/>
+      <w:color w:val="0F4761" w:themeColor="accent1" w:themeShade="BF"/>
+    </w:rPr>
+  </w:style>
+  <w:style w:type="paragraph" w:styleId="Heading6">
     <w:name w:val="heading 6"/>
     <w:basedOn w:val="Normal"/>
     <w:next w:val="BodyText"/>
@@ -3975,17 +4243,17 @@
     <w:pPr>
       <w:keepNext/>
       <w:keepLines/>
-      <w:spacing w:after="0" w:before="40"/>
+      <w:spacing w:before="40" w:after="0"/>
       <w:outlineLvl w:val="5"/>
     </w:pPr>
     <w:rPr>
-      <w:rFonts w:cstheme="majorBidi" w:eastAsiaTheme="majorEastAsia"/>
+      <w:rFonts w:eastAsiaTheme="majorEastAsia" w:cstheme="majorBidi"/>
       <w:i/>
       <w:iCs/>
-      <w:color w:themeColor="text1" w:themeTint="A6" w:val="595959"/>
-    </w:rPr>
-  </w:style>
-  <w:style w:styleId="Heading7" w:type="paragraph">
+      <w:color w:val="595959" w:themeColor="text1" w:themeTint="A6"/>
+    </w:rPr>
+  </w:style>
+  <w:style w:type="paragraph" w:styleId="Heading7">
     <w:name w:val="heading 7"/>
     <w:basedOn w:val="Normal"/>
     <w:next w:val="BodyText"/>
@@ -3998,15 +4266,15 @@
     <w:pPr>
       <w:keepNext/>
       <w:keepLines/>
-      <w:spacing w:after="0" w:before="40"/>
+      <w:spacing w:before="40" w:after="0"/>
       <w:outlineLvl w:val="6"/>
     </w:pPr>
     <w:rPr>
-      <w:rFonts w:cstheme="majorBidi" w:eastAsiaTheme="majorEastAsia"/>
-      <w:color w:themeColor="text1" w:themeTint="A6" w:val="595959"/>
-    </w:rPr>
-  </w:style>
-  <w:style w:styleId="Heading8" w:type="paragraph">
+      <w:rFonts w:eastAsiaTheme="majorEastAsia" w:cstheme="majorBidi"/>
+      <w:color w:val="595959" w:themeColor="text1" w:themeTint="A6"/>
+    </w:rPr>
+  </w:style>
+  <w:style w:type="paragraph" w:styleId="Heading8">
     <w:name w:val="heading 8"/>
     <w:basedOn w:val="Normal"/>
     <w:next w:val="BodyText"/>
@@ -4023,13 +4291,13 @@
       <w:outlineLvl w:val="7"/>
     </w:pPr>
     <w:rPr>
-      <w:rFonts w:cstheme="majorBidi" w:eastAsiaTheme="majorEastAsia"/>
+      <w:rFonts w:eastAsiaTheme="majorEastAsia" w:cstheme="majorBidi"/>
       <w:i/>
       <w:iCs/>
-      <w:color w:themeColor="text1" w:themeTint="D8" w:val="272727"/>
-    </w:rPr>
-  </w:style>
-  <w:style w:styleId="Heading9" w:type="paragraph">
+      <w:color w:val="272727" w:themeColor="text1" w:themeTint="D8"/>
+    </w:rPr>
+  </w:style>
+  <w:style w:type="paragraph" w:styleId="Heading9">
     <w:name w:val="heading 9"/>
     <w:basedOn w:val="Normal"/>
     <w:next w:val="BodyText"/>
@@ -4046,24 +4314,202 @@
       <w:outlineLvl w:val="8"/>
     </w:pPr>
     <w:rPr>
-      <w:rFonts w:cstheme="majorBidi" w:eastAsiaTheme="majorEastAsia"/>
-      <w:color w:themeColor="text1" w:themeTint="D8" w:val="272727"/>
-    </w:rPr>
-  </w:style>
-  <w:style w:customStyle="1" w:styleId="Heading1Char" w:type="character">
+      <w:rFonts w:eastAsiaTheme="majorEastAsia" w:cstheme="majorBidi"/>
+      <w:color w:val="272727" w:themeColor="text1" w:themeTint="D8"/>
+    </w:rPr>
+  </w:style>
+  <w:style w:type="character" w:default="1" w:styleId="DefaultParagraphFont">
+    <w:name w:val="Default Paragraph Font"/>
+    <w:uiPriority w:val="1"/>
+    <w:semiHidden/>
+    <w:unhideWhenUsed/>
+  </w:style>
+  <w:style w:type="table" w:default="1" w:styleId="TableNormal">
+    <w:name w:val="Normal Table"/>
+    <w:uiPriority w:val="99"/>
+    <w:semiHidden/>
+    <w:unhideWhenUsed/>
+    <w:tblPr>
+      <w:tblInd w:w="0" w:type="dxa"/>
+      <w:tblCellMar>
+        <w:top w:w="0" w:type="dxa"/>
+        <w:left w:w="108" w:type="dxa"/>
+        <w:bottom w:w="0" w:type="dxa"/>
+        <w:right w:w="108" w:type="dxa"/>
+      </w:tblCellMar>
+    </w:tblPr>
+  </w:style>
+  <w:style w:type="numbering" w:default="1" w:styleId="NoList">
+    <w:name w:val="No List"/>
+    <w:uiPriority w:val="99"/>
+    <w:semiHidden/>
+    <w:unhideWhenUsed/>
+  </w:style>
+  <w:style w:type="paragraph" w:styleId="BodyText">
+    <w:name w:val="Body Text"/>
+    <w:basedOn w:val="Normal"/>
+    <w:qFormat/>
+    <w:pPr>
+      <w:spacing w:before="180" w:after="180"/>
+    </w:pPr>
+  </w:style>
+  <w:style w:type="paragraph" w:customStyle="1" w:styleId="FirstParagraph">
+    <w:name w:val="First Paragraph"/>
+    <w:basedOn w:val="BodyText"/>
+    <w:next w:val="BodyText"/>
+    <w:qFormat/>
+  </w:style>
+  <w:style w:type="paragraph" w:customStyle="1" w:styleId="Compact">
+    <w:name w:val="Compact"/>
+    <w:basedOn w:val="BodyText"/>
+    <w:qFormat/>
+    <w:pPr>
+      <w:spacing w:before="36" w:after="36"/>
+    </w:pPr>
+  </w:style>
+  <w:style w:type="paragraph" w:styleId="Title">
+    <w:name w:val="Title"/>
+    <w:basedOn w:val="Normal"/>
+    <w:next w:val="BodyText"/>
+    <w:link w:val="TitleChar"/>
+    <w:uiPriority w:val="10"/>
+    <w:qFormat/>
+    <w:rsid w:val="00A10FD9"/>
+    <w:pPr>
+      <w:spacing w:after="80"/>
+      <w:contextualSpacing/>
+      <w:jc w:val="center"/>
+    </w:pPr>
+    <w:rPr>
+      <w:rFonts w:asciiTheme="majorHAnsi" w:eastAsiaTheme="majorEastAsia" w:hAnsiTheme="majorHAnsi" w:cstheme="majorBidi"/>
+      <w:sz w:val="56"/>
+      <w:szCs w:val="56"/>
+    </w:rPr>
+  </w:style>
+  <w:style w:type="character" w:customStyle="1" w:styleId="TitleChar">
+    <w:name w:val="Title Char"/>
+    <w:basedOn w:val="DefaultParagraphFont"/>
+    <w:link w:val="Title"/>
+    <w:uiPriority w:val="10"/>
+    <w:rsid w:val="00A10FD9"/>
+    <w:rPr>
+      <w:rFonts w:asciiTheme="majorHAnsi" w:eastAsiaTheme="majorEastAsia" w:hAnsiTheme="majorHAnsi" w:cstheme="majorBidi"/>
+      <w:sz w:val="56"/>
+      <w:szCs w:val="56"/>
+    </w:rPr>
+  </w:style>
+  <w:style w:type="paragraph" w:styleId="Subtitle">
+    <w:name w:val="Subtitle"/>
+    <w:basedOn w:val="Title"/>
+    <w:next w:val="BodyText"/>
+    <w:link w:val="SubtitleChar"/>
+    <w:uiPriority w:val="11"/>
+    <w:qFormat/>
+    <w:rsid w:val="00A10FD9"/>
+    <w:pPr>
+      <w:numPr>
+        <w:ilvl w:val="1"/>
+      </w:numPr>
+    </w:pPr>
+    <w:rPr>
+      <w:spacing w:val="15"/>
+      <w:sz w:val="28"/>
+      <w:szCs w:val="28"/>
+    </w:rPr>
+  </w:style>
+  <w:style w:type="character" w:customStyle="1" w:styleId="SubtitleChar">
+    <w:name w:val="Subtitle Char"/>
+    <w:basedOn w:val="DefaultParagraphFont"/>
+    <w:link w:val="Subtitle"/>
+    <w:uiPriority w:val="11"/>
+    <w:rsid w:val="00A10FD9"/>
+    <w:rPr>
+      <w:rFonts w:eastAsiaTheme="majorEastAsia" w:cstheme="majorBidi"/>
+      <w:color w:val="595959" w:themeColor="text1" w:themeTint="A6"/>
+      <w:spacing w:val="15"/>
+      <w:sz w:val="28"/>
+      <w:szCs w:val="28"/>
+    </w:rPr>
+  </w:style>
+  <w:style w:type="paragraph" w:customStyle="1" w:styleId="Author">
+    <w:name w:val="Author"/>
+    <w:basedOn w:val="Title"/>
+    <w:next w:val="BodyText"/>
+    <w:qFormat/>
+    <w:pPr>
+      <w:keepNext/>
+      <w:keepLines/>
+    </w:pPr>
+    <w:rPr>
+      <w:sz w:val="24"/>
+      <w:szCs w:val="24"/>
+    </w:rPr>
+  </w:style>
+  <w:style w:type="paragraph" w:styleId="Date">
+    <w:name w:val="Date"/>
+    <w:basedOn w:val="Title"/>
+    <w:next w:val="BodyText"/>
+    <w:qFormat/>
+    <w:pPr>
+      <w:keepNext/>
+      <w:keepLines/>
+    </w:pPr>
+    <w:rPr>
+      <w:sz w:val="24"/>
+      <w:szCs w:val="24"/>
+    </w:rPr>
+  </w:style>
+  <w:style w:type="paragraph" w:customStyle="1" w:styleId="AbstractTitle">
+    <w:name w:val="Abstract Title"/>
+    <w:basedOn w:val="Normal"/>
+    <w:next w:val="Abstract"/>
+    <w:qFormat/>
+    <w:pPr>
+      <w:keepNext/>
+      <w:keepLines/>
+      <w:spacing w:before="300" w:after="0"/>
+      <w:jc w:val="center"/>
+    </w:pPr>
+    <w:rPr>
+      <w:b/>
+      <w:sz w:val="20"/>
+      <w:szCs w:val="20"/>
+    </w:rPr>
+  </w:style>
+  <w:style w:type="paragraph" w:customStyle="1" w:styleId="Abstract">
+    <w:name w:val="Abstract"/>
+    <w:basedOn w:val="Normal"/>
+    <w:next w:val="BodyText"/>
+    <w:qFormat/>
+    <w:pPr>
+      <w:keepNext/>
+      <w:keepLines/>
+      <w:spacing w:before="100" w:after="300"/>
+    </w:pPr>
+    <w:rPr>
+      <w:sz w:val="20"/>
+      <w:szCs w:val="20"/>
+    </w:rPr>
+  </w:style>
+  <w:style w:type="paragraph" w:styleId="Bibliography">
+    <w:name w:val="Bibliography"/>
+    <w:basedOn w:val="Normal"/>
+    <w:qFormat/>
+  </w:style>
+  <w:style w:type="character" w:customStyle="1" w:styleId="Heading1Char">
     <w:name w:val="Heading 1 Char"/>
     <w:basedOn w:val="DefaultParagraphFont"/>
     <w:link w:val="Heading1"/>
     <w:uiPriority w:val="9"/>
     <w:rsid w:val="00A10FD9"/>
     <w:rPr>
-      <w:rFonts w:asciiTheme="majorHAnsi" w:cstheme="majorBidi" w:eastAsiaTheme="majorEastAsia" w:hAnsiTheme="majorHAnsi"/>
-      <w:color w:themeColor="accent1" w:themeShade="BF" w:val="0F4761"/>
+      <w:rFonts w:asciiTheme="majorHAnsi" w:eastAsiaTheme="majorEastAsia" w:hAnsiTheme="majorHAnsi" w:cstheme="majorBidi"/>
+      <w:color w:val="0F4761" w:themeColor="accent1" w:themeShade="BF"/>
       <w:sz w:val="40"/>
       <w:szCs w:val="40"/>
     </w:rPr>
   </w:style>
-  <w:style w:customStyle="1" w:styleId="Heading2Char" w:type="character">
+  <w:style w:type="character" w:customStyle="1" w:styleId="Heading2Char">
     <w:name w:val="Heading 2 Char"/>
     <w:basedOn w:val="DefaultParagraphFont"/>
     <w:link w:val="Heading2"/>
@@ -4071,13 +4517,13 @@
     <w:semiHidden/>
     <w:rsid w:val="00A10FD9"/>
     <w:rPr>
-      <w:rFonts w:asciiTheme="majorHAnsi" w:cstheme="majorBidi" w:eastAsiaTheme="majorEastAsia" w:hAnsiTheme="majorHAnsi"/>
-      <w:color w:themeColor="accent1" w:themeShade="BF" w:val="0F4761"/>
+      <w:rFonts w:asciiTheme="majorHAnsi" w:eastAsiaTheme="majorEastAsia" w:hAnsiTheme="majorHAnsi" w:cstheme="majorBidi"/>
+      <w:color w:val="0F4761" w:themeColor="accent1" w:themeShade="BF"/>
       <w:sz w:val="32"/>
       <w:szCs w:val="32"/>
     </w:rPr>
   </w:style>
-  <w:style w:customStyle="1" w:styleId="Heading3Char" w:type="character">
+  <w:style w:type="character" w:customStyle="1" w:styleId="Heading3Char">
     <w:name w:val="Heading 3 Char"/>
     <w:basedOn w:val="DefaultParagraphFont"/>
     <w:link w:val="Heading3"/>
@@ -4085,13 +4531,13 @@
     <w:semiHidden/>
     <w:rsid w:val="00A10FD9"/>
     <w:rPr>
-      <w:rFonts w:cstheme="majorBidi" w:eastAsiaTheme="majorEastAsia"/>
-      <w:color w:themeColor="accent1" w:themeShade="BF" w:val="0F4761"/>
+      <w:rFonts w:eastAsiaTheme="majorEastAsia" w:cstheme="majorBidi"/>
+      <w:color w:val="0F4761" w:themeColor="accent1" w:themeShade="BF"/>
       <w:sz w:val="28"/>
       <w:szCs w:val="28"/>
     </w:rPr>
   </w:style>
-  <w:style w:customStyle="1" w:styleId="Heading4Char" w:type="character">
+  <w:style w:type="character" w:customStyle="1" w:styleId="Heading4Char">
     <w:name w:val="Heading 4 Char"/>
     <w:basedOn w:val="DefaultParagraphFont"/>
     <w:link w:val="Heading4"/>
@@ -4099,13 +4545,13 @@
     <w:semiHidden/>
     <w:rsid w:val="00A10FD9"/>
     <w:rPr>
-      <w:rFonts w:cstheme="majorBidi" w:eastAsiaTheme="majorEastAsia"/>
+      <w:rFonts w:eastAsiaTheme="majorEastAsia" w:cstheme="majorBidi"/>
       <w:i/>
       <w:iCs/>
-      <w:color w:themeColor="accent1" w:themeShade="BF" w:val="0F4761"/>
-    </w:rPr>
-  </w:style>
-  <w:style w:customStyle="1" w:styleId="Heading5Char" w:type="character">
+      <w:color w:val="0F4761" w:themeColor="accent1" w:themeShade="BF"/>
+    </w:rPr>
+  </w:style>
+  <w:style w:type="character" w:customStyle="1" w:styleId="Heading5Char">
     <w:name w:val="Heading 5 Char"/>
     <w:basedOn w:val="DefaultParagraphFont"/>
     <w:link w:val="Heading5"/>
@@ -4113,11 +4559,11 @@
     <w:semiHidden/>
     <w:rsid w:val="00A10FD9"/>
     <w:rPr>
-      <w:rFonts w:cstheme="majorBidi" w:eastAsiaTheme="majorEastAsia"/>
-      <w:color w:themeColor="accent1" w:themeShade="BF" w:val="0F4761"/>
-    </w:rPr>
-  </w:style>
-  <w:style w:customStyle="1" w:styleId="Heading6Char" w:type="character">
+      <w:rFonts w:eastAsiaTheme="majorEastAsia" w:cstheme="majorBidi"/>
+      <w:color w:val="0F4761" w:themeColor="accent1" w:themeShade="BF"/>
+    </w:rPr>
+  </w:style>
+  <w:style w:type="character" w:customStyle="1" w:styleId="Heading6Char">
     <w:name w:val="Heading 6 Char"/>
     <w:basedOn w:val="DefaultParagraphFont"/>
     <w:link w:val="Heading6"/>
@@ -4125,13 +4571,13 @@
     <w:semiHidden/>
     <w:rsid w:val="00A10FD9"/>
     <w:rPr>
-      <w:rFonts w:cstheme="majorBidi" w:eastAsiaTheme="majorEastAsia"/>
+      <w:rFonts w:eastAsiaTheme="majorEastAsia" w:cstheme="majorBidi"/>
       <w:i/>
       <w:iCs/>
-      <w:color w:themeColor="text1" w:themeTint="A6" w:val="595959"/>
-    </w:rPr>
-  </w:style>
-  <w:style w:customStyle="1" w:styleId="Heading7Char" w:type="character">
+      <w:color w:val="595959" w:themeColor="text1" w:themeTint="A6"/>
+    </w:rPr>
+  </w:style>
+  <w:style w:type="character" w:customStyle="1" w:styleId="Heading7Char">
     <w:name w:val="Heading 7 Char"/>
     <w:basedOn w:val="DefaultParagraphFont"/>
     <w:link w:val="Heading7"/>
@@ -4139,11 +4585,11 @@
     <w:semiHidden/>
     <w:rsid w:val="00A10FD9"/>
     <w:rPr>
-      <w:rFonts w:cstheme="majorBidi" w:eastAsiaTheme="majorEastAsia"/>
-      <w:color w:themeColor="text1" w:themeTint="A6" w:val="595959"/>
-    </w:rPr>
-  </w:style>
-  <w:style w:customStyle="1" w:styleId="Heading8Char" w:type="character">
+      <w:rFonts w:eastAsiaTheme="majorEastAsia" w:cstheme="majorBidi"/>
+      <w:color w:val="595959" w:themeColor="text1" w:themeTint="A6"/>
+    </w:rPr>
+  </w:style>
+  <w:style w:type="character" w:customStyle="1" w:styleId="Heading8Char">
     <w:name w:val="Heading 8 Char"/>
     <w:basedOn w:val="DefaultParagraphFont"/>
     <w:link w:val="Heading8"/>
@@ -4151,13 +4597,13 @@
     <w:semiHidden/>
     <w:rsid w:val="00A10FD9"/>
     <w:rPr>
-      <w:rFonts w:cstheme="majorBidi" w:eastAsiaTheme="majorEastAsia"/>
+      <w:rFonts w:eastAsiaTheme="majorEastAsia" w:cstheme="majorBidi"/>
       <w:i/>
       <w:iCs/>
-      <w:color w:themeColor="text1" w:themeTint="D8" w:val="272727"/>
-    </w:rPr>
-  </w:style>
-  <w:style w:customStyle="1" w:styleId="Heading9Char" w:type="character">
+      <w:color w:val="272727" w:themeColor="text1" w:themeTint="D8"/>
+    </w:rPr>
+  </w:style>
+  <w:style w:type="character" w:customStyle="1" w:styleId="Heading9Char">
     <w:name w:val="Heading 9 Char"/>
     <w:basedOn w:val="DefaultParagraphFont"/>
     <w:link w:val="Heading9"/>
@@ -4165,11 +4611,11 @@
     <w:semiHidden/>
     <w:rsid w:val="00A10FD9"/>
     <w:rPr>
-      <w:rFonts w:cstheme="majorBidi" w:eastAsiaTheme="majorEastAsia"/>
-      <w:color w:themeColor="text1" w:themeTint="D8" w:val="272727"/>
-    </w:rPr>
-  </w:style>
-  <w:style w:styleId="BlockText" w:type="paragraph">
+      <w:rFonts w:eastAsiaTheme="majorEastAsia" w:cstheme="majorBidi"/>
+      <w:color w:val="272727" w:themeColor="text1" w:themeTint="D8"/>
+    </w:rPr>
+  </w:style>
+  <w:style w:type="paragraph" w:styleId="BlockText">
     <w:name w:val="Block Text"/>
     <w:basedOn w:val="BodyText"/>
     <w:next w:val="BodyText"/>
@@ -4177,19 +4623,18 @@
     <w:unhideWhenUsed/>
     <w:qFormat/>
     <w:pPr>
-      <w:spacing w:after="100" w:before="100"/>
-      <w:ind w:firstLine="0" w:left="480" w:right="480"/>
+      <w:spacing w:before="100" w:after="100"/>
+      <w:ind w:left="480" w:right="480"/>
     </w:pPr>
   </w:style>
-  <w:style w:styleId="FootnoteText" w:type="paragraph">
-    <w:name w:val="Footnote Text"/>
+  <w:style w:type="paragraph" w:styleId="FootnoteText">
+    <w:name w:val="footnote text"/>
     <w:basedOn w:val="Normal"/>
-    <w:next w:val="FootnoteText"/>
     <w:uiPriority w:val="9"/>
     <w:unhideWhenUsed/>
     <w:qFormat/>
   </w:style>
-  <w:style w:styleId="FootnoteBlockText" w:type="paragraph">
+  <w:style w:type="paragraph" w:customStyle="1" w:styleId="FootnoteBlockText">
     <w:name w:val="Footnote Block Text"/>
     <w:basedOn w:val="FootnoteText"/>
     <w:next w:val="FootnoteText"/>
@@ -4197,47 +4642,40 @@
     <w:unhideWhenUsed/>
     <w:qFormat/>
     <w:pPr>
-      <w:spacing w:after="100" w:before="100"/>
-      <w:ind w:firstLine="0" w:left="480" w:right="480"/>
+      <w:spacing w:before="100" w:after="100"/>
+      <w:ind w:left="480" w:right="480"/>
     </w:pPr>
   </w:style>
-  <w:style w:default="1" w:styleId="DefaultParagraphFont" w:type="character">
-    <w:name w:val="Default Paragraph Font"/>
-    <w:semiHidden/>
-    <w:unhideWhenUsed/>
-  </w:style>
-  <w:style w:default="1" w:styleId="Table" w:type="table">
+  <w:style w:type="table" w:customStyle="1" w:styleId="Table">
     <w:name w:val="Table"/>
-    <w:basedOn w:val="TableNormal"/>
     <w:semiHidden/>
     <w:unhideWhenUsed/>
     <w:qFormat/>
     <w:tblPr>
-      <w:tblInd w:type="dxa" w:w="0"/>
+      <w:tblInd w:w="0" w:type="dxa"/>
       <w:tblCellMar>
-        <w:top w:type="dxa" w:w="0"/>
-        <w:left w:type="dxa" w:w="108"/>
-        <w:bottom w:type="dxa" w:w="0"/>
-        <w:right w:type="dxa" w:w="108"/>
+        <w:top w:w="0" w:type="dxa"/>
+        <w:left w:w="108" w:type="dxa"/>
+        <w:bottom w:w="0" w:type="dxa"/>
+        <w:right w:w="108" w:type="dxa"/>
       </w:tblCellMar>
     </w:tblPr>
     <w:tblStylePr w:type="firstRow">
       <w:tblPr>
         <w:jc w:val="left"/>
-        <w:tblInd w:type="dxa" w:w="0"/>
       </w:tblPr>
       <w:trPr>
         <w:jc w:val="left"/>
       </w:trPr>
       <w:tcPr>
         <w:tcBorders>
-          <w:bottom w:val="single"/>
+          <w:bottom w:val="single" w:sz="0" w:space="0" w:color="auto"/>
         </w:tcBorders>
         <w:vAlign w:val="bottom"/>
       </w:tcPr>
     </w:tblStylePr>
   </w:style>
-  <w:style w:customStyle="1" w:styleId="DefinitionTerm" w:type="paragraph">
+  <w:style w:type="paragraph" w:customStyle="1" w:styleId="DefinitionTerm">
     <w:name w:val="Definition Term"/>
     <w:basedOn w:val="Normal"/>
     <w:next w:val="Definition"/>
@@ -4250,75 +4688,76 @@
       <w:b/>
     </w:rPr>
   </w:style>
-  <w:style w:customStyle="1" w:styleId="Definition" w:type="paragraph">
+  <w:style w:type="paragraph" w:customStyle="1" w:styleId="Definition">
     <w:name w:val="Definition"/>
     <w:basedOn w:val="Normal"/>
   </w:style>
-  <w:style w:styleId="Caption" w:type="paragraph">
-    <w:name w:val="Caption"/>
+  <w:style w:type="paragraph" w:styleId="Caption">
+    <w:name w:val="caption"/>
     <w:basedOn w:val="Normal"/>
-    <w:link w:val="BodyTextChar"/>
+    <w:link w:val="CaptionChar"/>
     <w:pPr>
-      <w:spacing w:after="120" w:before="0"/>
+      <w:spacing w:after="120"/>
     </w:pPr>
     <w:rPr>
       <w:i/>
     </w:rPr>
   </w:style>
-  <w:style w:customStyle="1" w:styleId="TableCaption" w:type="paragraph">
+  <w:style w:type="paragraph" w:customStyle="1" w:styleId="TableCaption">
     <w:name w:val="Table Caption"/>
     <w:basedOn w:val="Caption"/>
     <w:pPr>
       <w:keepNext/>
     </w:pPr>
   </w:style>
-  <w:style w:customStyle="1" w:styleId="ImageCaption" w:type="paragraph">
+  <w:style w:type="paragraph" w:customStyle="1" w:styleId="ImageCaption">
     <w:name w:val="Image Caption"/>
     <w:basedOn w:val="Caption"/>
   </w:style>
-  <w:style w:customStyle="1" w:styleId="Figure" w:type="paragraph">
+  <w:style w:type="paragraph" w:customStyle="1" w:styleId="Figure">
     <w:name w:val="Figure"/>
     <w:basedOn w:val="Normal"/>
   </w:style>
-  <w:style w:customStyle="1" w:styleId="CaptionedFigure" w:type="paragraph">
+  <w:style w:type="paragraph" w:customStyle="1" w:styleId="CaptionedFigure">
     <w:name w:val="Captioned Figure"/>
     <w:basedOn w:val="Figure"/>
     <w:pPr>
       <w:keepNext/>
     </w:pPr>
   </w:style>
-  <w:style w:customStyle="1" w:styleId="BodyTextChar" w:type="character">
-    <w:name w:val="Body Text Char"/>
+  <w:style w:type="character" w:customStyle="1" w:styleId="CaptionChar">
+    <w:name w:val="Caption Char"/>
     <w:basedOn w:val="DefaultParagraphFont"/>
-    <w:link w:val="BodyText"/>
-  </w:style>
-  <w:style w:customStyle="1" w:styleId="VerbatimChar" w:type="character">
+    <w:link w:val="Caption"/>
+  </w:style>
+  <w:style w:type="character" w:customStyle="1" w:styleId="VerbatimChar">
     <w:name w:val="Verbatim Char"/>
-    <w:basedOn w:val="BodyTextChar"/>
+    <w:basedOn w:val="CaptionChar"/>
+    <w:link w:val="SourceCode"/>
     <w:rPr>
       <w:rFonts w:ascii="Consolas" w:hAnsi="Consolas"/>
       <w:sz w:val="22"/>
     </w:rPr>
   </w:style>
-  <w:style w:customStyle="1" w:styleId="SectionNumber" w:type="character">
+  <w:style w:type="character" w:customStyle="1" w:styleId="SectionNumber">
     <w:name w:val="Section Number"/>
-    <w:basedOn w:val="BodyTextChar"/>
-  </w:style>
-  <w:style w:styleId="FootnoteReference" w:type="character">
-    <w:name w:val="Footnote Reference"/>
-    <w:basedOn w:val="BodyTextChar"/>
+    <w:basedOn w:val="CaptionChar"/>
+  </w:style>
+  <w:style w:type="character" w:styleId="FootnoteReference">
+    <w:name w:val="footnote reference"/>
+    <w:basedOn w:val="CaptionChar"/>
     <w:rPr>
       <w:vertAlign w:val="superscript"/>
     </w:rPr>
   </w:style>
-  <w:style w:styleId="Hyperlink" w:type="character">
+  <w:style w:type="character" w:styleId="Hyperlink">
     <w:name w:val="Hyperlink"/>
-    <w:basedOn w:val="BodyTextChar"/>
-    <w:rPr>
-      <w:color w:themeColor="accent1" w:val="4F81BD"/>
-    </w:rPr>
-  </w:style>
-  <w:style w:styleId="TOCHeading" w:type="paragraph">
+    <w:basedOn w:val="CaptionChar"/>
+    <w:rPr>
+      <w:color w:val="156082" w:themeColor="accent1"/>
+    </w:rPr>
+  </w:style>
+  <w:style w:type="paragraph" w:styleId="TOCHeading">
     <w:name w:val="TOC Heading"/>
     <w:basedOn w:val="Heading1"/>
     <w:next w:val="BodyText"/>
@@ -4329,273 +4768,341 @@
       <w:spacing w:before="240" w:line="259" w:lineRule="auto"/>
       <w:outlineLvl w:val="9"/>
     </w:pPr>
-    <w:rPr>
-      <w:rFonts w:asciiTheme="majorHAnsi" w:cstheme="majorBidi" w:eastAsiaTheme="majorEastAsia" w:hAnsiTheme="majorHAnsi"/>
-      <w:b w:val="0"/>
-      <w:bCs w:val="0"/>
-      <w:color w:themeColor="accent1" w:themeShade="BF" w:val="365F91"/>
-    </w:rPr>
   </w:style>
   <w:style w:type="paragraph" w:customStyle="1" w:styleId="SourceCode">
     <w:name w:val="Source Code"/>
     <w:basedOn w:val="Normal"/>
     <w:link w:val="VerbatimChar"/>
     <w:pPr>
-      <w:wordWrap w:val="off"/>
-      <w:shd w:val="clear" w:fill="f1f3f5"/>
+      <w:shd w:val="clear" w:color="auto" w:fill="F1F3F5"/>
+      <w:wordWrap w:val="0"/>
     </w:pPr>
   </w:style>
   <w:style w:type="character" w:customStyle="1" w:styleId="KeywordTok">
     <w:name w:val="KeywordTok"/>
     <w:basedOn w:val="VerbatimChar"/>
     <w:rPr>
+      <w:rFonts w:ascii="Consolas" w:hAnsi="Consolas"/>
       <w:b/>
-      <w:color w:val="003b4f"/>
-      <w:shd w:val="clear" w:fill="f1f3f5"/>
+      <w:color w:val="003B4F"/>
+      <w:sz w:val="22"/>
+      <w:shd w:val="clear" w:color="auto" w:fill="F1F3F5"/>
     </w:rPr>
   </w:style>
   <w:style w:type="character" w:customStyle="1" w:styleId="DataTypeTok">
     <w:name w:val="DataTypeTok"/>
     <w:basedOn w:val="VerbatimChar"/>
     <w:rPr>
-      <w:color w:val="ad0000"/>
-      <w:shd w:val="clear" w:fill="f1f3f5"/>
+      <w:rFonts w:ascii="Consolas" w:hAnsi="Consolas"/>
+      <w:color w:val="AD0000"/>
+      <w:sz w:val="22"/>
+      <w:shd w:val="clear" w:color="auto" w:fill="F1F3F5"/>
     </w:rPr>
   </w:style>
   <w:style w:type="character" w:customStyle="1" w:styleId="DecValTok">
     <w:name w:val="DecValTok"/>
     <w:basedOn w:val="VerbatimChar"/>
     <w:rPr>
-      <w:color w:val="ad0000"/>
-      <w:shd w:val="clear" w:fill="f1f3f5"/>
+      <w:rFonts w:ascii="Consolas" w:hAnsi="Consolas"/>
+      <w:color w:val="AD0000"/>
+      <w:sz w:val="22"/>
+      <w:shd w:val="clear" w:color="auto" w:fill="F1F3F5"/>
     </w:rPr>
   </w:style>
   <w:style w:type="character" w:customStyle="1" w:styleId="BaseNTok">
     <w:name w:val="BaseNTok"/>
     <w:basedOn w:val="VerbatimChar"/>
     <w:rPr>
-      <w:color w:val="ad0000"/>
-      <w:shd w:val="clear" w:fill="f1f3f5"/>
+      <w:rFonts w:ascii="Consolas" w:hAnsi="Consolas"/>
+      <w:color w:val="AD0000"/>
+      <w:sz w:val="22"/>
+      <w:shd w:val="clear" w:color="auto" w:fill="F1F3F5"/>
     </w:rPr>
   </w:style>
   <w:style w:type="character" w:customStyle="1" w:styleId="FloatTok">
     <w:name w:val="FloatTok"/>
     <w:basedOn w:val="VerbatimChar"/>
     <w:rPr>
-      <w:color w:val="ad0000"/>
-      <w:shd w:val="clear" w:fill="f1f3f5"/>
+      <w:rFonts w:ascii="Consolas" w:hAnsi="Consolas"/>
+      <w:color w:val="AD0000"/>
+      <w:sz w:val="22"/>
+      <w:shd w:val="clear" w:color="auto" w:fill="F1F3F5"/>
     </w:rPr>
   </w:style>
   <w:style w:type="character" w:customStyle="1" w:styleId="ConstantTok">
     <w:name w:val="ConstantTok"/>
     <w:basedOn w:val="VerbatimChar"/>
     <w:rPr>
-      <w:color w:val="8f5902"/>
-      <w:shd w:val="clear" w:fill="f1f3f5"/>
+      <w:rFonts w:ascii="Consolas" w:hAnsi="Consolas"/>
+      <w:color w:val="8F5902"/>
+      <w:sz w:val="22"/>
+      <w:shd w:val="clear" w:color="auto" w:fill="F1F3F5"/>
     </w:rPr>
   </w:style>
   <w:style w:type="character" w:customStyle="1" w:styleId="CharTok">
     <w:name w:val="CharTok"/>
     <w:basedOn w:val="VerbatimChar"/>
     <w:rPr>
-      <w:color w:val="20794d"/>
-      <w:shd w:val="clear" w:fill="f1f3f5"/>
+      <w:rFonts w:ascii="Consolas" w:hAnsi="Consolas"/>
+      <w:color w:val="20794D"/>
+      <w:sz w:val="22"/>
+      <w:shd w:val="clear" w:color="auto" w:fill="F1F3F5"/>
     </w:rPr>
   </w:style>
   <w:style w:type="character" w:customStyle="1" w:styleId="SpecialCharTok">
     <w:name w:val="SpecialCharTok"/>
     <w:basedOn w:val="VerbatimChar"/>
     <w:rPr>
-      <w:color w:val="5e5e5e"/>
-      <w:shd w:val="clear" w:fill="f1f3f5"/>
+      <w:rFonts w:ascii="Consolas" w:hAnsi="Consolas"/>
+      <w:color w:val="5E5E5E"/>
+      <w:sz w:val="22"/>
+      <w:shd w:val="clear" w:color="auto" w:fill="F1F3F5"/>
     </w:rPr>
   </w:style>
   <w:style w:type="character" w:customStyle="1" w:styleId="StringTok">
     <w:name w:val="StringTok"/>
     <w:basedOn w:val="VerbatimChar"/>
     <w:rPr>
-      <w:color w:val="20794d"/>
-      <w:shd w:val="clear" w:fill="f1f3f5"/>
+      <w:rFonts w:ascii="Consolas" w:hAnsi="Consolas"/>
+      <w:color w:val="20794D"/>
+      <w:sz w:val="22"/>
+      <w:shd w:val="clear" w:color="auto" w:fill="F1F3F5"/>
     </w:rPr>
   </w:style>
   <w:style w:type="character" w:customStyle="1" w:styleId="VerbatimStringTok">
     <w:name w:val="VerbatimStringTok"/>
     <w:basedOn w:val="VerbatimChar"/>
     <w:rPr>
-      <w:color w:val="20794d"/>
-      <w:shd w:val="clear" w:fill="f1f3f5"/>
+      <w:rFonts w:ascii="Consolas" w:hAnsi="Consolas"/>
+      <w:color w:val="20794D"/>
+      <w:sz w:val="22"/>
+      <w:shd w:val="clear" w:color="auto" w:fill="F1F3F5"/>
     </w:rPr>
   </w:style>
   <w:style w:type="character" w:customStyle="1" w:styleId="SpecialStringTok">
     <w:name w:val="SpecialStringTok"/>
     <w:basedOn w:val="VerbatimChar"/>
     <w:rPr>
-      <w:color w:val="20794d"/>
-      <w:shd w:val="clear" w:fill="f1f3f5"/>
+      <w:rFonts w:ascii="Consolas" w:hAnsi="Consolas"/>
+      <w:color w:val="20794D"/>
+      <w:sz w:val="22"/>
+      <w:shd w:val="clear" w:color="auto" w:fill="F1F3F5"/>
     </w:rPr>
   </w:style>
   <w:style w:type="character" w:customStyle="1" w:styleId="ImportTok">
     <w:name w:val="ImportTok"/>
     <w:basedOn w:val="VerbatimChar"/>
     <w:rPr>
-      <w:color w:val="00769e"/>
-      <w:shd w:val="clear" w:fill="f1f3f5"/>
+      <w:rFonts w:ascii="Consolas" w:hAnsi="Consolas"/>
+      <w:color w:val="00769E"/>
+      <w:sz w:val="22"/>
+      <w:shd w:val="clear" w:color="auto" w:fill="F1F3F5"/>
     </w:rPr>
   </w:style>
   <w:style w:type="character" w:customStyle="1" w:styleId="CommentTok">
     <w:name w:val="CommentTok"/>
     <w:basedOn w:val="VerbatimChar"/>
     <w:rPr>
-      <w:color w:val="5e5e5e"/>
-      <w:shd w:val="clear" w:fill="f1f3f5"/>
+      <w:rFonts w:ascii="Consolas" w:hAnsi="Consolas"/>
+      <w:color w:val="5E5E5E"/>
+      <w:sz w:val="22"/>
+      <w:shd w:val="clear" w:color="auto" w:fill="F1F3F5"/>
     </w:rPr>
   </w:style>
   <w:style w:type="character" w:customStyle="1" w:styleId="DocumentationTok">
     <w:name w:val="DocumentationTok"/>
     <w:basedOn w:val="VerbatimChar"/>
     <w:rPr>
+      <w:rFonts w:ascii="Consolas" w:hAnsi="Consolas"/>
       <w:i/>
-      <w:color w:val="5e5e5e"/>
-      <w:shd w:val="clear" w:fill="f1f3f5"/>
+      <w:color w:val="5E5E5E"/>
+      <w:sz w:val="22"/>
+      <w:shd w:val="clear" w:color="auto" w:fill="F1F3F5"/>
     </w:rPr>
   </w:style>
   <w:style w:type="character" w:customStyle="1" w:styleId="AnnotationTok">
     <w:name w:val="AnnotationTok"/>
     <w:basedOn w:val="VerbatimChar"/>
     <w:rPr>
-      <w:color w:val="5e5e5e"/>
-      <w:shd w:val="clear" w:fill="f1f3f5"/>
+      <w:rFonts w:ascii="Consolas" w:hAnsi="Consolas"/>
+      <w:color w:val="5E5E5E"/>
+      <w:sz w:val="22"/>
+      <w:shd w:val="clear" w:color="auto" w:fill="F1F3F5"/>
     </w:rPr>
   </w:style>
   <w:style w:type="character" w:customStyle="1" w:styleId="CommentVarTok">
     <w:name w:val="CommentVarTok"/>
     <w:basedOn w:val="VerbatimChar"/>
     <w:rPr>
+      <w:rFonts w:ascii="Consolas" w:hAnsi="Consolas"/>
       <w:i/>
-      <w:color w:val="5e5e5e"/>
-      <w:shd w:val="clear" w:fill="f1f3f5"/>
+      <w:color w:val="5E5E5E"/>
+      <w:sz w:val="22"/>
+      <w:shd w:val="clear" w:color="auto" w:fill="F1F3F5"/>
     </w:rPr>
   </w:style>
   <w:style w:type="character" w:customStyle="1" w:styleId="OtherTok">
     <w:name w:val="OtherTok"/>
     <w:basedOn w:val="VerbatimChar"/>
     <w:rPr>
-      <w:color w:val="003b4f"/>
-      <w:shd w:val="clear" w:fill="f1f3f5"/>
+      <w:rFonts w:ascii="Consolas" w:hAnsi="Consolas"/>
+      <w:color w:val="003B4F"/>
+      <w:sz w:val="22"/>
+      <w:shd w:val="clear" w:color="auto" w:fill="F1F3F5"/>
     </w:rPr>
   </w:style>
   <w:style w:type="character" w:customStyle="1" w:styleId="FunctionTok">
     <w:name w:val="FunctionTok"/>
     <w:basedOn w:val="VerbatimChar"/>
     <w:rPr>
-      <w:color w:val="4758ab"/>
-      <w:shd w:val="clear" w:fill="f1f3f5"/>
+      <w:rFonts w:ascii="Consolas" w:hAnsi="Consolas"/>
+      <w:color w:val="4758AB"/>
+      <w:sz w:val="22"/>
+      <w:shd w:val="clear" w:color="auto" w:fill="F1F3F5"/>
     </w:rPr>
   </w:style>
   <w:style w:type="character" w:customStyle="1" w:styleId="VariableTok">
     <w:name w:val="VariableTok"/>
     <w:basedOn w:val="VerbatimChar"/>
     <w:rPr>
+      <w:rFonts w:ascii="Consolas" w:hAnsi="Consolas"/>
       <w:color w:val="111111"/>
-      <w:shd w:val="clear" w:fill="f1f3f5"/>
+      <w:sz w:val="22"/>
+      <w:shd w:val="clear" w:color="auto" w:fill="F1F3F5"/>
     </w:rPr>
   </w:style>
   <w:style w:type="character" w:customStyle="1" w:styleId="ControlFlowTok">
     <w:name w:val="ControlFlowTok"/>
     <w:basedOn w:val="VerbatimChar"/>
     <w:rPr>
+      <w:rFonts w:ascii="Consolas" w:hAnsi="Consolas"/>
       <w:b/>
-      <w:color w:val="003b4f"/>
-      <w:shd w:val="clear" w:fill="f1f3f5"/>
+      <w:color w:val="003B4F"/>
+      <w:sz w:val="22"/>
+      <w:shd w:val="clear" w:color="auto" w:fill="F1F3F5"/>
     </w:rPr>
   </w:style>
   <w:style w:type="character" w:customStyle="1" w:styleId="OperatorTok">
     <w:name w:val="OperatorTok"/>
     <w:basedOn w:val="VerbatimChar"/>
     <w:rPr>
-      <w:color w:val="5e5e5e"/>
-      <w:shd w:val="clear" w:fill="f1f3f5"/>
+      <w:rFonts w:ascii="Consolas" w:hAnsi="Consolas"/>
+      <w:color w:val="5E5E5E"/>
+      <w:sz w:val="22"/>
+      <w:shd w:val="clear" w:color="auto" w:fill="F1F3F5"/>
     </w:rPr>
   </w:style>
   <w:style w:type="character" w:customStyle="1" w:styleId="BuiltInTok">
     <w:name w:val="BuiltInTok"/>
     <w:basedOn w:val="VerbatimChar"/>
     <w:rPr>
-      <w:color w:val="003b4f"/>
-      <w:shd w:val="clear" w:fill="f1f3f5"/>
+      <w:rFonts w:ascii="Consolas" w:hAnsi="Consolas"/>
+      <w:color w:val="003B4F"/>
+      <w:sz w:val="22"/>
+      <w:shd w:val="clear" w:color="auto" w:fill="F1F3F5"/>
     </w:rPr>
   </w:style>
   <w:style w:type="character" w:customStyle="1" w:styleId="ExtensionTok">
     <w:name w:val="ExtensionTok"/>
     <w:basedOn w:val="VerbatimChar"/>
     <w:rPr>
-      <w:color w:val="003b4f"/>
-      <w:shd w:val="clear" w:fill="f1f3f5"/>
+      <w:rFonts w:ascii="Consolas" w:hAnsi="Consolas"/>
+      <w:color w:val="003B4F"/>
+      <w:sz w:val="22"/>
+      <w:shd w:val="clear" w:color="auto" w:fill="F1F3F5"/>
     </w:rPr>
   </w:style>
   <w:style w:type="character" w:customStyle="1" w:styleId="PreprocessorTok">
     <w:name w:val="PreprocessorTok"/>
     <w:basedOn w:val="VerbatimChar"/>
     <w:rPr>
-      <w:color w:val="ad0000"/>
-      <w:shd w:val="clear" w:fill="f1f3f5"/>
+      <w:rFonts w:ascii="Consolas" w:hAnsi="Consolas"/>
+      <w:color w:val="AD0000"/>
+      <w:sz w:val="22"/>
+      <w:shd w:val="clear" w:color="auto" w:fill="F1F3F5"/>
     </w:rPr>
   </w:style>
   <w:style w:type="character" w:customStyle="1" w:styleId="AttributeTok">
     <w:name w:val="AttributeTok"/>
     <w:basedOn w:val="VerbatimChar"/>
     <w:rPr>
+      <w:rFonts w:ascii="Consolas" w:hAnsi="Consolas"/>
       <w:color w:val="657422"/>
-      <w:shd w:val="clear" w:fill="f1f3f5"/>
+      <w:sz w:val="22"/>
+      <w:shd w:val="clear" w:color="auto" w:fill="F1F3F5"/>
     </w:rPr>
   </w:style>
   <w:style w:type="character" w:customStyle="1" w:styleId="RegionMarkerTok">
     <w:name w:val="RegionMarkerTok"/>
     <w:basedOn w:val="VerbatimChar"/>
     <w:rPr>
-      <w:color w:val="003b4f"/>
-      <w:shd w:val="clear" w:fill="f1f3f5"/>
+      <w:rFonts w:ascii="Consolas" w:hAnsi="Consolas"/>
+      <w:color w:val="003B4F"/>
+      <w:sz w:val="22"/>
+      <w:shd w:val="clear" w:color="auto" w:fill="F1F3F5"/>
     </w:rPr>
   </w:style>
   <w:style w:type="character" w:customStyle="1" w:styleId="InformationTok">
     <w:name w:val="InformationTok"/>
     <w:basedOn w:val="VerbatimChar"/>
     <w:rPr>
-      <w:color w:val="5e5e5e"/>
-      <w:shd w:val="clear" w:fill="f1f3f5"/>
+      <w:rFonts w:ascii="Consolas" w:hAnsi="Consolas"/>
+      <w:color w:val="5E5E5E"/>
+      <w:sz w:val="22"/>
+      <w:shd w:val="clear" w:color="auto" w:fill="F1F3F5"/>
     </w:rPr>
   </w:style>
   <w:style w:type="character" w:customStyle="1" w:styleId="WarningTok">
     <w:name w:val="WarningTok"/>
     <w:basedOn w:val="VerbatimChar"/>
     <w:rPr>
+      <w:rFonts w:ascii="Consolas" w:hAnsi="Consolas"/>
       <w:i/>
-      <w:color w:val="5e5e5e"/>
-      <w:shd w:val="clear" w:fill="f1f3f5"/>
+      <w:color w:val="5E5E5E"/>
+      <w:sz w:val="22"/>
+      <w:shd w:val="clear" w:color="auto" w:fill="F1F3F5"/>
     </w:rPr>
   </w:style>
   <w:style w:type="character" w:customStyle="1" w:styleId="AlertTok">
     <w:name w:val="AlertTok"/>
     <w:basedOn w:val="VerbatimChar"/>
     <w:rPr>
-      <w:color w:val="ad0000"/>
-      <w:shd w:val="clear" w:fill="f1f3f5"/>
+      <w:rFonts w:ascii="Consolas" w:hAnsi="Consolas"/>
+      <w:color w:val="AD0000"/>
+      <w:sz w:val="22"/>
+      <w:shd w:val="clear" w:color="auto" w:fill="F1F3F5"/>
     </w:rPr>
   </w:style>
   <w:style w:type="character" w:customStyle="1" w:styleId="ErrorTok">
     <w:name w:val="ErrorTok"/>
     <w:basedOn w:val="VerbatimChar"/>
     <w:rPr>
-      <w:color w:val="ad0000"/>
-      <w:shd w:val="clear" w:fill="f1f3f5"/>
+      <w:rFonts w:ascii="Consolas" w:hAnsi="Consolas"/>
+      <w:color w:val="AD0000"/>
+      <w:sz w:val="22"/>
+      <w:shd w:val="clear" w:color="auto" w:fill="F1F3F5"/>
     </w:rPr>
   </w:style>
   <w:style w:type="character" w:customStyle="1" w:styleId="NormalTok">
     <w:name w:val="NormalTok"/>
     <w:basedOn w:val="VerbatimChar"/>
     <w:rPr>
-      <w:color w:val="003b4f"/>
-      <w:shd w:val="clear" w:fill="f1f3f5"/>
+      <w:rFonts w:ascii="Consolas" w:hAnsi="Consolas"/>
+      <w:color w:val="003B4F"/>
+      <w:sz w:val="22"/>
+      <w:shd w:val="clear" w:color="auto" w:fill="F1F3F5"/>
+    </w:rPr>
+  </w:style>
+  <w:style w:type="character" w:styleId="UnresolvedMention">
+    <w:name w:val="Unresolved Mention"/>
+    <w:basedOn w:val="DefaultParagraphFont"/>
+    <w:uiPriority w:val="99"/>
+    <w:semiHidden/>
+    <w:unhideWhenUsed/>
+    <w:rsid w:val="00DD3380"/>
+    <w:rPr>
+      <w:color w:val="605E5C"/>
+      <w:shd w:val="clear" w:color="auto" w:fill="E1DFDD"/>
     </w:rPr>
   </w:style>
 </w:styles>
